--- a/Plantilla_Zapopan.docx
+++ b/Plantilla_Zapopan.docx
@@ -194,7 +194,7 @@
           <w:sz w:val="18"/>
           <w:szCs w:val="18"/>
         </w:rPr>
-        <w:t>SE ANEXA:                                                        DESLINDE</w:t>
+        <w:t>SE ANEXA:                                             DESLINDE</w:t>
       </w:r>
       <w:r>
         <w:rPr>
@@ -208,23 +208,27 @@
       <w:bookmarkEnd w:id="3"/>
       <w:r>
         <w:rPr>
-          <w:rFonts w:ascii="Segoe UI Symbol" w:eastAsia="Poppins" w:hAnsi="Segoe UI Symbol" w:cs="Segoe UI Symbol"/>
-        </w:rPr>
-        <w:t>☐</w:t>
-      </w:r>
-      <w:r>
-        <w:rPr>
-          <w:rFonts w:asciiTheme="majorHAnsi" w:eastAsia="Poppins" w:hAnsiTheme="majorHAnsi" w:cstheme="majorHAnsi"/>
-          <w:sz w:val="16"/>
-          <w:szCs w:val="16"/>
-        </w:rPr>
-        <w:t xml:space="preserve">                  </w:t>
-      </w:r>
-      <w:r>
-        <w:rPr>
           <w:rFonts w:asciiTheme="majorHAnsi" w:eastAsia="Poppins" w:hAnsiTheme="majorHAnsi" w:cstheme="majorHAnsi"/>
           <w:b/>
           <w:bCs/>
+          <w:sz w:val="21"/>
+          <w:szCs w:val="21"/>
+        </w:rPr>
+        <w:t>[ {{ x_deslinde }} ]</w:t>
+      </w:r>
+      <w:r>
+        <w:rPr>
+          <w:rFonts w:asciiTheme="majorHAnsi" w:eastAsia="Poppins" w:hAnsiTheme="majorHAnsi" w:cstheme="majorHAnsi"/>
+          <w:sz w:val="20"/>
+          <w:szCs w:val="20"/>
+        </w:rPr>
+        <w:t xml:space="preserve">                </w:t>
+      </w:r>
+      <w:r>
+        <w:rPr>
+          <w:rFonts w:asciiTheme="majorHAnsi" w:eastAsia="Poppins" w:hAnsiTheme="majorHAnsi" w:cstheme="majorHAnsi"/>
+          <w:b/>
+          <w:bCs/>
           <w:sz w:val="18"/>
           <w:szCs w:val="18"/>
         </w:rPr>
@@ -242,70 +246,22 @@
       <w:bookmarkEnd w:id="4"/>
       <w:r>
         <w:rPr>
-          <w:rFonts w:ascii="Segoe UI Symbol" w:eastAsia="Poppins" w:hAnsi="Segoe UI Symbol" w:cs="Segoe UI Symbol"/>
-        </w:rPr>
-        <w:t>☐</w:t>
-      </w:r>
-      <w:r>
-        <w:rPr>
-          <w:rFonts w:asciiTheme="majorHAnsi" w:eastAsia="Poppins" w:hAnsiTheme="majorHAnsi" w:cstheme="majorHAnsi"/>
-          <w:sz w:val="16"/>
-          <w:szCs w:val="16"/>
-        </w:rPr>
-        <w:t xml:space="preserve">                  </w:t>
-      </w:r>
-      <w:r>
-        <w:rPr>
-          <w:rFonts w:asciiTheme="majorHAnsi" w:eastAsia="Poppins" w:hAnsiTheme="majorHAnsi" w:cstheme="majorHAnsi"/>
-          <w:sz w:val="16"/>
-          <w:szCs w:val="16"/>
-        </w:rPr>
-        <w:t xml:space="preserve"> </w:t>
-      </w:r>
-      <w:r>
-        <w:rPr>
           <w:rFonts w:asciiTheme="majorHAnsi" w:eastAsia="Poppins" w:hAnsiTheme="majorHAnsi" w:cstheme="majorHAnsi"/>
           <w:b/>
           <w:bCs/>
-          <w:sz w:val="18"/>
-          <w:szCs w:val="18"/>
-        </w:rPr>
-        <w:t>CERTIFICADO DE NO PROPIEDAD</w:t>
-      </w:r>
-      <w:r>
-        <w:rPr>
-          <w:rFonts w:asciiTheme="majorHAnsi" w:eastAsia="Poppins" w:hAnsiTheme="majorHAnsi" w:cstheme="majorHAnsi"/>
-          <w:sz w:val="18"/>
-          <w:szCs w:val="18"/>
-        </w:rPr>
-        <w:t xml:space="preserve">  </w:t>
-      </w:r>
-      <w:bookmarkStart w:id="5" w:name="bookmark=id.sbl0yvxqp4m6" w:colFirst="0" w:colLast="0"/>
-      <w:bookmarkEnd w:id="5"/>
-      <w:r>
-        <w:rPr>
-          <w:rFonts w:ascii="Segoe UI Symbol" w:eastAsia="Poppins" w:hAnsi="Segoe UI Symbol" w:cs="Segoe UI Symbol"/>
-        </w:rPr>
-        <w:t>☐</w:t>
-      </w:r>
-    </w:p>
-    <w:p>
-      <w:pPr>
-        <w:rPr>
-          <w:rFonts w:asciiTheme="majorHAnsi" w:eastAsia="Poppins" w:hAnsiTheme="majorHAnsi" w:cstheme="majorHAnsi"/>
-          <w:sz w:val="18"/>
-          <w:szCs w:val="18"/>
-        </w:rPr>
-      </w:pPr>
-    </w:p>
-    <w:p>
-      <w:pPr>
-        <w:rPr>
-          <w:rFonts w:asciiTheme="majorHAnsi" w:eastAsia="Poppins" w:hAnsiTheme="majorHAnsi" w:cstheme="majorHAnsi"/>
-          <w:sz w:val="18"/>
-          <w:szCs w:val="18"/>
-        </w:rPr>
-      </w:pPr>
+          <w:sz w:val="21"/>
+          <w:szCs w:val="21"/>
+        </w:rPr>
+        <w:t>[ {{ x_avaluo }} ]</w:t>
+      </w:r>
+      <w:r>
+        <w:rPr>
+          <w:rFonts w:asciiTheme="majorHAnsi" w:eastAsia="Poppins" w:hAnsiTheme="majorHAnsi" w:cstheme="majorHAnsi"/>
+          <w:sz w:val="20"/>
+          <w:szCs w:val="20"/>
+        </w:rPr>
+        <w:t xml:space="preserve">                 </w:t>
+      </w:r>
       <w:r>
         <w:rPr>
           <w:rFonts w:asciiTheme="majorHAnsi" w:eastAsia="Poppins" w:hAnsiTheme="majorHAnsi" w:cstheme="majorHAnsi"/>
@@ -314,13 +270,59 @@
           <w:sz w:val="18"/>
           <w:szCs w:val="18"/>
         </w:rPr>
-        <w:t>NOMBRE DEL NOTARIO</w:t>
+        <w:t>CERTIFICADO DE NO PROPIEDAD</w:t>
+      </w:r>
+      <w:r>
+        <w:rPr>
+          <w:rFonts w:asciiTheme="majorHAnsi" w:eastAsia="Poppins" w:hAnsiTheme="majorHAnsi" w:cstheme="majorHAnsi"/>
+          <w:sz w:val="18"/>
+          <w:szCs w:val="18"/>
+        </w:rPr>
+        <w:t xml:space="preserve">  </w:t>
       </w:r>
       <w:r>
         <w:rPr>
           <w:rFonts w:asciiTheme="majorHAnsi" w:eastAsia="Poppins" w:hAnsiTheme="majorHAnsi" w:cstheme="majorHAnsi"/>
           <w:b/>
           <w:bCs/>
+          <w:sz w:val="21"/>
+          <w:szCs w:val="21"/>
+        </w:rPr>
+        <w:t>[ {{ x_certificado_no_prop }} ]</w:t>
+      </w:r>
+    </w:p>
+    <w:p>
+      <w:pPr>
+        <w:rPr>
+          <w:rFonts w:asciiTheme="majorHAnsi" w:eastAsia="Poppins" w:hAnsiTheme="majorHAnsi" w:cstheme="majorHAnsi"/>
+          <w:sz w:val="18"/>
+          <w:szCs w:val="18"/>
+        </w:rPr>
+      </w:pPr>
+    </w:p>
+    <w:p>
+      <w:pPr>
+        <w:rPr>
+          <w:rFonts w:asciiTheme="majorHAnsi" w:eastAsia="Poppins" w:hAnsiTheme="majorHAnsi" w:cstheme="majorHAnsi"/>
+          <w:sz w:val="18"/>
+          <w:szCs w:val="18"/>
+        </w:rPr>
+      </w:pPr>
+      <w:r>
+        <w:rPr>
+          <w:rFonts w:asciiTheme="majorHAnsi" w:eastAsia="Poppins" w:hAnsiTheme="majorHAnsi" w:cstheme="majorHAnsi"/>
+          <w:b/>
+          <w:bCs/>
+          <w:sz w:val="18"/>
+          <w:szCs w:val="18"/>
+        </w:rPr>
+        <w:t>NOMBRE DEL NOTARIO</w:t>
+      </w:r>
+      <w:r>
+        <w:rPr>
+          <w:rFonts w:asciiTheme="majorHAnsi" w:eastAsia="Poppins" w:hAnsiTheme="majorHAnsi" w:cstheme="majorHAnsi"/>
+          <w:b/>
+          <w:bCs/>
           <w:sz w:val="18"/>
           <w:szCs w:val="18"/>
         </w:rPr>
@@ -340,23 +342,7 @@
           <w:sz w:val="18"/>
           <w:szCs w:val="18"/>
         </w:rPr>
-        <w:t xml:space="preserve">     </w:t>
-      </w:r>
-      <w:r>
-        <w:rPr>
-          <w:rFonts w:asciiTheme="majorHAnsi" w:eastAsia="Poppins" w:hAnsiTheme="majorHAnsi" w:cstheme="majorHAnsi"/>
-          <w:sz w:val="18"/>
-          <w:szCs w:val="18"/>
-        </w:rPr>
-        <w:t>{{ notaria_numero }}</w:t>
-      </w:r>
-      <w:r>
-        <w:rPr>
-          <w:rFonts w:asciiTheme="majorHAnsi" w:eastAsia="Poppins" w:hAnsiTheme="majorHAnsi" w:cstheme="majorHAnsi"/>
-          <w:sz w:val="18"/>
-          <w:szCs w:val="18"/>
-        </w:rPr>
-        <w:t xml:space="preserve">                                                         </w:t>
+        <w:t xml:space="preserve">                                                             </w:t>
       </w:r>
       <w:r>
         <w:rPr>
@@ -402,8 +388,8 @@
         </w:rPr>
         <w:t>CERTIFICADO DEL NOTARIO</w:t>
       </w:r>
-      <w:bookmarkStart w:id="6" w:name="bookmark=id.fjcjuxrvo21k" w:colFirst="0" w:colLast="0"/>
-      <w:bookmarkEnd w:id="6"/>
+      <w:bookmarkStart w:id="5" w:name="bookmark=id.fjcjuxrvo21k" w:colFirst="0" w:colLast="0"/>
+      <w:bookmarkEnd w:id="5"/>
       <w:r>
         <w:rPr>
           <w:rFonts w:asciiTheme="majorHAnsi" w:eastAsia="Poppins" w:hAnsiTheme="majorHAnsi" w:cstheme="majorHAnsi"/>
@@ -490,8 +476,8 @@
         </w:rPr>
         <w:t xml:space="preserve">  </w:t>
       </w:r>
-      <w:bookmarkStart w:id="7" w:name="bookmark=id.h2jih6v8f485" w:colFirst="0" w:colLast="0"/>
-      <w:bookmarkEnd w:id="7"/>
+      <w:bookmarkStart w:id="6" w:name="bookmark=id.h2jih6v8f485" w:colFirst="0" w:colLast="0"/>
+      <w:bookmarkEnd w:id="6"/>
       <w:r>
         <w:rPr>
           <w:rFonts w:asciiTheme="majorHAnsi" w:eastAsia="Poppins" w:hAnsiTheme="majorHAnsi" w:cstheme="majorHAnsi"/>
@@ -562,8 +548,8 @@
         </w:rPr>
         <w:t xml:space="preserve"> </w:t>
       </w:r>
-      <w:bookmarkStart w:id="8" w:name="bookmark=id.fslwmyx9pmt2" w:colFirst="0" w:colLast="0"/>
-      <w:bookmarkEnd w:id="8"/>
+      <w:bookmarkStart w:id="7" w:name="bookmark=id.fslwmyx9pmt2" w:colFirst="0" w:colLast="0"/>
+      <w:bookmarkEnd w:id="7"/>
       <w:r>
         <w:rPr>
           <w:rFonts w:asciiTheme="majorHAnsi" w:eastAsia="Poppins" w:hAnsiTheme="majorHAnsi" w:cstheme="majorHAnsi"/>
@@ -606,8 +592,8 @@
         </w:rPr>
         <w:t xml:space="preserve">: </w:t>
       </w:r>
-      <w:bookmarkStart w:id="9" w:name="bookmark=id.qmcgtl7p0k7k" w:colFirst="0" w:colLast="0"/>
-      <w:bookmarkEnd w:id="9"/>
+      <w:bookmarkStart w:id="8" w:name="bookmark=id.qmcgtl7p0k7k" w:colFirst="0" w:colLast="0"/>
+      <w:bookmarkEnd w:id="8"/>
       <w:r>
         <w:rPr>
           <w:rFonts w:asciiTheme="majorHAnsi" w:eastAsia="Poppins" w:hAnsiTheme="majorHAnsi" w:cstheme="majorHAnsi"/>
@@ -660,8 +646,8 @@
         </w:rPr>
         <w:t xml:space="preserve">: </w:t>
       </w:r>
-      <w:bookmarkStart w:id="10" w:name="bookmark=id.1k2azige5awx" w:colFirst="0" w:colLast="0"/>
-      <w:bookmarkEnd w:id="10"/>
+      <w:bookmarkStart w:id="9" w:name="bookmark=id.1k2azige5awx" w:colFirst="0" w:colLast="0"/>
+      <w:bookmarkEnd w:id="9"/>
       <w:r>
         <w:rPr>
           <w:rFonts w:asciiTheme="majorHAnsi" w:eastAsia="Poppins" w:hAnsiTheme="majorHAnsi" w:cstheme="majorHAnsi"/>
@@ -723,8 +709,8 @@
         </w:rPr>
         <w:t xml:space="preserve"> </w:t>
       </w:r>
-      <w:bookmarkStart w:id="11" w:name="bookmark=id.t2m7p1csplwy" w:colFirst="0" w:colLast="0"/>
-      <w:bookmarkEnd w:id="11"/>
+      <w:bookmarkStart w:id="10" w:name="bookmark=id.t2m7p1csplwy" w:colFirst="0" w:colLast="0"/>
+      <w:bookmarkEnd w:id="10"/>
       <w:r>
         <w:rPr>
           <w:rFonts w:asciiTheme="majorHAnsi" w:eastAsia="Poppins" w:hAnsiTheme="majorHAnsi" w:cstheme="majorHAnsi"/>
@@ -785,8 +771,8 @@
         </w:rPr>
         <w:t xml:space="preserve">: </w:t>
       </w:r>
-      <w:bookmarkStart w:id="12" w:name="bookmark=id.rymgqwcsb8hs" w:colFirst="0" w:colLast="0"/>
-      <w:bookmarkEnd w:id="12"/>
+      <w:bookmarkStart w:id="11" w:name="bookmark=id.rymgqwcsb8hs" w:colFirst="0" w:colLast="0"/>
+      <w:bookmarkEnd w:id="11"/>
       <w:r>
         <w:rPr>
           <w:rFonts w:asciiTheme="majorHAnsi" w:eastAsia="Poppins" w:hAnsiTheme="majorHAnsi" w:cstheme="majorHAnsi"/>
@@ -839,8 +825,8 @@
         </w:rPr>
         <w:t xml:space="preserve">: </w:t>
       </w:r>
-      <w:bookmarkStart w:id="13" w:name="bookmark=id.5spbdu80pcuh" w:colFirst="0" w:colLast="0"/>
-      <w:bookmarkEnd w:id="13"/>
+      <w:bookmarkStart w:id="12" w:name="bookmark=id.5spbdu80pcuh" w:colFirst="0" w:colLast="0"/>
+      <w:bookmarkEnd w:id="12"/>
       <w:r>
         <w:rPr>
           <w:rFonts w:asciiTheme="majorHAnsi" w:eastAsia="Poppins" w:hAnsiTheme="majorHAnsi" w:cstheme="majorHAnsi"/>
@@ -902,8 +888,8 @@
         </w:rPr>
         <w:t xml:space="preserve"> </w:t>
       </w:r>
-      <w:bookmarkStart w:id="14" w:name="bookmark=id.5j0yjxdmm4ji" w:colFirst="0" w:colLast="0"/>
-      <w:bookmarkEnd w:id="14"/>
+      <w:bookmarkStart w:id="13" w:name="bookmark=id.5j0yjxdmm4ji" w:colFirst="0" w:colLast="0"/>
+      <w:bookmarkEnd w:id="13"/>
       <w:r>
         <w:rPr>
           <w:rFonts w:asciiTheme="majorHAnsi" w:eastAsia="Poppins" w:hAnsiTheme="majorHAnsi" w:cstheme="majorHAnsi"/>
@@ -956,8 +942,8 @@
         </w:rPr>
         <w:t xml:space="preserve"> </w:t>
       </w:r>
-      <w:bookmarkStart w:id="15" w:name="bookmark=id.lju6ywwmud45" w:colFirst="0" w:colLast="0"/>
-      <w:bookmarkEnd w:id="15"/>
+      <w:bookmarkStart w:id="14" w:name="bookmark=id.lju6ywwmud45" w:colFirst="0" w:colLast="0"/>
+      <w:bookmarkEnd w:id="14"/>
       <w:r>
         <w:rPr>
           <w:rFonts w:asciiTheme="majorHAnsi" w:eastAsia="Poppins" w:hAnsiTheme="majorHAnsi" w:cstheme="majorHAnsi"/>
@@ -1010,8 +996,8 @@
         </w:rPr>
         <w:t xml:space="preserve"> </w:t>
       </w:r>
-      <w:bookmarkStart w:id="16" w:name="bookmark=id.o643outbt4db" w:colFirst="0" w:colLast="0"/>
-      <w:bookmarkEnd w:id="16"/>
+      <w:bookmarkStart w:id="15" w:name="bookmark=id.o643outbt4db" w:colFirst="0" w:colLast="0"/>
+      <w:bookmarkEnd w:id="15"/>
       <w:r>
         <w:rPr>
           <w:rFonts w:asciiTheme="majorHAnsi" w:eastAsia="Poppins" w:hAnsiTheme="majorHAnsi" w:cstheme="majorHAnsi"/>
@@ -1064,8 +1050,8 @@
         </w:rPr>
         <w:t xml:space="preserve">: </w:t>
       </w:r>
-      <w:bookmarkStart w:id="17" w:name="bookmark=id.e4ocvk1x0bz3" w:colFirst="0" w:colLast="0"/>
-      <w:bookmarkEnd w:id="17"/>
+      <w:bookmarkStart w:id="16" w:name="bookmark=id.e4ocvk1x0bz3" w:colFirst="0" w:colLast="0"/>
+      <w:bookmarkEnd w:id="16"/>
       <w:r>
         <w:rPr>
           <w:rFonts w:asciiTheme="majorHAnsi" w:eastAsia="Poppins" w:hAnsiTheme="majorHAnsi" w:cstheme="majorHAnsi"/>
@@ -1136,8 +1122,8 @@
         </w:rPr>
         <w:t xml:space="preserve"> </w:t>
       </w:r>
-      <w:bookmarkStart w:id="18" w:name="bookmark=id.ue6t41w6qbuq" w:colFirst="0" w:colLast="0"/>
-      <w:bookmarkEnd w:id="18"/>
+      <w:bookmarkStart w:id="17" w:name="bookmark=id.ue6t41w6qbuq" w:colFirst="0" w:colLast="0"/>
+      <w:bookmarkEnd w:id="17"/>
       <w:r>
         <w:rPr>
           <w:rFonts w:asciiTheme="majorHAnsi" w:eastAsia="Poppins" w:hAnsiTheme="majorHAnsi" w:cstheme="majorHAnsi"/>
@@ -1182,8 +1168,8 @@
         </w:rPr>
         <w:t xml:space="preserve"> </w:t>
       </w:r>
-      <w:bookmarkStart w:id="19" w:name="bookmark=id.g0dwiy8v8o1g" w:colFirst="0" w:colLast="0"/>
-      <w:bookmarkEnd w:id="19"/>
+      <w:bookmarkStart w:id="18" w:name="bookmark=id.g0dwiy8v8o1g" w:colFirst="0" w:colLast="0"/>
+      <w:bookmarkEnd w:id="18"/>
       <w:r>
         <w:rPr>
           <w:rFonts w:ascii="Segoe UI Symbol" w:eastAsia="Poppins" w:hAnsi="Segoe UI Symbol" w:cs="Segoe UI Symbol"/>
@@ -1253,8 +1239,8 @@
         </w:rPr>
         <w:t xml:space="preserve"> </w:t>
       </w:r>
-      <w:bookmarkStart w:id="20" w:name="bookmark=id.vyp6ygfj8c50" w:colFirst="0" w:colLast="0"/>
-      <w:bookmarkEnd w:id="20"/>
+      <w:bookmarkStart w:id="19" w:name="bookmark=id.vyp6ygfj8c50" w:colFirst="0" w:colLast="0"/>
+      <w:bookmarkEnd w:id="19"/>
       <w:r>
         <w:rPr>
           <w:rFonts w:ascii="Segoe UI Symbol" w:eastAsia="Poppins" w:hAnsi="Segoe UI Symbol" w:cs="Segoe UI Symbol"/>
@@ -1308,8 +1294,8 @@
         </w:rPr>
         <w:t xml:space="preserve"> </w:t>
       </w:r>
-      <w:bookmarkStart w:id="21" w:name="bookmark=id.di7ic451db57" w:colFirst="0" w:colLast="0"/>
-      <w:bookmarkEnd w:id="21"/>
+      <w:bookmarkStart w:id="20" w:name="bookmark=id.di7ic451db57" w:colFirst="0" w:colLast="0"/>
+      <w:bookmarkEnd w:id="20"/>
       <w:r>
         <w:rPr>
           <w:rFonts w:ascii="Segoe UI Symbol" w:eastAsia="Poppins" w:hAnsi="Segoe UI Symbol" w:cs="Segoe UI Symbol"/>
@@ -1363,8 +1349,8 @@
         </w:rPr>
         <w:t xml:space="preserve"> </w:t>
       </w:r>
-      <w:bookmarkStart w:id="22" w:name="bookmark=id.i7h1dmhb0fgu" w:colFirst="0" w:colLast="0"/>
-      <w:bookmarkEnd w:id="22"/>
+      <w:bookmarkStart w:id="21" w:name="bookmark=id.i7h1dmhb0fgu" w:colFirst="0" w:colLast="0"/>
+      <w:bookmarkEnd w:id="21"/>
       <w:r>
         <w:rPr>
           <w:rFonts w:ascii="Segoe UI Symbol" w:eastAsia="Poppins" w:hAnsi="Segoe UI Symbol" w:cs="Segoe UI Symbol"/>
@@ -1428,8 +1414,8 @@
         </w:rPr>
         <w:t xml:space="preserve">: </w:t>
       </w:r>
-      <w:bookmarkStart w:id="23" w:name="bookmark=id.1wmcidvbajkz" w:colFirst="0" w:colLast="0"/>
-      <w:bookmarkEnd w:id="23"/>
+      <w:bookmarkStart w:id="22" w:name="bookmark=id.1wmcidvbajkz" w:colFirst="0" w:colLast="0"/>
+      <w:bookmarkEnd w:id="22"/>
       <w:r>
         <w:rPr>
           <w:rFonts w:asciiTheme="majorHAnsi" w:eastAsia="Poppins" w:hAnsiTheme="majorHAnsi" w:cstheme="majorHAnsi"/>
@@ -1483,8 +1469,8 @@
         </w:rPr>
         <w:t xml:space="preserve"> </w:t>
       </w:r>
-      <w:bookmarkStart w:id="24" w:name="bookmark=id.4idgj5uq10da" w:colFirst="0" w:colLast="0"/>
-      <w:bookmarkEnd w:id="24"/>
+      <w:bookmarkStart w:id="23" w:name="bookmark=id.4idgj5uq10da" w:colFirst="0" w:colLast="0"/>
+      <w:bookmarkEnd w:id="23"/>
     </w:p>
     <w:p>
       <w:pPr>
@@ -1684,8 +1670,8 @@
                 <w:szCs w:val="18"/>
               </w:rPr>
             </w:pPr>
-            <w:bookmarkStart w:id="25" w:name="bookmark=id.ti0soh7jshme" w:colFirst="0" w:colLast="0"/>
-            <w:bookmarkEnd w:id="25"/>
+            <w:bookmarkStart w:id="24" w:name="bookmark=id.ti0soh7jshme" w:colFirst="0" w:colLast="0"/>
+            <w:bookmarkEnd w:id="24"/>
             <w:r>
               <w:rPr>
                 <w:rFonts w:asciiTheme="majorHAnsi" w:eastAsia="Poppins" w:hAnsiTheme="majorHAnsi" w:cstheme="majorHAnsi"/>
@@ -1761,8 +1747,8 @@
                 <w:szCs w:val="18"/>
               </w:rPr>
             </w:pPr>
-            <w:bookmarkStart w:id="26" w:name="bookmark=id.g2lgd8ih8mzg" w:colFirst="0" w:colLast="0"/>
-            <w:bookmarkEnd w:id="26"/>
+            <w:bookmarkStart w:id="25" w:name="bookmark=id.g2lgd8ih8mzg" w:colFirst="0" w:colLast="0"/>
+            <w:bookmarkEnd w:id="25"/>
             <w:r>
               <w:rPr>
                 <w:rFonts w:asciiTheme="majorHAnsi" w:eastAsia="Poppins" w:hAnsiTheme="majorHAnsi" w:cstheme="majorHAnsi"/>
@@ -1847,8 +1833,8 @@
                 <w:szCs w:val="18"/>
               </w:rPr>
             </w:pPr>
-            <w:bookmarkStart w:id="27" w:name="bookmark=id.awm2jug2n0lf" w:colFirst="0" w:colLast="0"/>
-            <w:bookmarkEnd w:id="27"/>
+            <w:bookmarkStart w:id="26" w:name="bookmark=id.awm2jug2n0lf" w:colFirst="0" w:colLast="0"/>
+            <w:bookmarkEnd w:id="26"/>
             <w:r>
               <w:rPr>
                 <w:rFonts w:asciiTheme="majorHAnsi" w:eastAsia="Poppins" w:hAnsiTheme="majorHAnsi" w:cstheme="majorHAnsi"/>
@@ -1923,8 +1909,8 @@
                 <w:szCs w:val="18"/>
               </w:rPr>
             </w:pPr>
-            <w:bookmarkStart w:id="28" w:name="bookmark=id.d5d76b2suws" w:colFirst="0" w:colLast="0"/>
-            <w:bookmarkEnd w:id="28"/>
+            <w:bookmarkStart w:id="27" w:name="bookmark=id.d5d76b2suws" w:colFirst="0" w:colLast="0"/>
+            <w:bookmarkEnd w:id="27"/>
             <w:r>
               <w:rPr>
                 <w:rFonts w:asciiTheme="majorHAnsi" w:eastAsia="Poppins" w:hAnsiTheme="majorHAnsi" w:cstheme="majorHAnsi"/>
@@ -1994,8 +1980,8 @@
                 <w:szCs w:val="18"/>
               </w:rPr>
             </w:pPr>
-            <w:bookmarkStart w:id="29" w:name="bookmark=id.g7qkltwnya7i" w:colFirst="0" w:colLast="0"/>
-            <w:bookmarkEnd w:id="29"/>
+            <w:bookmarkStart w:id="28" w:name="bookmark=id.g7qkltwnya7i" w:colFirst="0" w:colLast="0"/>
+            <w:bookmarkEnd w:id="28"/>
             <w:r>
               <w:rPr>
                 <w:rFonts w:asciiTheme="majorHAnsi" w:eastAsia="Poppins" w:hAnsiTheme="majorHAnsi" w:cstheme="majorHAnsi"/>
@@ -2165,8 +2151,8 @@
               </w:rPr>
               <w:t xml:space="preserve">IMPUESTO AL MUNICIPIO </w:t>
             </w:r>
-            <w:bookmarkStart w:id="30" w:name="bookmark=id.tmaeyir8mal6" w:colFirst="0" w:colLast="0"/>
-            <w:bookmarkEnd w:id="30"/>
+            <w:bookmarkStart w:id="29" w:name="bookmark=id.tmaeyir8mal6" w:colFirst="0" w:colLast="0"/>
+            <w:bookmarkEnd w:id="29"/>
             <w:r>
               <w:rPr>
                 <w:rFonts w:asciiTheme="majorHAnsi" w:eastAsia="Poppins" w:hAnsiTheme="majorHAnsi" w:cstheme="majorHAnsi"/>
@@ -2185,8 +2171,8 @@
               </w:rPr>
               <w:t xml:space="preserve">                     AL  </w:t>
             </w:r>
-            <w:bookmarkStart w:id="31" w:name="bookmark=id.797t5ev1ydc8" w:colFirst="0" w:colLast="0"/>
-            <w:bookmarkEnd w:id="31"/>
+            <w:bookmarkStart w:id="30" w:name="bookmark=id.797t5ev1ydc8" w:colFirst="0" w:colLast="0"/>
+            <w:bookmarkEnd w:id="30"/>
             <w:r>
               <w:rPr>
                 <w:rFonts w:asciiTheme="majorHAnsi" w:eastAsia="Poppins" w:hAnsiTheme="majorHAnsi" w:cstheme="majorHAnsi"/>
@@ -2223,8 +2209,8 @@
               </w:rPr>
               <w:t xml:space="preserve"> </w:t>
             </w:r>
-            <w:bookmarkStart w:id="32" w:name="bookmark=id.by19q2jsas0" w:colFirst="0" w:colLast="0"/>
-            <w:bookmarkEnd w:id="32"/>
+            <w:bookmarkStart w:id="31" w:name="bookmark=id.by19q2jsas0" w:colFirst="0" w:colLast="0"/>
+            <w:bookmarkEnd w:id="31"/>
             <w:r>
               <w:rPr>
                 <w:rFonts w:asciiTheme="majorHAnsi" w:eastAsia="Poppins" w:hAnsiTheme="majorHAnsi" w:cstheme="majorHAnsi"/>
@@ -2281,8 +2267,8 @@
               </w:rPr>
               <w:t xml:space="preserve"> </w:t>
             </w:r>
-            <w:bookmarkStart w:id="33" w:name="bookmark=id.korxunitfcis" w:colFirst="0" w:colLast="0"/>
-            <w:bookmarkEnd w:id="33"/>
+            <w:bookmarkStart w:id="32" w:name="bookmark=id.korxunitfcis" w:colFirst="0" w:colLast="0"/>
+            <w:bookmarkEnd w:id="32"/>
             <w:r>
               <w:rPr>
                 <w:rFonts w:asciiTheme="majorHAnsi" w:eastAsia="Poppins" w:hAnsiTheme="majorHAnsi" w:cstheme="majorHAnsi"/>
@@ -2353,8 +2339,8 @@
               </w:rPr>
               <w:t xml:space="preserve">RECARGOS   </w:t>
             </w:r>
-            <w:bookmarkStart w:id="34" w:name="bookmark=id.ew7kfim4sv4u" w:colFirst="0" w:colLast="0"/>
-            <w:bookmarkEnd w:id="34"/>
+            <w:bookmarkStart w:id="33" w:name="bookmark=id.ew7kfim4sv4u" w:colFirst="0" w:colLast="0"/>
+            <w:bookmarkEnd w:id="33"/>
             <w:r>
               <w:rPr>
                 <w:rFonts w:asciiTheme="majorHAnsi" w:eastAsia="Poppins" w:hAnsiTheme="majorHAnsi" w:cstheme="majorHAnsi"/>
@@ -2373,8 +2359,8 @@
               </w:rPr>
               <w:t xml:space="preserve">                                         AL  </w:t>
             </w:r>
-            <w:bookmarkStart w:id="35" w:name="bookmark=id.urq60c4y6xfz" w:colFirst="0" w:colLast="0"/>
-            <w:bookmarkEnd w:id="35"/>
+            <w:bookmarkStart w:id="34" w:name="bookmark=id.urq60c4y6xfz" w:colFirst="0" w:colLast="0"/>
+            <w:bookmarkEnd w:id="34"/>
             <w:r>
               <w:rPr>
                 <w:rFonts w:asciiTheme="majorHAnsi" w:eastAsia="Cambria Math" w:hAnsiTheme="majorHAnsi" w:cstheme="majorHAnsi"/>
@@ -2393,8 +2379,8 @@
               </w:rPr>
               <w:t xml:space="preserve">     %                   </w:t>
             </w:r>
-            <w:bookmarkStart w:id="36" w:name="bookmark=id.woi3ya6ldvr4" w:colFirst="0" w:colLast="0"/>
-            <w:bookmarkEnd w:id="36"/>
+            <w:bookmarkStart w:id="35" w:name="bookmark=id.woi3ya6ldvr4" w:colFirst="0" w:colLast="0"/>
+            <w:bookmarkEnd w:id="35"/>
             <w:r>
               <w:rPr>
                 <w:rFonts w:asciiTheme="majorHAnsi" w:eastAsia="Cambria Math" w:hAnsiTheme="majorHAnsi" w:cstheme="majorHAnsi"/>
@@ -2451,8 +2437,8 @@
               </w:rPr>
               <w:t xml:space="preserve"> </w:t>
             </w:r>
-            <w:bookmarkStart w:id="37" w:name="bookmark=id.xrwyk6n8qz9c" w:colFirst="0" w:colLast="0"/>
-            <w:bookmarkEnd w:id="37"/>
+            <w:bookmarkStart w:id="36" w:name="bookmark=id.xrwyk6n8qz9c" w:colFirst="0" w:colLast="0"/>
+            <w:bookmarkEnd w:id="36"/>
             <w:r>
               <w:rPr>
                 <w:rFonts w:asciiTheme="majorHAnsi" w:eastAsia="Poppins" w:hAnsiTheme="majorHAnsi" w:cstheme="majorHAnsi"/>
@@ -2513,8 +2499,8 @@
               </w:rPr>
               <w:t xml:space="preserve">MULTA </w:t>
             </w:r>
-            <w:bookmarkStart w:id="38" w:name="bookmark=id.viwbwajwppwx" w:colFirst="0" w:colLast="0"/>
-            <w:bookmarkEnd w:id="38"/>
+            <w:bookmarkStart w:id="37" w:name="bookmark=id.viwbwajwppwx" w:colFirst="0" w:colLast="0"/>
+            <w:bookmarkEnd w:id="37"/>
             <w:r>
               <w:rPr>
                 <w:rFonts w:asciiTheme="majorHAnsi" w:eastAsia="Poppins" w:hAnsiTheme="majorHAnsi" w:cstheme="majorHAnsi"/>
@@ -2571,8 +2557,8 @@
               </w:rPr>
               <w:t xml:space="preserve"> </w:t>
             </w:r>
-            <w:bookmarkStart w:id="39" w:name="bookmark=id.d6j2gaqm6ltx" w:colFirst="0" w:colLast="0"/>
-            <w:bookmarkEnd w:id="39"/>
+            <w:bookmarkStart w:id="38" w:name="bookmark=id.d6j2gaqm6ltx" w:colFirst="0" w:colLast="0"/>
+            <w:bookmarkEnd w:id="38"/>
             <w:r>
               <w:rPr>
                 <w:rFonts w:asciiTheme="majorHAnsi" w:eastAsia="Poppins" w:hAnsiTheme="majorHAnsi" w:cstheme="majorHAnsi"/>
@@ -2761,8 +2747,8 @@
               </w:rPr>
               <w:t xml:space="preserve"> </w:t>
             </w:r>
-            <w:bookmarkStart w:id="40" w:name="bookmark=id.942aegj0ghd3" w:colFirst="0" w:colLast="0"/>
-            <w:bookmarkEnd w:id="40"/>
+            <w:bookmarkStart w:id="39" w:name="bookmark=id.942aegj0ghd3" w:colFirst="0" w:colLast="0"/>
+            <w:bookmarkEnd w:id="39"/>
             <w:r>
               <w:rPr>
                 <w:rFonts w:asciiTheme="majorHAnsi" w:eastAsia="Poppins" w:hAnsiTheme="majorHAnsi" w:cstheme="majorHAnsi"/>
@@ -2826,89 +2812,89 @@
         </w:rPr>
         <w:t xml:space="preserve">DISPOSICIONES APLICABLES EN CASO DE EXENCION: </w:t>
       </w:r>
-      <w:bookmarkStart w:id="41" w:name="bookmark=id.j58s16qx6r4a" w:colFirst="0" w:colLast="0"/>
+      <w:bookmarkStart w:id="40" w:name="bookmark=id.j58s16qx6r4a" w:colFirst="0" w:colLast="0"/>
+      <w:bookmarkEnd w:id="40"/>
+      <w:r>
+        <w:rPr>
+          <w:rFonts w:asciiTheme="majorHAnsi" w:eastAsia="Poppins" w:hAnsiTheme="majorHAnsi" w:cstheme="majorHAnsi"/>
+          <w:sz w:val="18"/>
+          <w:szCs w:val="18"/>
+        </w:rPr>
+        <w:t xml:space="preserve">    </w:t>
+      </w:r>
+    </w:p>
+    <w:p>
+      <w:pPr>
+        <w:rPr>
+          <w:rFonts w:asciiTheme="majorHAnsi" w:eastAsia="Poppins" w:hAnsiTheme="majorHAnsi" w:cstheme="majorHAnsi"/>
+          <w:sz w:val="18"/>
+          <w:szCs w:val="18"/>
+        </w:rPr>
+      </w:pPr>
+    </w:p>
+    <w:p>
+      <w:pPr>
+        <w:rPr>
+          <w:rFonts w:asciiTheme="majorHAnsi" w:eastAsia="Poppins" w:hAnsiTheme="majorHAnsi" w:cstheme="majorHAnsi"/>
+          <w:sz w:val="18"/>
+          <w:szCs w:val="18"/>
+        </w:rPr>
+      </w:pPr>
+    </w:p>
+    <w:p>
+      <w:pPr>
+        <w:rPr>
+          <w:rFonts w:asciiTheme="majorHAnsi" w:eastAsia="Poppins" w:hAnsiTheme="majorHAnsi" w:cstheme="majorHAnsi"/>
+          <w:sz w:val="18"/>
+          <w:szCs w:val="18"/>
+        </w:rPr>
+      </w:pPr>
+    </w:p>
+    <w:p>
+      <w:pPr>
+        <w:rPr>
+          <w:rFonts w:asciiTheme="majorHAnsi" w:eastAsia="Poppins" w:hAnsiTheme="majorHAnsi" w:cstheme="majorHAnsi"/>
+          <w:sz w:val="18"/>
+          <w:szCs w:val="18"/>
+        </w:rPr>
+      </w:pPr>
+      <w:r>
+        <w:rPr>
+          <w:rFonts w:asciiTheme="majorHAnsi" w:eastAsia="Poppins" w:hAnsiTheme="majorHAnsi" w:cstheme="majorHAnsi"/>
+          <w:sz w:val="18"/>
+          <w:szCs w:val="18"/>
+        </w:rPr>
+        <w:t>EN CASO DE ESCRITURAS PRIVADAS Y OPERACIONES EN FIDEICOMISO, ANEXAR FOTOCOPIAS POR DUPLICADO.</w:t>
+      </w:r>
+    </w:p>
+    <w:p>
+      <w:pPr>
+        <w:rPr>
+          <w:rFonts w:asciiTheme="majorHAnsi" w:eastAsia="Poppins" w:hAnsiTheme="majorHAnsi" w:cstheme="majorHAnsi"/>
+          <w:sz w:val="18"/>
+          <w:szCs w:val="18"/>
+        </w:rPr>
+      </w:pPr>
+    </w:p>
+    <w:p>
+      <w:pPr>
+        <w:rPr>
+          <w:rFonts w:asciiTheme="majorHAnsi" w:eastAsia="Poppins" w:hAnsiTheme="majorHAnsi" w:cstheme="majorHAnsi"/>
+          <w:sz w:val="18"/>
+          <w:szCs w:val="18"/>
+          <w:u w:val="single"/>
+        </w:rPr>
+      </w:pPr>
+      <w:r>
+        <w:rPr>
+          <w:rFonts w:asciiTheme="majorHAnsi" w:eastAsia="Poppins" w:hAnsiTheme="majorHAnsi" w:cstheme="majorHAnsi"/>
+          <w:sz w:val="18"/>
+          <w:szCs w:val="18"/>
+        </w:rPr>
+        <w:t xml:space="preserve">ZAPOPAN, JAL. A </w:t>
+      </w:r>
+      <w:bookmarkStart w:id="41" w:name="bookmark=id.qbxsr2aikx0h" w:colFirst="0" w:colLast="0"/>
       <w:bookmarkEnd w:id="41"/>
-      <w:r>
-        <w:rPr>
-          <w:rFonts w:asciiTheme="majorHAnsi" w:eastAsia="Poppins" w:hAnsiTheme="majorHAnsi" w:cstheme="majorHAnsi"/>
-          <w:sz w:val="18"/>
-          <w:szCs w:val="18"/>
-        </w:rPr>
-        <w:t xml:space="preserve">    </w:t>
-      </w:r>
-    </w:p>
-    <w:p>
-      <w:pPr>
-        <w:rPr>
-          <w:rFonts w:asciiTheme="majorHAnsi" w:eastAsia="Poppins" w:hAnsiTheme="majorHAnsi" w:cstheme="majorHAnsi"/>
-          <w:sz w:val="18"/>
-          <w:szCs w:val="18"/>
-        </w:rPr>
-      </w:pPr>
-    </w:p>
-    <w:p>
-      <w:pPr>
-        <w:rPr>
-          <w:rFonts w:asciiTheme="majorHAnsi" w:eastAsia="Poppins" w:hAnsiTheme="majorHAnsi" w:cstheme="majorHAnsi"/>
-          <w:sz w:val="18"/>
-          <w:szCs w:val="18"/>
-        </w:rPr>
-      </w:pPr>
-    </w:p>
-    <w:p>
-      <w:pPr>
-        <w:rPr>
-          <w:rFonts w:asciiTheme="majorHAnsi" w:eastAsia="Poppins" w:hAnsiTheme="majorHAnsi" w:cstheme="majorHAnsi"/>
-          <w:sz w:val="18"/>
-          <w:szCs w:val="18"/>
-        </w:rPr>
-      </w:pPr>
-    </w:p>
-    <w:p>
-      <w:pPr>
-        <w:rPr>
-          <w:rFonts w:asciiTheme="majorHAnsi" w:eastAsia="Poppins" w:hAnsiTheme="majorHAnsi" w:cstheme="majorHAnsi"/>
-          <w:sz w:val="18"/>
-          <w:szCs w:val="18"/>
-        </w:rPr>
-      </w:pPr>
-      <w:r>
-        <w:rPr>
-          <w:rFonts w:asciiTheme="majorHAnsi" w:eastAsia="Poppins" w:hAnsiTheme="majorHAnsi" w:cstheme="majorHAnsi"/>
-          <w:sz w:val="18"/>
-          <w:szCs w:val="18"/>
-        </w:rPr>
-        <w:t>EN CASO DE ESCRITURAS PRIVADAS Y OPERACIONES EN FIDEICOMISO, ANEXAR FOTOCOPIAS POR DUPLICADO.</w:t>
-      </w:r>
-    </w:p>
-    <w:p>
-      <w:pPr>
-        <w:rPr>
-          <w:rFonts w:asciiTheme="majorHAnsi" w:eastAsia="Poppins" w:hAnsiTheme="majorHAnsi" w:cstheme="majorHAnsi"/>
-          <w:sz w:val="18"/>
-          <w:szCs w:val="18"/>
-        </w:rPr>
-      </w:pPr>
-    </w:p>
-    <w:p>
-      <w:pPr>
-        <w:rPr>
-          <w:rFonts w:asciiTheme="majorHAnsi" w:eastAsia="Poppins" w:hAnsiTheme="majorHAnsi" w:cstheme="majorHAnsi"/>
-          <w:sz w:val="18"/>
-          <w:szCs w:val="18"/>
-          <w:u w:val="single"/>
-        </w:rPr>
-      </w:pPr>
-      <w:r>
-        <w:rPr>
-          <w:rFonts w:asciiTheme="majorHAnsi" w:eastAsia="Poppins" w:hAnsiTheme="majorHAnsi" w:cstheme="majorHAnsi"/>
-          <w:sz w:val="18"/>
-          <w:szCs w:val="18"/>
-        </w:rPr>
-        <w:t xml:space="preserve">ZAPOPAN, JAL. A </w:t>
-      </w:r>
-      <w:bookmarkStart w:id="42" w:name="bookmark=id.qbxsr2aikx0h" w:colFirst="0" w:colLast="0"/>
-      <w:bookmarkEnd w:id="42"/>
       <w:r>
         <w:rPr>
           <w:rFonts w:asciiTheme="majorHAnsi" w:eastAsia="Poppins" w:hAnsiTheme="majorHAnsi" w:cstheme="majorHAnsi"/>

--- a/Plantilla_Zapopan.docx
+++ b/Plantilla_Zapopan.docx
@@ -5,14 +5,14 @@
     <w:p>
       <w:pPr>
         <w:rPr>
-          <w:rFonts w:asciiTheme="majorHAnsi" w:eastAsia="Poppins" w:hAnsiTheme="majorHAnsi" w:cstheme="majorHAnsi"/>
-          <w:sz w:val="18"/>
-          <w:szCs w:val="18"/>
-        </w:rPr>
-      </w:pPr>
-      <w:r>
-        <w:rPr>
-          <w:rFonts w:asciiTheme="majorHAnsi" w:eastAsia="Poppins" w:hAnsiTheme="majorHAnsi" w:cstheme="majorHAnsi"/>
+          <w:rFonts w:ascii="Calibri" w:eastAsia="Poppins" w:hAnsi="Calibri" w:cs="Calibri"/>
+          <w:sz w:val="18"/>
+          <w:szCs w:val="18"/>
+        </w:rPr>
+      </w:pPr>
+      <w:r>
+        <w:rPr>
+          <w:rFonts w:ascii="Calibri" w:eastAsia="Poppins" w:hAnsi="Calibri" w:cs="Calibri"/>
           <w:b/>
           <w:bCs/>
           <w:sz w:val="18"/>
@@ -22,7 +22,7 @@
       </w:r>
       <w:r>
         <w:rPr>
-          <w:rFonts w:asciiTheme="majorHAnsi" w:eastAsia="Poppins" w:hAnsiTheme="majorHAnsi" w:cstheme="majorHAnsi"/>
+          <w:rFonts w:ascii="Calibri" w:eastAsia="Poppins" w:hAnsi="Calibri" w:cs="Calibri"/>
           <w:sz w:val="18"/>
           <w:szCs w:val="18"/>
         </w:rPr>
@@ -34,14 +34,14 @@
     <w:p>
       <w:pPr>
         <w:rPr>
-          <w:rFonts w:asciiTheme="majorHAnsi" w:eastAsia="Poppins" w:hAnsiTheme="majorHAnsi" w:cstheme="majorHAnsi"/>
-          <w:sz w:val="18"/>
-          <w:szCs w:val="18"/>
-        </w:rPr>
-      </w:pPr>
-      <w:r>
-        <w:rPr>
-          <w:rFonts w:asciiTheme="majorHAnsi" w:eastAsia="Poppins" w:hAnsiTheme="majorHAnsi" w:cstheme="majorHAnsi"/>
+          <w:rFonts w:ascii="Calibri" w:eastAsia="Poppins" w:hAnsi="Calibri" w:cs="Calibri"/>
+          <w:sz w:val="18"/>
+          <w:szCs w:val="18"/>
+        </w:rPr>
+      </w:pPr>
+      <w:r>
+        <w:rPr>
+          <w:rFonts w:ascii="Calibri" w:eastAsia="Poppins" w:hAnsi="Calibri" w:cs="Calibri"/>
           <w:b/>
           <w:bCs/>
           <w:sz w:val="18"/>
@@ -51,7 +51,7 @@
       </w:r>
       <w:r>
         <w:rPr>
-          <w:rFonts w:asciiTheme="majorHAnsi" w:eastAsia="Poppins" w:hAnsiTheme="majorHAnsi" w:cstheme="majorHAnsi"/>
+          <w:rFonts w:ascii="Calibri" w:eastAsia="Poppins" w:hAnsi="Calibri" w:cs="Calibri"/>
           <w:sz w:val="21"/>
           <w:szCs w:val="21"/>
         </w:rPr>
@@ -61,7 +61,7 @@
       <w:bookmarkEnd w:id="1"/>
       <w:r>
         <w:rPr>
-          <w:rFonts w:asciiTheme="majorHAnsi" w:eastAsia="Poppins" w:hAnsiTheme="majorHAnsi" w:cstheme="majorHAnsi"/>
+          <w:rFonts w:ascii="Calibri" w:eastAsia="Poppins" w:hAnsi="Calibri" w:cs="Calibri"/>
           <w:sz w:val="18"/>
           <w:szCs w:val="18"/>
         </w:rPr>
@@ -71,14 +71,14 @@
     <w:p>
       <w:pPr>
         <w:rPr>
-          <w:rFonts w:asciiTheme="majorHAnsi" w:eastAsia="Poppins" w:hAnsiTheme="majorHAnsi" w:cstheme="majorHAnsi"/>
-          <w:sz w:val="18"/>
-          <w:szCs w:val="18"/>
-        </w:rPr>
-      </w:pPr>
-      <w:r>
-        <w:rPr>
-          <w:rFonts w:asciiTheme="majorHAnsi" w:eastAsia="Poppins" w:hAnsiTheme="majorHAnsi" w:cstheme="majorHAnsi"/>
+          <w:rFonts w:ascii="Calibri" w:eastAsia="Poppins" w:hAnsi="Calibri" w:cs="Calibri"/>
+          <w:sz w:val="18"/>
+          <w:szCs w:val="18"/>
+        </w:rPr>
+      </w:pPr>
+      <w:r>
+        <w:rPr>
+          <w:rFonts w:ascii="Calibri" w:eastAsia="Poppins" w:hAnsi="Calibri" w:cs="Calibri"/>
           <w:b/>
           <w:bCs/>
           <w:sz w:val="18"/>
@@ -88,7 +88,7 @@
       </w:r>
       <w:r>
         <w:rPr>
-          <w:rFonts w:asciiTheme="majorHAnsi" w:eastAsia="Poppins" w:hAnsiTheme="majorHAnsi" w:cstheme="majorHAnsi"/>
+          <w:rFonts w:ascii="Calibri" w:eastAsia="Poppins" w:hAnsi="Calibri" w:cs="Calibri"/>
           <w:sz w:val="18"/>
           <w:szCs w:val="18"/>
         </w:rPr>
@@ -98,7 +98,7 @@
       <w:bookmarkEnd w:id="2"/>
       <w:r>
         <w:rPr>
-          <w:rFonts w:asciiTheme="majorHAnsi" w:eastAsia="Poppins" w:hAnsiTheme="majorHAnsi" w:cstheme="majorHAnsi"/>
+          <w:rFonts w:ascii="Calibri" w:eastAsia="Poppins" w:hAnsi="Calibri" w:cs="Calibri"/>
           <w:sz w:val="18"/>
           <w:szCs w:val="18"/>
         </w:rPr>
@@ -106,7 +106,7 @@
       </w:r>
       <w:r>
         <w:rPr>
-          <w:rFonts w:asciiTheme="majorHAnsi" w:eastAsia="Poppins" w:hAnsiTheme="majorHAnsi" w:cstheme="majorHAnsi"/>
+          <w:rFonts w:ascii="Calibri" w:eastAsia="Poppins" w:hAnsi="Calibri" w:cs="Calibri"/>
           <w:sz w:val="18"/>
           <w:szCs w:val="18"/>
         </w:rPr>
@@ -114,7 +114,7 @@
       </w:r>
       <w:r>
         <w:rPr>
-          <w:rFonts w:asciiTheme="majorHAnsi" w:eastAsia="Poppins" w:hAnsiTheme="majorHAnsi" w:cstheme="majorHAnsi"/>
+          <w:rFonts w:ascii="Calibri" w:eastAsia="Poppins" w:hAnsi="Calibri" w:cs="Calibri"/>
           <w:sz w:val="18"/>
           <w:szCs w:val="18"/>
         </w:rPr>
@@ -122,7 +122,7 @@
       </w:r>
       <w:r>
         <w:rPr>
-          <w:rFonts w:asciiTheme="majorHAnsi" w:eastAsia="Poppins" w:hAnsiTheme="majorHAnsi" w:cstheme="majorHAnsi"/>
+          <w:rFonts w:ascii="Calibri" w:eastAsia="Poppins" w:hAnsi="Calibri" w:cs="Calibri"/>
           <w:sz w:val="18"/>
           <w:szCs w:val="18"/>
         </w:rPr>
@@ -130,7 +130,7 @@
       </w:r>
       <w:r>
         <w:rPr>
-          <w:rFonts w:asciiTheme="majorHAnsi" w:eastAsia="Poppins" w:hAnsiTheme="majorHAnsi" w:cstheme="majorHAnsi"/>
+          <w:rFonts w:ascii="Calibri" w:eastAsia="Poppins" w:hAnsi="Calibri" w:cs="Calibri"/>
           <w:sz w:val="18"/>
           <w:szCs w:val="18"/>
         </w:rPr>
@@ -138,7 +138,7 @@
       </w:r>
       <w:r>
         <w:rPr>
-          <w:rFonts w:asciiTheme="majorHAnsi" w:eastAsia="Poppins" w:hAnsiTheme="majorHAnsi" w:cstheme="majorHAnsi"/>
+          <w:rFonts w:ascii="Calibri" w:eastAsia="Poppins" w:hAnsi="Calibri" w:cs="Calibri"/>
           <w:sz w:val="18"/>
           <w:szCs w:val="18"/>
         </w:rPr>
@@ -146,7 +146,7 @@
       </w:r>
       <w:r>
         <w:rPr>
-          <w:rFonts w:asciiTheme="majorHAnsi" w:eastAsia="Poppins" w:hAnsiTheme="majorHAnsi" w:cstheme="majorHAnsi"/>
+          <w:rFonts w:ascii="Calibri" w:eastAsia="Poppins" w:hAnsi="Calibri" w:cs="Calibri"/>
           <w:sz w:val="18"/>
           <w:szCs w:val="18"/>
         </w:rPr>
@@ -154,7 +154,7 @@
       </w:r>
       <w:r>
         <w:rPr>
-          <w:rFonts w:asciiTheme="majorHAnsi" w:eastAsia="Poppins" w:hAnsiTheme="majorHAnsi" w:cstheme="majorHAnsi"/>
+          <w:rFonts w:ascii="Calibri" w:eastAsia="Poppins" w:hAnsi="Calibri" w:cs="Calibri"/>
           <w:sz w:val="18"/>
           <w:szCs w:val="18"/>
         </w:rPr>
@@ -162,7 +162,7 @@
       </w:r>
       <w:r>
         <w:rPr>
-          <w:rFonts w:asciiTheme="majorHAnsi" w:eastAsia="Poppins" w:hAnsiTheme="majorHAnsi" w:cstheme="majorHAnsi"/>
+          <w:rFonts w:ascii="Calibri" w:eastAsia="Poppins" w:hAnsi="Calibri" w:cs="Calibri"/>
           <w:sz w:val="18"/>
           <w:szCs w:val="18"/>
         </w:rPr>
@@ -172,7 +172,7 @@
     <w:p>
       <w:pPr>
         <w:rPr>
-          <w:rFonts w:asciiTheme="majorHAnsi" w:eastAsia="Poppins" w:hAnsiTheme="majorHAnsi" w:cstheme="majorHAnsi"/>
+          <w:rFonts w:ascii="Calibri" w:eastAsia="Poppins" w:hAnsi="Calibri" w:cs="Calibri"/>
           <w:sz w:val="21"/>
           <w:szCs w:val="21"/>
         </w:rPr>
@@ -181,14 +181,14 @@
     <w:p>
       <w:pPr>
         <w:rPr>
-          <w:rFonts w:asciiTheme="majorHAnsi" w:eastAsia="Poppins" w:hAnsiTheme="majorHAnsi" w:cstheme="majorHAnsi"/>
-          <w:sz w:val="18"/>
-          <w:szCs w:val="18"/>
-        </w:rPr>
-      </w:pPr>
-      <w:r>
-        <w:rPr>
-          <w:rFonts w:asciiTheme="majorHAnsi" w:eastAsia="Poppins" w:hAnsiTheme="majorHAnsi" w:cstheme="majorHAnsi"/>
+          <w:rFonts w:ascii="Calibri" w:eastAsia="Poppins" w:hAnsi="Calibri" w:cs="Calibri"/>
+          <w:sz w:val="18"/>
+          <w:szCs w:val="18"/>
+        </w:rPr>
+      </w:pPr>
+      <w:r>
+        <w:rPr>
+          <w:rFonts w:ascii="Calibri" w:eastAsia="Poppins" w:hAnsi="Calibri" w:cs="Calibri"/>
           <w:b/>
           <w:bCs/>
           <w:sz w:val="18"/>
@@ -198,7 +198,7 @@
       </w:r>
       <w:r>
         <w:rPr>
-          <w:rFonts w:asciiTheme="majorHAnsi" w:eastAsia="Poppins" w:hAnsiTheme="majorHAnsi" w:cstheme="majorHAnsi"/>
+          <w:rFonts w:ascii="Calibri" w:eastAsia="Poppins" w:hAnsi="Calibri" w:cs="Calibri"/>
           <w:sz w:val="18"/>
           <w:szCs w:val="18"/>
         </w:rPr>
@@ -208,7 +208,7 @@
       <w:bookmarkEnd w:id="3"/>
       <w:r>
         <w:rPr>
-          <w:rFonts w:asciiTheme="majorHAnsi" w:eastAsia="Poppins" w:hAnsiTheme="majorHAnsi" w:cstheme="majorHAnsi"/>
+          <w:rFonts w:ascii="Calibri" w:eastAsia="Poppins" w:hAnsi="Calibri" w:cs="Calibri"/>
           <w:b/>
           <w:bCs/>
           <w:sz w:val="21"/>
@@ -218,7 +218,7 @@
       </w:r>
       <w:r>
         <w:rPr>
-          <w:rFonts w:asciiTheme="majorHAnsi" w:eastAsia="Poppins" w:hAnsiTheme="majorHAnsi" w:cstheme="majorHAnsi"/>
+          <w:rFonts w:ascii="Calibri" w:eastAsia="Poppins" w:hAnsi="Calibri" w:cs="Calibri"/>
           <w:sz w:val="20"/>
           <w:szCs w:val="20"/>
         </w:rPr>
@@ -226,7 +226,7 @@
       </w:r>
       <w:r>
         <w:rPr>
-          <w:rFonts w:asciiTheme="majorHAnsi" w:eastAsia="Poppins" w:hAnsiTheme="majorHAnsi" w:cstheme="majorHAnsi"/>
+          <w:rFonts w:ascii="Calibri" w:eastAsia="Poppins" w:hAnsi="Calibri" w:cs="Calibri"/>
           <w:b/>
           <w:bCs/>
           <w:sz w:val="18"/>
@@ -236,7 +236,7 @@
       </w:r>
       <w:r>
         <w:rPr>
-          <w:rFonts w:asciiTheme="majorHAnsi" w:eastAsia="Poppins" w:hAnsiTheme="majorHAnsi" w:cstheme="majorHAnsi"/>
+          <w:rFonts w:ascii="Calibri" w:eastAsia="Poppins" w:hAnsi="Calibri" w:cs="Calibri"/>
           <w:sz w:val="18"/>
           <w:szCs w:val="18"/>
         </w:rPr>
@@ -246,7 +246,7 @@
       <w:bookmarkEnd w:id="4"/>
       <w:r>
         <w:rPr>
-          <w:rFonts w:asciiTheme="majorHAnsi" w:eastAsia="Poppins" w:hAnsiTheme="majorHAnsi" w:cstheme="majorHAnsi"/>
+          <w:rFonts w:ascii="Calibri" w:eastAsia="Poppins" w:hAnsi="Calibri" w:cs="Calibri"/>
           <w:b/>
           <w:bCs/>
           <w:sz w:val="21"/>
@@ -256,7 +256,7 @@
       </w:r>
       <w:r>
         <w:rPr>
-          <w:rFonts w:asciiTheme="majorHAnsi" w:eastAsia="Poppins" w:hAnsiTheme="majorHAnsi" w:cstheme="majorHAnsi"/>
+          <w:rFonts w:ascii="Calibri" w:eastAsia="Poppins" w:hAnsi="Calibri" w:cs="Calibri"/>
           <w:sz w:val="20"/>
           <w:szCs w:val="20"/>
         </w:rPr>
@@ -264,7 +264,7 @@
       </w:r>
       <w:r>
         <w:rPr>
-          <w:rFonts w:asciiTheme="majorHAnsi" w:eastAsia="Poppins" w:hAnsiTheme="majorHAnsi" w:cstheme="majorHAnsi"/>
+          <w:rFonts w:ascii="Calibri" w:eastAsia="Poppins" w:hAnsi="Calibri" w:cs="Calibri"/>
           <w:b/>
           <w:bCs/>
           <w:sz w:val="18"/>
@@ -274,7 +274,7 @@
       </w:r>
       <w:r>
         <w:rPr>
-          <w:rFonts w:asciiTheme="majorHAnsi" w:eastAsia="Poppins" w:hAnsiTheme="majorHAnsi" w:cstheme="majorHAnsi"/>
+          <w:rFonts w:ascii="Calibri" w:eastAsia="Poppins" w:hAnsi="Calibri" w:cs="Calibri"/>
           <w:sz w:val="18"/>
           <w:szCs w:val="18"/>
         </w:rPr>
@@ -282,7 +282,7 @@
       </w:r>
       <w:r>
         <w:rPr>
-          <w:rFonts w:asciiTheme="majorHAnsi" w:eastAsia="Poppins" w:hAnsiTheme="majorHAnsi" w:cstheme="majorHAnsi"/>
+          <w:rFonts w:ascii="Calibri" w:eastAsia="Poppins" w:hAnsi="Calibri" w:cs="Calibri"/>
           <w:b/>
           <w:bCs/>
           <w:sz w:val="21"/>
@@ -294,23 +294,23 @@
     <w:p>
       <w:pPr>
         <w:rPr>
-          <w:rFonts w:asciiTheme="majorHAnsi" w:eastAsia="Poppins" w:hAnsiTheme="majorHAnsi" w:cstheme="majorHAnsi"/>
-          <w:sz w:val="18"/>
-          <w:szCs w:val="18"/>
-        </w:rPr>
-      </w:pPr>
-    </w:p>
-    <w:p>
-      <w:pPr>
-        <w:rPr>
-          <w:rFonts w:asciiTheme="majorHAnsi" w:eastAsia="Poppins" w:hAnsiTheme="majorHAnsi" w:cstheme="majorHAnsi"/>
-          <w:sz w:val="18"/>
-          <w:szCs w:val="18"/>
-        </w:rPr>
-      </w:pPr>
-      <w:r>
-        <w:rPr>
-          <w:rFonts w:asciiTheme="majorHAnsi" w:eastAsia="Poppins" w:hAnsiTheme="majorHAnsi" w:cstheme="majorHAnsi"/>
+          <w:rFonts w:ascii="Calibri" w:eastAsia="Poppins" w:hAnsi="Calibri" w:cs="Calibri"/>
+          <w:sz w:val="18"/>
+          <w:szCs w:val="18"/>
+        </w:rPr>
+      </w:pPr>
+    </w:p>
+    <w:p>
+      <w:pPr>
+        <w:rPr>
+          <w:rFonts w:ascii="Calibri" w:eastAsia="Poppins" w:hAnsi="Calibri" w:cs="Calibri"/>
+          <w:sz w:val="18"/>
+          <w:szCs w:val="18"/>
+        </w:rPr>
+      </w:pPr>
+      <w:r>
+        <w:rPr>
+          <w:rFonts w:ascii="Calibri" w:eastAsia="Poppins" w:hAnsi="Calibri" w:cs="Calibri"/>
           <w:b/>
           <w:bCs/>
           <w:sz w:val="18"/>
@@ -320,7 +320,7 @@
       </w:r>
       <w:r>
         <w:rPr>
-          <w:rFonts w:asciiTheme="majorHAnsi" w:eastAsia="Poppins" w:hAnsiTheme="majorHAnsi" w:cstheme="majorHAnsi"/>
+          <w:rFonts w:ascii="Calibri" w:eastAsia="Poppins" w:hAnsi="Calibri" w:cs="Calibri"/>
           <w:b/>
           <w:bCs/>
           <w:sz w:val="18"/>
@@ -330,7 +330,7 @@
       </w:r>
       <w:r>
         <w:rPr>
-          <w:rFonts w:asciiTheme="majorHAnsi" w:eastAsia="Poppins" w:hAnsiTheme="majorHAnsi" w:cstheme="majorHAnsi"/>
+          <w:rFonts w:ascii="Calibri" w:eastAsia="Poppins" w:hAnsi="Calibri" w:cs="Calibri"/>
           <w:sz w:val="18"/>
           <w:szCs w:val="18"/>
         </w:rPr>
@@ -338,7 +338,7 @@
       </w:r>
       <w:r>
         <w:rPr>
-          <w:rFonts w:asciiTheme="majorHAnsi" w:eastAsia="Poppins" w:hAnsiTheme="majorHAnsi" w:cstheme="majorHAnsi"/>
+          <w:rFonts w:ascii="Calibri" w:eastAsia="Poppins" w:hAnsi="Calibri" w:cs="Calibri"/>
           <w:sz w:val="18"/>
           <w:szCs w:val="18"/>
         </w:rPr>
@@ -346,7 +346,7 @@
       </w:r>
       <w:r>
         <w:rPr>
-          <w:rFonts w:asciiTheme="majorHAnsi" w:eastAsia="Poppins" w:hAnsiTheme="majorHAnsi" w:cstheme="majorHAnsi"/>
+          <w:rFonts w:ascii="Calibri" w:eastAsia="Poppins" w:hAnsi="Calibri" w:cs="Calibri"/>
           <w:sz w:val="18"/>
           <w:szCs w:val="18"/>
         </w:rPr>
@@ -363,7 +363,7 @@
           <w:between w:val="nil"/>
         </w:pBdr>
         <w:rPr>
-          <w:rFonts w:asciiTheme="majorHAnsi" w:eastAsia="Poppins" w:hAnsiTheme="majorHAnsi" w:cstheme="majorHAnsi"/>
+          <w:rFonts w:ascii="Calibri" w:eastAsia="Poppins" w:hAnsi="Calibri" w:cs="Calibri"/>
           <w:color w:val="000000"/>
           <w:sz w:val="18"/>
           <w:szCs w:val="18"/>
@@ -373,14 +373,14 @@
     <w:p>
       <w:pPr>
         <w:rPr>
-          <w:rFonts w:asciiTheme="majorHAnsi" w:eastAsia="Poppins" w:hAnsiTheme="majorHAnsi" w:cstheme="majorHAnsi"/>
-          <w:sz w:val="18"/>
-          <w:szCs w:val="18"/>
-        </w:rPr>
-      </w:pPr>
-      <w:r>
-        <w:rPr>
-          <w:rFonts w:asciiTheme="majorHAnsi" w:eastAsia="Poppins" w:hAnsiTheme="majorHAnsi" w:cstheme="majorHAnsi"/>
+          <w:rFonts w:ascii="Calibri" w:eastAsia="Poppins" w:hAnsi="Calibri" w:cs="Calibri"/>
+          <w:sz w:val="18"/>
+          <w:szCs w:val="18"/>
+        </w:rPr>
+      </w:pPr>
+      <w:r>
+        <w:rPr>
+          <w:rFonts w:ascii="Calibri" w:eastAsia="Poppins" w:hAnsi="Calibri" w:cs="Calibri"/>
           <w:b/>
           <w:bCs/>
           <w:sz w:val="18"/>
@@ -392,7 +392,7 @@
       <w:bookmarkEnd w:id="5"/>
       <w:r>
         <w:rPr>
-          <w:rFonts w:asciiTheme="majorHAnsi" w:eastAsia="Poppins" w:hAnsiTheme="majorHAnsi" w:cstheme="majorHAnsi"/>
+          <w:rFonts w:ascii="Calibri" w:eastAsia="Poppins" w:hAnsi="Calibri" w:cs="Calibri"/>
           <w:sz w:val="18"/>
           <w:szCs w:val="18"/>
         </w:rPr>
@@ -400,7 +400,7 @@
       </w:r>
       <w:r>
         <w:rPr>
-          <w:rFonts w:asciiTheme="majorHAnsi" w:eastAsia="Poppins" w:hAnsiTheme="majorHAnsi" w:cstheme="majorHAnsi"/>
+          <w:rFonts w:ascii="Calibri" w:eastAsia="Poppins" w:hAnsi="Calibri" w:cs="Calibri"/>
           <w:sz w:val="18"/>
           <w:szCs w:val="18"/>
         </w:rPr>
@@ -408,7 +408,7 @@
       </w:r>
       <w:r>
         <w:rPr>
-          <w:rFonts w:asciiTheme="majorHAnsi" w:eastAsia="Poppins" w:hAnsiTheme="majorHAnsi" w:cstheme="majorHAnsi"/>
+          <w:rFonts w:ascii="Calibri" w:eastAsia="Poppins" w:hAnsi="Calibri" w:cs="Calibri"/>
           <w:sz w:val="18"/>
           <w:szCs w:val="18"/>
         </w:rPr>
@@ -416,7 +416,7 @@
       </w:r>
       <w:r>
         <w:rPr>
-          <w:rFonts w:asciiTheme="majorHAnsi" w:eastAsia="Poppins" w:hAnsiTheme="majorHAnsi" w:cstheme="majorHAnsi"/>
+          <w:rFonts w:ascii="Calibri" w:eastAsia="Poppins" w:hAnsi="Calibri" w:cs="Calibri"/>
           <w:sz w:val="18"/>
           <w:szCs w:val="18"/>
         </w:rPr>
@@ -433,7 +433,7 @@
           <w:between w:val="nil"/>
         </w:pBdr>
         <w:rPr>
-          <w:rFonts w:asciiTheme="majorHAnsi" w:eastAsia="Poppins" w:hAnsiTheme="majorHAnsi" w:cstheme="majorHAnsi"/>
+          <w:rFonts w:ascii="Calibri" w:eastAsia="Poppins" w:hAnsi="Calibri" w:cs="Calibri"/>
           <w:color w:val="000000"/>
           <w:sz w:val="18"/>
           <w:szCs w:val="18"/>
@@ -443,14 +443,14 @@
     <w:p>
       <w:pPr>
         <w:rPr>
-          <w:rFonts w:asciiTheme="majorHAnsi" w:eastAsia="Poppins" w:hAnsiTheme="majorHAnsi" w:cstheme="majorHAnsi"/>
-          <w:sz w:val="18"/>
-          <w:szCs w:val="18"/>
-        </w:rPr>
-      </w:pPr>
-      <w:r>
-        <w:rPr>
-          <w:rFonts w:asciiTheme="majorHAnsi" w:eastAsia="Poppins" w:hAnsiTheme="majorHAnsi" w:cstheme="majorHAnsi"/>
+          <w:rFonts w:ascii="Calibri" w:eastAsia="Poppins" w:hAnsi="Calibri" w:cs="Calibri"/>
+          <w:sz w:val="18"/>
+          <w:szCs w:val="18"/>
+        </w:rPr>
+      </w:pPr>
+      <w:r>
+        <w:rPr>
+          <w:rFonts w:ascii="Calibri" w:eastAsia="Poppins" w:hAnsi="Calibri" w:cs="Calibri"/>
           <w:b/>
           <w:bCs/>
           <w:sz w:val="18"/>
@@ -460,7 +460,7 @@
       </w:r>
       <w:r>
         <w:rPr>
-          <w:rFonts w:asciiTheme="majorHAnsi" w:eastAsia="Poppins" w:hAnsiTheme="majorHAnsi" w:cstheme="majorHAnsi"/>
+          <w:rFonts w:ascii="Calibri" w:eastAsia="Poppins" w:hAnsi="Calibri" w:cs="Calibri"/>
           <w:b/>
           <w:bCs/>
           <w:sz w:val="18"/>
@@ -470,7 +470,7 @@
       </w:r>
       <w:r>
         <w:rPr>
-          <w:rFonts w:asciiTheme="majorHAnsi" w:eastAsia="Poppins" w:hAnsiTheme="majorHAnsi" w:cstheme="majorHAnsi"/>
+          <w:rFonts w:ascii="Calibri" w:eastAsia="Poppins" w:hAnsi="Calibri" w:cs="Calibri"/>
           <w:sz w:val="18"/>
           <w:szCs w:val="18"/>
         </w:rPr>
@@ -480,7 +480,7 @@
       <w:bookmarkEnd w:id="6"/>
       <w:r>
         <w:rPr>
-          <w:rFonts w:asciiTheme="majorHAnsi" w:eastAsia="Poppins" w:hAnsiTheme="majorHAnsi" w:cstheme="majorHAnsi"/>
+          <w:rFonts w:ascii="Calibri" w:eastAsia="Poppins" w:hAnsi="Calibri" w:cs="Calibri"/>
           <w:sz w:val="18"/>
           <w:szCs w:val="18"/>
         </w:rPr>
@@ -488,7 +488,7 @@
       </w:r>
       <w:r>
         <w:rPr>
-          <w:rFonts w:asciiTheme="majorHAnsi" w:eastAsia="Poppins" w:hAnsiTheme="majorHAnsi" w:cstheme="majorHAnsi"/>
+          <w:rFonts w:ascii="Calibri" w:eastAsia="Poppins" w:hAnsi="Calibri" w:cs="Calibri"/>
           <w:sz w:val="18"/>
           <w:szCs w:val="18"/>
         </w:rPr>
@@ -498,7 +498,7 @@
     <w:p>
       <w:pPr>
         <w:rPr>
-          <w:rFonts w:asciiTheme="majorHAnsi" w:eastAsia="Poppins" w:hAnsiTheme="majorHAnsi" w:cstheme="majorHAnsi"/>
+          <w:rFonts w:ascii="Calibri" w:eastAsia="Poppins" w:hAnsi="Calibri" w:cs="Calibri"/>
           <w:b/>
           <w:bCs/>
           <w:sz w:val="18"/>
@@ -509,14 +509,14 @@
     <w:p>
       <w:pPr>
         <w:rPr>
-          <w:rFonts w:asciiTheme="majorHAnsi" w:eastAsia="Poppins" w:hAnsiTheme="majorHAnsi" w:cstheme="majorHAnsi"/>
-          <w:sz w:val="18"/>
-          <w:szCs w:val="18"/>
-        </w:rPr>
-      </w:pPr>
-      <w:r>
-        <w:rPr>
-          <w:rFonts w:asciiTheme="majorHAnsi" w:eastAsia="Poppins" w:hAnsiTheme="majorHAnsi" w:cstheme="majorHAnsi"/>
+          <w:rFonts w:ascii="Calibri" w:eastAsia="Poppins" w:hAnsi="Calibri" w:cs="Calibri"/>
+          <w:sz w:val="18"/>
+          <w:szCs w:val="18"/>
+        </w:rPr>
+      </w:pPr>
+      <w:r>
+        <w:rPr>
+          <w:rFonts w:ascii="Calibri" w:eastAsia="Poppins" w:hAnsi="Calibri" w:cs="Calibri"/>
           <w:b/>
           <w:bCs/>
           <w:sz w:val="18"/>
@@ -526,7 +526,7 @@
       </w:r>
       <w:r>
         <w:rPr>
-          <w:rFonts w:asciiTheme="majorHAnsi" w:eastAsia="Poppins" w:hAnsiTheme="majorHAnsi" w:cstheme="majorHAnsi"/>
+          <w:rFonts w:ascii="Calibri" w:eastAsia="Poppins" w:hAnsi="Calibri" w:cs="Calibri"/>
           <w:sz w:val="18"/>
           <w:szCs w:val="18"/>
         </w:rPr>
@@ -534,7 +534,7 @@
       </w:r>
       <w:r>
         <w:rPr>
-          <w:rFonts w:asciiTheme="majorHAnsi" w:eastAsia="Poppins" w:hAnsiTheme="majorHAnsi" w:cstheme="majorHAnsi"/>
+          <w:rFonts w:ascii="Calibri" w:eastAsia="Poppins" w:hAnsi="Calibri" w:cs="Calibri"/>
           <w:sz w:val="18"/>
           <w:szCs w:val="18"/>
         </w:rPr>
@@ -542,7 +542,7 @@
       </w:r>
       <w:r>
         <w:rPr>
-          <w:rFonts w:asciiTheme="majorHAnsi" w:eastAsia="Poppins" w:hAnsiTheme="majorHAnsi" w:cstheme="majorHAnsi"/>
+          <w:rFonts w:ascii="Calibri" w:eastAsia="Poppins" w:hAnsi="Calibri" w:cs="Calibri"/>
           <w:sz w:val="18"/>
           <w:szCs w:val="18"/>
         </w:rPr>
@@ -552,23 +552,15 @@
       <w:bookmarkEnd w:id="7"/>
       <w:r>
         <w:rPr>
-          <w:rFonts w:asciiTheme="majorHAnsi" w:eastAsia="Poppins" w:hAnsiTheme="majorHAnsi" w:cstheme="majorHAnsi"/>
-          <w:sz w:val="18"/>
-          <w:szCs w:val="18"/>
-        </w:rPr>
-        <w:t xml:space="preserve"> </w:t>
-      </w:r>
-      <w:r>
-        <w:rPr>
-          <w:rFonts w:asciiTheme="majorHAnsi" w:eastAsia="Poppins" w:hAnsiTheme="majorHAnsi" w:cstheme="majorHAnsi"/>
-          <w:sz w:val="18"/>
-          <w:szCs w:val="18"/>
-        </w:rPr>
-        <w:t>{{ escritura_numero }}</w:t>
-      </w:r>
-      <w:r>
-        <w:rPr>
-          <w:rFonts w:asciiTheme="majorHAnsi" w:eastAsia="Poppins" w:hAnsiTheme="majorHAnsi" w:cstheme="majorHAnsi"/>
+          <w:rFonts w:ascii="Calibri" w:eastAsia="Poppins" w:hAnsi="Calibri" w:cs="Calibri"/>
+          <w:sz w:val="18"/>
+          <w:szCs w:val="18"/>
+        </w:rPr>
+        <w:t xml:space="preserve"> {{ escritura_numero }}</w:t>
+      </w:r>
+      <w:r>
+        <w:rPr>
+          <w:rFonts w:ascii="Calibri" w:eastAsia="Poppins" w:hAnsi="Calibri" w:cs="Calibri"/>
           <w:sz w:val="18"/>
           <w:szCs w:val="18"/>
         </w:rPr>
@@ -576,7 +568,7 @@
       </w:r>
       <w:r>
         <w:rPr>
-          <w:rFonts w:asciiTheme="majorHAnsi" w:eastAsia="Poppins" w:hAnsiTheme="majorHAnsi" w:cstheme="majorHAnsi"/>
+          <w:rFonts w:ascii="Calibri" w:eastAsia="Poppins" w:hAnsi="Calibri" w:cs="Calibri"/>
           <w:b/>
           <w:bCs/>
           <w:sz w:val="18"/>
@@ -586,7 +578,7 @@
       </w:r>
       <w:r>
         <w:rPr>
-          <w:rFonts w:asciiTheme="majorHAnsi" w:eastAsia="Poppins" w:hAnsiTheme="majorHAnsi" w:cstheme="majorHAnsi"/>
+          <w:rFonts w:ascii="Calibri" w:eastAsia="Poppins" w:hAnsi="Calibri" w:cs="Calibri"/>
           <w:sz w:val="18"/>
           <w:szCs w:val="18"/>
         </w:rPr>
@@ -596,7 +588,7 @@
       <w:bookmarkEnd w:id="8"/>
       <w:r>
         <w:rPr>
-          <w:rFonts w:asciiTheme="majorHAnsi" w:eastAsia="Poppins" w:hAnsiTheme="majorHAnsi" w:cstheme="majorHAnsi"/>
+          <w:rFonts w:ascii="Calibri" w:eastAsia="Poppins" w:hAnsi="Calibri" w:cs="Calibri"/>
           <w:sz w:val="18"/>
           <w:szCs w:val="18"/>
         </w:rPr>
@@ -604,33 +596,41 @@
       </w:r>
       <w:r>
         <w:rPr>
-          <w:rFonts w:asciiTheme="majorHAnsi" w:eastAsia="Poppins" w:hAnsiTheme="majorHAnsi" w:cstheme="majorHAnsi"/>
+          <w:rFonts w:ascii="Calibri" w:eastAsia="Poppins" w:hAnsi="Calibri" w:cs="Calibri"/>
           <w:sz w:val="18"/>
           <w:szCs w:val="18"/>
         </w:rPr>
         <w:t>{{ lugar_fecha_firma }}</w:t>
       </w:r>
-    </w:p>
-    <w:p>
-      <w:pPr>
-        <w:rPr>
-          <w:rFonts w:asciiTheme="majorHAnsi" w:eastAsia="Poppins" w:hAnsiTheme="majorHAnsi" w:cstheme="majorHAnsi"/>
-          <w:sz w:val="18"/>
-          <w:szCs w:val="18"/>
-        </w:rPr>
-      </w:pPr>
-    </w:p>
-    <w:p>
-      <w:pPr>
-        <w:rPr>
-          <w:rFonts w:asciiTheme="majorHAnsi" w:eastAsia="Poppins" w:hAnsiTheme="majorHAnsi" w:cstheme="majorHAnsi"/>
-          <w:sz w:val="18"/>
-          <w:szCs w:val="18"/>
-        </w:rPr>
-      </w:pPr>
-      <w:r>
-        <w:rPr>
-          <w:rFonts w:asciiTheme="majorHAnsi" w:eastAsia="Poppins" w:hAnsiTheme="majorHAnsi" w:cstheme="majorHAnsi"/>
+      <w:r>
+        <w:rPr>
+          <w:rFonts w:ascii="Calibri" w:eastAsia="Poppins" w:hAnsi="Calibri" w:cs="Calibri"/>
+          <w:sz w:val="18"/>
+          <w:szCs w:val="18"/>
+        </w:rPr>
+        <w:t xml:space="preserve"> / {{ fecha_cierre }} </w:t>
+      </w:r>
+    </w:p>
+    <w:p>
+      <w:pPr>
+        <w:rPr>
+          <w:rFonts w:ascii="Calibri" w:eastAsia="Poppins" w:hAnsi="Calibri" w:cs="Calibri"/>
+          <w:sz w:val="18"/>
+          <w:szCs w:val="18"/>
+        </w:rPr>
+      </w:pPr>
+    </w:p>
+    <w:p>
+      <w:pPr>
+        <w:rPr>
+          <w:rFonts w:ascii="Calibri" w:eastAsia="Poppins" w:hAnsi="Calibri" w:cs="Calibri"/>
+          <w:sz w:val="18"/>
+          <w:szCs w:val="18"/>
+        </w:rPr>
+      </w:pPr>
+      <w:r>
+        <w:rPr>
+          <w:rFonts w:ascii="Calibri" w:eastAsia="Poppins" w:hAnsi="Calibri" w:cs="Calibri"/>
           <w:b/>
           <w:bCs/>
           <w:sz w:val="18"/>
@@ -640,7 +640,7 @@
       </w:r>
       <w:r>
         <w:rPr>
-          <w:rFonts w:asciiTheme="majorHAnsi" w:eastAsia="Poppins" w:hAnsiTheme="majorHAnsi" w:cstheme="majorHAnsi"/>
+          <w:rFonts w:ascii="Calibri" w:eastAsia="Poppins" w:hAnsi="Calibri" w:cs="Calibri"/>
           <w:sz w:val="18"/>
           <w:szCs w:val="18"/>
         </w:rPr>
@@ -650,50 +650,58 @@
       <w:bookmarkEnd w:id="9"/>
       <w:r>
         <w:rPr>
-          <w:rFonts w:asciiTheme="majorHAnsi" w:eastAsia="Poppins" w:hAnsiTheme="majorHAnsi" w:cstheme="majorHAnsi"/>
-          <w:sz w:val="18"/>
-          <w:szCs w:val="18"/>
-        </w:rPr>
-        <w:t>     </w:t>
-      </w:r>
-    </w:p>
-    <w:p>
-      <w:pPr>
-        <w:rPr>
-          <w:rFonts w:asciiTheme="majorHAnsi" w:eastAsia="Poppins" w:hAnsiTheme="majorHAnsi" w:cstheme="majorHAnsi"/>
-          <w:sz w:val="18"/>
-          <w:szCs w:val="18"/>
-        </w:rPr>
-      </w:pPr>
-      <w:r>
-        <w:rPr>
-          <w:rFonts w:asciiTheme="majorHAnsi" w:eastAsia="Poppins" w:hAnsiTheme="majorHAnsi" w:cstheme="majorHAnsi"/>
-          <w:sz w:val="18"/>
-          <w:szCs w:val="18"/>
-        </w:rPr>
-        <w:t xml:space="preserve">                                                   </w:t>
-      </w:r>
-    </w:p>
-    <w:p>
-      <w:pPr>
-        <w:rPr>
-          <w:rFonts w:asciiTheme="majorHAnsi" w:eastAsia="Poppins" w:hAnsiTheme="majorHAnsi" w:cstheme="majorHAnsi"/>
-          <w:sz w:val="18"/>
-          <w:szCs w:val="18"/>
-        </w:rPr>
-      </w:pPr>
-    </w:p>
-    <w:p>
-      <w:pPr>
-        <w:rPr>
-          <w:rFonts w:asciiTheme="majorHAnsi" w:eastAsia="Poppins" w:hAnsiTheme="majorHAnsi" w:cstheme="majorHAnsi"/>
-          <w:sz w:val="18"/>
-          <w:szCs w:val="18"/>
-        </w:rPr>
-      </w:pPr>
-      <w:r>
-        <w:rPr>
-          <w:rFonts w:asciiTheme="majorHAnsi" w:eastAsia="Poppins" w:hAnsiTheme="majorHAnsi" w:cstheme="majorHAnsi"/>
+          <w:rFonts w:ascii="Calibri" w:eastAsia="Poppins" w:hAnsi="Calibri" w:cs="Calibri"/>
+          <w:sz w:val="18"/>
+          <w:szCs w:val="18"/>
+        </w:rPr>
+        <w:t>  </w:t>
+      </w:r>
+      <w:r>
+        <w:rPr>
+          <w:rFonts w:ascii="Calibri" w:eastAsia="Poppins" w:hAnsi="Calibri" w:cs="Calibri"/>
+          <w:sz w:val="18"/>
+          <w:szCs w:val="18"/>
+        </w:rPr>
+        <w:t>{{ fecha_resolucion }}</w:t>
+      </w:r>
+    </w:p>
+    <w:p>
+      <w:pPr>
+        <w:rPr>
+          <w:rFonts w:ascii="Calibri" w:eastAsia="Poppins" w:hAnsi="Calibri" w:cs="Calibri"/>
+          <w:sz w:val="18"/>
+          <w:szCs w:val="18"/>
+        </w:rPr>
+      </w:pPr>
+      <w:r>
+        <w:rPr>
+          <w:rFonts w:ascii="Calibri" w:eastAsia="Poppins" w:hAnsi="Calibri" w:cs="Calibri"/>
+          <w:sz w:val="18"/>
+          <w:szCs w:val="18"/>
+        </w:rPr>
+        <w:t xml:space="preserve">                                                 </w:t>
+      </w:r>
+    </w:p>
+    <w:p>
+      <w:pPr>
+        <w:rPr>
+          <w:rFonts w:ascii="Calibri" w:eastAsia="Poppins" w:hAnsi="Calibri" w:cs="Calibri"/>
+          <w:sz w:val="18"/>
+          <w:szCs w:val="18"/>
+        </w:rPr>
+      </w:pPr>
+    </w:p>
+    <w:p>
+      <w:pPr>
+        <w:rPr>
+          <w:rFonts w:ascii="Calibri" w:eastAsia="Poppins" w:hAnsi="Calibri" w:cs="Calibri"/>
+          <w:sz w:val="18"/>
+          <w:szCs w:val="18"/>
+        </w:rPr>
+      </w:pPr>
+      <w:r>
+        <w:rPr>
+          <w:rFonts w:ascii="Calibri" w:eastAsia="Poppins" w:hAnsi="Calibri" w:cs="Calibri"/>
           <w:b/>
           <w:bCs/>
           <w:sz w:val="18"/>
@@ -703,7 +711,7 @@
       </w:r>
       <w:r>
         <w:rPr>
-          <w:rFonts w:asciiTheme="majorHAnsi" w:eastAsia="Poppins" w:hAnsiTheme="majorHAnsi" w:cstheme="majorHAnsi"/>
+          <w:rFonts w:ascii="Calibri" w:eastAsia="Poppins" w:hAnsi="Calibri" w:cs="Calibri"/>
           <w:sz w:val="18"/>
           <w:szCs w:val="18"/>
         </w:rPr>
@@ -713,7 +721,7 @@
       <w:bookmarkEnd w:id="10"/>
       <w:r>
         <w:rPr>
-          <w:rFonts w:asciiTheme="majorHAnsi" w:eastAsia="Poppins" w:hAnsiTheme="majorHAnsi" w:cstheme="majorHAnsi"/>
+          <w:rFonts w:ascii="Calibri" w:eastAsia="Poppins" w:hAnsi="Calibri" w:cs="Calibri"/>
           <w:sz w:val="18"/>
           <w:szCs w:val="18"/>
         </w:rPr>
@@ -721,7 +729,7 @@
       </w:r>
       <w:r>
         <w:rPr>
-          <w:rFonts w:asciiTheme="majorHAnsi" w:eastAsia="Poppins" w:hAnsiTheme="majorHAnsi" w:cstheme="majorHAnsi"/>
+          <w:rFonts w:ascii="Calibri" w:eastAsia="Poppins" w:hAnsi="Calibri" w:cs="Calibri"/>
           <w:sz w:val="18"/>
           <w:szCs w:val="18"/>
         </w:rPr>
@@ -738,7 +746,7 @@
           <w:between w:val="nil"/>
         </w:pBdr>
         <w:rPr>
-          <w:rFonts w:asciiTheme="majorHAnsi" w:eastAsia="Poppins" w:hAnsiTheme="majorHAnsi" w:cstheme="majorHAnsi"/>
+          <w:rFonts w:ascii="Calibri" w:eastAsia="Poppins" w:hAnsi="Calibri" w:cs="Calibri"/>
           <w:color w:val="000000"/>
           <w:sz w:val="18"/>
           <w:szCs w:val="18"/>
@@ -748,14 +756,14 @@
     <w:p>
       <w:pPr>
         <w:rPr>
-          <w:rFonts w:asciiTheme="majorHAnsi" w:eastAsia="Poppins" w:hAnsiTheme="majorHAnsi" w:cstheme="majorHAnsi"/>
-          <w:sz w:val="18"/>
-          <w:szCs w:val="18"/>
-        </w:rPr>
-      </w:pPr>
-      <w:r>
-        <w:rPr>
-          <w:rFonts w:asciiTheme="majorHAnsi" w:eastAsia="Poppins" w:hAnsiTheme="majorHAnsi" w:cstheme="majorHAnsi"/>
+          <w:rFonts w:ascii="Calibri" w:eastAsia="Poppins" w:hAnsi="Calibri" w:cs="Calibri"/>
+          <w:sz w:val="18"/>
+          <w:szCs w:val="18"/>
+        </w:rPr>
+      </w:pPr>
+      <w:r>
+        <w:rPr>
+          <w:rFonts w:ascii="Calibri" w:eastAsia="Poppins" w:hAnsi="Calibri" w:cs="Calibri"/>
           <w:b/>
           <w:bCs/>
           <w:sz w:val="18"/>
@@ -765,7 +773,7 @@
       </w:r>
       <w:r>
         <w:rPr>
-          <w:rFonts w:asciiTheme="majorHAnsi" w:eastAsia="Poppins" w:hAnsiTheme="majorHAnsi" w:cstheme="majorHAnsi"/>
+          <w:rFonts w:ascii="Calibri" w:eastAsia="Poppins" w:hAnsi="Calibri" w:cs="Calibri"/>
           <w:sz w:val="18"/>
           <w:szCs w:val="18"/>
         </w:rPr>
@@ -775,7 +783,7 @@
       <w:bookmarkEnd w:id="11"/>
       <w:r>
         <w:rPr>
-          <w:rFonts w:asciiTheme="majorHAnsi" w:eastAsia="Poppins" w:hAnsiTheme="majorHAnsi" w:cstheme="majorHAnsi"/>
+          <w:rFonts w:ascii="Calibri" w:eastAsia="Poppins" w:hAnsi="Calibri" w:cs="Calibri"/>
           <w:sz w:val="18"/>
           <w:szCs w:val="18"/>
         </w:rPr>
@@ -783,7 +791,7 @@
       </w:r>
       <w:r>
         <w:rPr>
-          <w:rFonts w:asciiTheme="majorHAnsi" w:eastAsia="Poppins" w:hAnsiTheme="majorHAnsi" w:cstheme="majorHAnsi"/>
+          <w:rFonts w:ascii="Calibri" w:eastAsia="Poppins" w:hAnsi="Calibri" w:cs="Calibri"/>
           <w:sz w:val="18"/>
           <w:szCs w:val="18"/>
         </w:rPr>
@@ -793,23 +801,23 @@
     <w:p>
       <w:pPr>
         <w:rPr>
-          <w:rFonts w:asciiTheme="majorHAnsi" w:hAnsiTheme="majorHAnsi" w:cstheme="majorHAnsi"/>
-          <w:sz w:val="18"/>
-          <w:szCs w:val="18"/>
-        </w:rPr>
-      </w:pPr>
-    </w:p>
-    <w:p>
-      <w:pPr>
-        <w:rPr>
-          <w:rFonts w:asciiTheme="majorHAnsi" w:eastAsia="Poppins" w:hAnsiTheme="majorHAnsi" w:cstheme="majorHAnsi"/>
-          <w:sz w:val="18"/>
-          <w:szCs w:val="18"/>
-        </w:rPr>
-      </w:pPr>
-      <w:r>
-        <w:rPr>
-          <w:rFonts w:asciiTheme="majorHAnsi" w:eastAsia="Poppins" w:hAnsiTheme="majorHAnsi" w:cstheme="majorHAnsi"/>
+          <w:rFonts w:ascii="Calibri" w:hAnsi="Calibri" w:cs="Calibri"/>
+          <w:sz w:val="18"/>
+          <w:szCs w:val="18"/>
+        </w:rPr>
+      </w:pPr>
+    </w:p>
+    <w:p>
+      <w:pPr>
+        <w:rPr>
+          <w:rFonts w:ascii="Calibri" w:eastAsia="Poppins" w:hAnsi="Calibri" w:cs="Calibri"/>
+          <w:sz w:val="18"/>
+          <w:szCs w:val="18"/>
+        </w:rPr>
+      </w:pPr>
+      <w:r>
+        <w:rPr>
+          <w:rFonts w:ascii="Calibri" w:eastAsia="Poppins" w:hAnsi="Calibri" w:cs="Calibri"/>
           <w:b/>
           <w:bCs/>
           <w:sz w:val="18"/>
@@ -819,7 +827,7 @@
       </w:r>
       <w:r>
         <w:rPr>
-          <w:rFonts w:asciiTheme="majorHAnsi" w:eastAsia="Poppins" w:hAnsiTheme="majorHAnsi" w:cstheme="majorHAnsi"/>
+          <w:rFonts w:ascii="Calibri" w:eastAsia="Poppins" w:hAnsi="Calibri" w:cs="Calibri"/>
           <w:sz w:val="18"/>
           <w:szCs w:val="18"/>
         </w:rPr>
@@ -829,7 +837,7 @@
       <w:bookmarkEnd w:id="12"/>
       <w:r>
         <w:rPr>
-          <w:rFonts w:asciiTheme="majorHAnsi" w:eastAsia="Poppins" w:hAnsiTheme="majorHAnsi" w:cstheme="majorHAnsi"/>
+          <w:rFonts w:ascii="Calibri" w:eastAsia="Poppins" w:hAnsi="Calibri" w:cs="Calibri"/>
           <w:sz w:val="18"/>
           <w:szCs w:val="18"/>
         </w:rPr>
@@ -839,14 +847,14 @@
     <w:p>
       <w:pPr>
         <w:rPr>
-          <w:rFonts w:asciiTheme="majorHAnsi" w:eastAsia="Poppins" w:hAnsiTheme="majorHAnsi" w:cstheme="majorHAnsi"/>
-          <w:sz w:val="18"/>
-          <w:szCs w:val="18"/>
-        </w:rPr>
-      </w:pPr>
-      <w:r>
-        <w:rPr>
-          <w:rFonts w:asciiTheme="majorHAnsi" w:eastAsia="Poppins" w:hAnsiTheme="majorHAnsi" w:cstheme="majorHAnsi"/>
+          <w:rFonts w:ascii="Calibri" w:eastAsia="Poppins" w:hAnsi="Calibri" w:cs="Calibri"/>
+          <w:sz w:val="18"/>
+          <w:szCs w:val="18"/>
+        </w:rPr>
+      </w:pPr>
+      <w:r>
+        <w:rPr>
+          <w:rFonts w:ascii="Calibri" w:eastAsia="Poppins" w:hAnsi="Calibri" w:cs="Calibri"/>
           <w:sz w:val="18"/>
           <w:szCs w:val="18"/>
         </w:rPr>
@@ -856,23 +864,23 @@
     <w:p>
       <w:pPr>
         <w:rPr>
-          <w:rFonts w:asciiTheme="majorHAnsi" w:eastAsia="Poppins" w:hAnsiTheme="majorHAnsi" w:cstheme="majorHAnsi"/>
-          <w:sz w:val="18"/>
-          <w:szCs w:val="18"/>
-        </w:rPr>
-      </w:pPr>
-    </w:p>
-    <w:p>
-      <w:pPr>
-        <w:rPr>
-          <w:rFonts w:asciiTheme="majorHAnsi" w:eastAsia="Poppins" w:hAnsiTheme="majorHAnsi" w:cstheme="majorHAnsi"/>
-          <w:sz w:val="18"/>
-          <w:szCs w:val="18"/>
-        </w:rPr>
-      </w:pPr>
-      <w:r>
-        <w:rPr>
-          <w:rFonts w:asciiTheme="majorHAnsi" w:eastAsia="Poppins" w:hAnsiTheme="majorHAnsi" w:cstheme="majorHAnsi"/>
+          <w:rFonts w:ascii="Calibri" w:eastAsia="Poppins" w:hAnsi="Calibri" w:cs="Calibri"/>
+          <w:sz w:val="18"/>
+          <w:szCs w:val="18"/>
+        </w:rPr>
+      </w:pPr>
+    </w:p>
+    <w:p>
+      <w:pPr>
+        <w:rPr>
+          <w:rFonts w:ascii="Calibri" w:eastAsia="Poppins" w:hAnsi="Calibri" w:cs="Calibri"/>
+          <w:sz w:val="18"/>
+          <w:szCs w:val="18"/>
+        </w:rPr>
+      </w:pPr>
+      <w:r>
+        <w:rPr>
+          <w:rFonts w:ascii="Calibri" w:eastAsia="Poppins" w:hAnsi="Calibri" w:cs="Calibri"/>
           <w:b/>
           <w:bCs/>
           <w:sz w:val="18"/>
@@ -882,7 +890,7 @@
       </w:r>
       <w:r>
         <w:rPr>
-          <w:rFonts w:asciiTheme="majorHAnsi" w:eastAsia="Poppins" w:hAnsiTheme="majorHAnsi" w:cstheme="majorHAnsi"/>
+          <w:rFonts w:ascii="Calibri" w:eastAsia="Poppins" w:hAnsi="Calibri" w:cs="Calibri"/>
           <w:sz w:val="18"/>
           <w:szCs w:val="18"/>
         </w:rPr>
@@ -892,7 +900,7 @@
       <w:bookmarkEnd w:id="13"/>
       <w:r>
         <w:rPr>
-          <w:rFonts w:asciiTheme="majorHAnsi" w:eastAsia="Poppins" w:hAnsiTheme="majorHAnsi" w:cstheme="majorHAnsi"/>
+          <w:rFonts w:ascii="Calibri" w:eastAsia="Poppins" w:hAnsi="Calibri" w:cs="Calibri"/>
           <w:sz w:val="18"/>
           <w:szCs w:val="18"/>
         </w:rPr>
@@ -900,7 +908,7 @@
       </w:r>
       <w:r>
         <w:rPr>
-          <w:rFonts w:asciiTheme="majorHAnsi" w:eastAsia="Poppins" w:hAnsiTheme="majorHAnsi" w:cstheme="majorHAnsi"/>
+          <w:rFonts w:ascii="Calibri" w:eastAsia="Poppins" w:hAnsi="Calibri" w:cs="Calibri"/>
           <w:sz w:val="18"/>
           <w:szCs w:val="18"/>
         </w:rPr>
@@ -910,23 +918,23 @@
     <w:p>
       <w:pPr>
         <w:rPr>
-          <w:rFonts w:asciiTheme="majorHAnsi" w:eastAsia="Poppins" w:hAnsiTheme="majorHAnsi" w:cstheme="majorHAnsi"/>
-          <w:sz w:val="18"/>
-          <w:szCs w:val="18"/>
-        </w:rPr>
-      </w:pPr>
-    </w:p>
-    <w:p>
-      <w:pPr>
-        <w:rPr>
-          <w:rFonts w:asciiTheme="majorHAnsi" w:eastAsia="Poppins" w:hAnsiTheme="majorHAnsi" w:cstheme="majorHAnsi"/>
-          <w:sz w:val="18"/>
-          <w:szCs w:val="18"/>
-        </w:rPr>
-      </w:pPr>
-      <w:r>
-        <w:rPr>
-          <w:rFonts w:asciiTheme="majorHAnsi" w:eastAsia="Poppins" w:hAnsiTheme="majorHAnsi" w:cstheme="majorHAnsi"/>
+          <w:rFonts w:ascii="Calibri" w:eastAsia="Poppins" w:hAnsi="Calibri" w:cs="Calibri"/>
+          <w:sz w:val="18"/>
+          <w:szCs w:val="18"/>
+        </w:rPr>
+      </w:pPr>
+    </w:p>
+    <w:p>
+      <w:pPr>
+        <w:rPr>
+          <w:rFonts w:ascii="Calibri" w:eastAsia="Poppins" w:hAnsi="Calibri" w:cs="Calibri"/>
+          <w:sz w:val="18"/>
+          <w:szCs w:val="18"/>
+        </w:rPr>
+      </w:pPr>
+      <w:r>
+        <w:rPr>
+          <w:rFonts w:ascii="Calibri" w:eastAsia="Poppins" w:hAnsi="Calibri" w:cs="Calibri"/>
           <w:b/>
           <w:bCs/>
           <w:sz w:val="18"/>
@@ -936,7 +944,7 @@
       </w:r>
       <w:r>
         <w:rPr>
-          <w:rFonts w:asciiTheme="majorHAnsi" w:eastAsia="Poppins" w:hAnsiTheme="majorHAnsi" w:cstheme="majorHAnsi"/>
+          <w:rFonts w:ascii="Calibri" w:eastAsia="Poppins" w:hAnsi="Calibri" w:cs="Calibri"/>
           <w:sz w:val="18"/>
           <w:szCs w:val="18"/>
         </w:rPr>
@@ -946,7 +954,7 @@
       <w:bookmarkEnd w:id="14"/>
       <w:r>
         <w:rPr>
-          <w:rFonts w:asciiTheme="majorHAnsi" w:eastAsia="Poppins" w:hAnsiTheme="majorHAnsi" w:cstheme="majorHAnsi"/>
+          <w:rFonts w:ascii="Calibri" w:eastAsia="Poppins" w:hAnsi="Calibri" w:cs="Calibri"/>
           <w:sz w:val="18"/>
           <w:szCs w:val="18"/>
         </w:rPr>
@@ -954,7 +962,7 @@
       </w:r>
       <w:r>
         <w:rPr>
-          <w:rFonts w:asciiTheme="majorHAnsi" w:eastAsia="Poppins" w:hAnsiTheme="majorHAnsi" w:cstheme="majorHAnsi"/>
+          <w:rFonts w:ascii="Calibri" w:eastAsia="Poppins" w:hAnsi="Calibri" w:cs="Calibri"/>
           <w:sz w:val="18"/>
           <w:szCs w:val="18"/>
         </w:rPr>
@@ -964,23 +972,23 @@
     <w:p>
       <w:pPr>
         <w:rPr>
-          <w:rFonts w:asciiTheme="majorHAnsi" w:eastAsia="Poppins" w:hAnsiTheme="majorHAnsi" w:cstheme="majorHAnsi"/>
-          <w:sz w:val="18"/>
-          <w:szCs w:val="18"/>
-        </w:rPr>
-      </w:pPr>
-    </w:p>
-    <w:p>
-      <w:pPr>
-        <w:rPr>
-          <w:rFonts w:asciiTheme="majorHAnsi" w:eastAsia="Poppins" w:hAnsiTheme="majorHAnsi" w:cstheme="majorHAnsi"/>
-          <w:sz w:val="18"/>
-          <w:szCs w:val="18"/>
-        </w:rPr>
-      </w:pPr>
-      <w:r>
-        <w:rPr>
-          <w:rFonts w:asciiTheme="majorHAnsi" w:eastAsia="Poppins" w:hAnsiTheme="majorHAnsi" w:cstheme="majorHAnsi"/>
+          <w:rFonts w:ascii="Calibri" w:eastAsia="Poppins" w:hAnsi="Calibri" w:cs="Calibri"/>
+          <w:sz w:val="18"/>
+          <w:szCs w:val="18"/>
+        </w:rPr>
+      </w:pPr>
+    </w:p>
+    <w:p>
+      <w:pPr>
+        <w:rPr>
+          <w:rFonts w:ascii="Calibri" w:eastAsia="Poppins" w:hAnsi="Calibri" w:cs="Calibri"/>
+          <w:sz w:val="18"/>
+          <w:szCs w:val="18"/>
+        </w:rPr>
+      </w:pPr>
+      <w:r>
+        <w:rPr>
+          <w:rFonts w:ascii="Calibri" w:eastAsia="Poppins" w:hAnsi="Calibri" w:cs="Calibri"/>
           <w:b/>
           <w:bCs/>
           <w:sz w:val="18"/>
@@ -990,7 +998,7 @@
       </w:r>
       <w:r>
         <w:rPr>
-          <w:rFonts w:asciiTheme="majorHAnsi" w:eastAsia="Poppins" w:hAnsiTheme="majorHAnsi" w:cstheme="majorHAnsi"/>
+          <w:rFonts w:ascii="Calibri" w:eastAsia="Poppins" w:hAnsi="Calibri" w:cs="Calibri"/>
           <w:sz w:val="18"/>
           <w:szCs w:val="18"/>
         </w:rPr>
@@ -1000,7 +1008,7 @@
       <w:bookmarkEnd w:id="15"/>
       <w:r>
         <w:rPr>
-          <w:rFonts w:asciiTheme="majorHAnsi" w:eastAsia="Poppins" w:hAnsiTheme="majorHAnsi" w:cstheme="majorHAnsi"/>
+          <w:rFonts w:ascii="Calibri" w:eastAsia="Poppins" w:hAnsi="Calibri" w:cs="Calibri"/>
           <w:sz w:val="18"/>
           <w:szCs w:val="18"/>
         </w:rPr>
@@ -1008,7 +1016,7 @@
       </w:r>
       <w:r>
         <w:rPr>
-          <w:rFonts w:asciiTheme="majorHAnsi" w:eastAsia="Poppins" w:hAnsiTheme="majorHAnsi" w:cstheme="majorHAnsi"/>
+          <w:rFonts w:ascii="Calibri" w:eastAsia="Poppins" w:hAnsi="Calibri" w:cs="Calibri"/>
           <w:sz w:val="18"/>
           <w:szCs w:val="18"/>
         </w:rPr>
@@ -1018,23 +1026,23 @@
     <w:p>
       <w:pPr>
         <w:rPr>
-          <w:rFonts w:asciiTheme="majorHAnsi" w:eastAsia="Poppins" w:hAnsiTheme="majorHAnsi" w:cstheme="majorHAnsi"/>
-          <w:sz w:val="18"/>
-          <w:szCs w:val="18"/>
-        </w:rPr>
-      </w:pPr>
-    </w:p>
-    <w:p>
-      <w:pPr>
-        <w:rPr>
-          <w:rFonts w:asciiTheme="majorHAnsi" w:eastAsia="Poppins" w:hAnsiTheme="majorHAnsi" w:cstheme="majorHAnsi"/>
-          <w:sz w:val="18"/>
-          <w:szCs w:val="18"/>
-        </w:rPr>
-      </w:pPr>
-      <w:r>
-        <w:rPr>
-          <w:rFonts w:asciiTheme="majorHAnsi" w:eastAsia="Poppins" w:hAnsiTheme="majorHAnsi" w:cstheme="majorHAnsi"/>
+          <w:rFonts w:ascii="Calibri" w:eastAsia="Poppins" w:hAnsi="Calibri" w:cs="Calibri"/>
+          <w:sz w:val="18"/>
+          <w:szCs w:val="18"/>
+        </w:rPr>
+      </w:pPr>
+    </w:p>
+    <w:p>
+      <w:pPr>
+        <w:rPr>
+          <w:rFonts w:ascii="Calibri" w:eastAsia="Poppins" w:hAnsi="Calibri" w:cs="Calibri"/>
+          <w:sz w:val="18"/>
+          <w:szCs w:val="18"/>
+        </w:rPr>
+      </w:pPr>
+      <w:r>
+        <w:rPr>
+          <w:rFonts w:ascii="Calibri" w:eastAsia="Poppins" w:hAnsi="Calibri" w:cs="Calibri"/>
           <w:b/>
           <w:bCs/>
           <w:sz w:val="18"/>
@@ -1044,7 +1052,7 @@
       </w:r>
       <w:r>
         <w:rPr>
-          <w:rFonts w:asciiTheme="majorHAnsi" w:eastAsia="Poppins" w:hAnsiTheme="majorHAnsi" w:cstheme="majorHAnsi"/>
+          <w:rFonts w:ascii="Calibri" w:eastAsia="Poppins" w:hAnsi="Calibri" w:cs="Calibri"/>
           <w:sz w:val="18"/>
           <w:szCs w:val="18"/>
         </w:rPr>
@@ -1054,7 +1062,7 @@
       <w:bookmarkEnd w:id="16"/>
       <w:r>
         <w:rPr>
-          <w:rFonts w:asciiTheme="majorHAnsi" w:eastAsia="Poppins" w:hAnsiTheme="majorHAnsi" w:cstheme="majorHAnsi"/>
+          <w:rFonts w:ascii="Calibri" w:eastAsia="Poppins" w:hAnsi="Calibri" w:cs="Calibri"/>
           <w:sz w:val="18"/>
           <w:szCs w:val="18"/>
         </w:rPr>
@@ -1062,7 +1070,7 @@
       </w:r>
       <w:r>
         <w:rPr>
-          <w:rFonts w:asciiTheme="majorHAnsi" w:eastAsia="Poppins" w:hAnsiTheme="majorHAnsi" w:cstheme="majorHAnsi"/>
+          <w:rFonts w:ascii="Calibri" w:eastAsia="Poppins" w:hAnsi="Calibri" w:cs="Calibri"/>
           <w:sz w:val="18"/>
           <w:szCs w:val="18"/>
         </w:rPr>
@@ -1072,23 +1080,23 @@
     <w:p>
       <w:pPr>
         <w:rPr>
-          <w:rFonts w:asciiTheme="majorHAnsi" w:eastAsia="Poppins" w:hAnsiTheme="majorHAnsi" w:cstheme="majorHAnsi"/>
-          <w:sz w:val="18"/>
-          <w:szCs w:val="18"/>
-        </w:rPr>
-      </w:pPr>
-    </w:p>
-    <w:p>
-      <w:pPr>
-        <w:rPr>
-          <w:rFonts w:asciiTheme="majorHAnsi" w:eastAsia="Poppins" w:hAnsiTheme="majorHAnsi" w:cstheme="majorHAnsi"/>
-          <w:sz w:val="18"/>
-          <w:szCs w:val="18"/>
-        </w:rPr>
-      </w:pPr>
-      <w:r>
-        <w:rPr>
-          <w:rFonts w:asciiTheme="majorHAnsi" w:eastAsia="Poppins" w:hAnsiTheme="majorHAnsi" w:cstheme="majorHAnsi"/>
+          <w:rFonts w:ascii="Calibri" w:eastAsia="Poppins" w:hAnsi="Calibri" w:cs="Calibri"/>
+          <w:sz w:val="18"/>
+          <w:szCs w:val="18"/>
+        </w:rPr>
+      </w:pPr>
+    </w:p>
+    <w:p>
+      <w:pPr>
+        <w:rPr>
+          <w:rFonts w:ascii="Calibri" w:eastAsia="Poppins" w:hAnsi="Calibri" w:cs="Calibri"/>
+          <w:sz w:val="18"/>
+          <w:szCs w:val="18"/>
+        </w:rPr>
+      </w:pPr>
+      <w:r>
+        <w:rPr>
+          <w:rFonts w:ascii="Calibri" w:eastAsia="Poppins" w:hAnsi="Calibri" w:cs="Calibri"/>
           <w:b/>
           <w:bCs/>
           <w:sz w:val="18"/>
@@ -1098,7 +1106,7 @@
       </w:r>
       <w:r>
         <w:rPr>
-          <w:rFonts w:asciiTheme="majorHAnsi" w:eastAsia="Poppins" w:hAnsiTheme="majorHAnsi" w:cstheme="majorHAnsi"/>
+          <w:rFonts w:ascii="Calibri" w:eastAsia="Poppins" w:hAnsi="Calibri" w:cs="Calibri"/>
           <w:b/>
           <w:bCs/>
           <w:sz w:val="18"/>
@@ -1108,7 +1116,7 @@
       </w:r>
       <w:r>
         <w:rPr>
-          <w:rFonts w:asciiTheme="majorHAnsi" w:eastAsia="Poppins" w:hAnsiTheme="majorHAnsi" w:cstheme="majorHAnsi"/>
+          <w:rFonts w:ascii="Calibri" w:eastAsia="Poppins" w:hAnsi="Calibri" w:cs="Calibri"/>
           <w:sz w:val="18"/>
           <w:szCs w:val="18"/>
         </w:rPr>
@@ -1116,7 +1124,7 @@
       </w:r>
       <w:r>
         <w:rPr>
-          <w:rFonts w:asciiTheme="majorHAnsi" w:eastAsia="Poppins" w:hAnsiTheme="majorHAnsi" w:cstheme="majorHAnsi"/>
+          <w:rFonts w:ascii="Calibri" w:eastAsia="Poppins" w:hAnsi="Calibri" w:cs="Calibri"/>
           <w:sz w:val="18"/>
           <w:szCs w:val="18"/>
         </w:rPr>
@@ -1126,7 +1134,7 @@
       <w:bookmarkEnd w:id="17"/>
       <w:r>
         <w:rPr>
-          <w:rFonts w:asciiTheme="majorHAnsi" w:eastAsia="Poppins" w:hAnsiTheme="majorHAnsi" w:cstheme="majorHAnsi"/>
+          <w:rFonts w:ascii="Calibri" w:eastAsia="Poppins" w:hAnsi="Calibri" w:cs="Calibri"/>
           <w:sz w:val="18"/>
           <w:szCs w:val="18"/>
         </w:rPr>
@@ -1136,23 +1144,23 @@
     <w:p>
       <w:pPr>
         <w:rPr>
-          <w:rFonts w:asciiTheme="majorHAnsi" w:eastAsia="Poppins" w:hAnsiTheme="majorHAnsi" w:cstheme="majorHAnsi"/>
-          <w:sz w:val="18"/>
-          <w:szCs w:val="18"/>
-        </w:rPr>
-      </w:pPr>
-    </w:p>
-    <w:p>
-      <w:pPr>
-        <w:rPr>
-          <w:rFonts w:asciiTheme="majorHAnsi" w:eastAsia="Poppins" w:hAnsiTheme="majorHAnsi" w:cstheme="majorHAnsi"/>
+          <w:rFonts w:ascii="Calibri" w:eastAsia="Poppins" w:hAnsi="Calibri" w:cs="Calibri"/>
+          <w:sz w:val="18"/>
+          <w:szCs w:val="18"/>
+        </w:rPr>
+      </w:pPr>
+    </w:p>
+    <w:p>
+      <w:pPr>
+        <w:rPr>
+          <w:rFonts w:ascii="Calibri" w:eastAsia="Poppins" w:hAnsi="Calibri" w:cs="Calibri"/>
           <w:sz w:val="22"/>
           <w:szCs w:val="22"/>
         </w:rPr>
       </w:pPr>
       <w:r>
         <w:rPr>
-          <w:rFonts w:asciiTheme="majorHAnsi" w:eastAsia="Poppins" w:hAnsiTheme="majorHAnsi" w:cstheme="majorHAnsi"/>
+          <w:rFonts w:ascii="Calibri" w:eastAsia="Poppins" w:hAnsi="Calibri" w:cs="Calibri"/>
           <w:b/>
           <w:bCs/>
           <w:sz w:val="18"/>
@@ -1162,7 +1170,7 @@
       </w:r>
       <w:r>
         <w:rPr>
-          <w:rFonts w:asciiTheme="majorHAnsi" w:eastAsia="Poppins" w:hAnsiTheme="majorHAnsi" w:cstheme="majorHAnsi"/>
+          <w:rFonts w:ascii="Calibri" w:eastAsia="Poppins" w:hAnsi="Calibri" w:cs="Calibri"/>
           <w:sz w:val="18"/>
           <w:szCs w:val="18"/>
         </w:rPr>
@@ -1172,7 +1180,7 @@
       <w:bookmarkEnd w:id="18"/>
       <w:r>
         <w:rPr>
-          <w:rFonts w:ascii="Segoe UI Symbol" w:eastAsia="Poppins" w:hAnsi="Segoe UI Symbol" w:cs="Segoe UI Symbol"/>
+          <w:rFonts w:ascii="Calibri" w:eastAsia="Poppins" w:hAnsi="Calibri" w:cs="Calibri"/>
           <w:sz w:val="22"/>
           <w:szCs w:val="22"/>
         </w:rPr>
@@ -1180,18 +1188,21 @@
       </w:r>
       <w:r>
         <w:rPr>
-          <w:rFonts w:ascii="Segoe UI Symbol" w:eastAsia="Poppins" w:hAnsi="Segoe UI Symbol" w:cs="Segoe UI Symbol"/>
+          <w:rFonts w:ascii="Calibri" w:eastAsia="Poppins" w:hAnsi="Calibri" w:cs="Calibri"/>
           <w:sz w:val="22"/>
           <w:szCs w:val="22"/>
         </w:rPr>
         <w:t xml:space="preserve"> </w:t>
       </w:r>
       <w:r>
+        <w:rPr>
+          <w:rFonts w:ascii="Calibri" w:hAnsi="Calibri" w:cs="Calibri"/>
+        </w:rPr>
         <w:t>{{ x_urbano }}</w:t>
       </w:r>
       <w:r>
         <w:rPr>
-          <w:rFonts w:ascii="Segoe UI Symbol" w:eastAsia="Poppins" w:hAnsi="Segoe UI Symbol" w:cs="Segoe UI Symbol"/>
+          <w:rFonts w:ascii="Calibri" w:eastAsia="Poppins" w:hAnsi="Calibri" w:cs="Calibri"/>
           <w:sz w:val="22"/>
           <w:szCs w:val="22"/>
         </w:rPr>
@@ -1199,7 +1210,7 @@
       </w:r>
       <w:r>
         <w:rPr>
-          <w:rFonts w:ascii="Segoe UI Symbol" w:eastAsia="Poppins" w:hAnsi="Segoe UI Symbol" w:cs="Segoe UI Symbol"/>
+          <w:rFonts w:ascii="Calibri" w:eastAsia="Poppins" w:hAnsi="Calibri" w:cs="Calibri"/>
           <w:sz w:val="22"/>
           <w:szCs w:val="22"/>
         </w:rPr>
@@ -1207,7 +1218,7 @@
       </w:r>
       <w:r>
         <w:rPr>
-          <w:rFonts w:asciiTheme="majorHAnsi" w:eastAsia="Poppins" w:hAnsiTheme="majorHAnsi" w:cstheme="majorHAnsi"/>
+          <w:rFonts w:ascii="Calibri" w:eastAsia="Poppins" w:hAnsi="Calibri" w:cs="Calibri"/>
           <w:sz w:val="22"/>
           <w:szCs w:val="22"/>
         </w:rPr>
@@ -1215,7 +1226,7 @@
       </w:r>
       <w:r>
         <w:rPr>
-          <w:rFonts w:asciiTheme="majorHAnsi" w:eastAsia="Poppins" w:hAnsiTheme="majorHAnsi" w:cstheme="majorHAnsi"/>
+          <w:rFonts w:ascii="Calibri" w:eastAsia="Poppins" w:hAnsi="Calibri" w:cs="Calibri"/>
           <w:b/>
           <w:bCs/>
           <w:sz w:val="18"/>
@@ -1225,7 +1236,7 @@
       </w:r>
       <w:r>
         <w:rPr>
-          <w:rFonts w:asciiTheme="majorHAnsi" w:eastAsia="Poppins" w:hAnsiTheme="majorHAnsi" w:cstheme="majorHAnsi"/>
+          <w:rFonts w:ascii="Calibri" w:eastAsia="Poppins" w:hAnsi="Calibri" w:cs="Calibri"/>
           <w:sz w:val="18"/>
           <w:szCs w:val="18"/>
         </w:rPr>
@@ -1233,7 +1244,7 @@
       </w:r>
       <w:r>
         <w:rPr>
-          <w:rFonts w:asciiTheme="majorHAnsi" w:eastAsia="Poppins" w:hAnsiTheme="majorHAnsi" w:cstheme="majorHAnsi"/>
+          <w:rFonts w:ascii="Calibri" w:eastAsia="Poppins" w:hAnsi="Calibri" w:cs="Calibri"/>
           <w:sz w:val="22"/>
           <w:szCs w:val="22"/>
         </w:rPr>
@@ -1243,7 +1254,7 @@
       <w:bookmarkEnd w:id="19"/>
       <w:r>
         <w:rPr>
-          <w:rFonts w:ascii="Segoe UI Symbol" w:eastAsia="Poppins" w:hAnsi="Segoe UI Symbol" w:cs="Segoe UI Symbol"/>
+          <w:rFonts w:ascii="Calibri" w:eastAsia="Poppins" w:hAnsi="Calibri" w:cs="Calibri"/>
           <w:sz w:val="22"/>
           <w:szCs w:val="22"/>
         </w:rPr>
@@ -1251,18 +1262,21 @@
       </w:r>
       <w:r>
         <w:rPr>
-          <w:rFonts w:ascii="Segoe UI Symbol" w:eastAsia="Poppins" w:hAnsi="Segoe UI Symbol" w:cs="Segoe UI Symbol"/>
+          <w:rFonts w:ascii="Calibri" w:eastAsia="Poppins" w:hAnsi="Calibri" w:cs="Calibri"/>
           <w:sz w:val="22"/>
           <w:szCs w:val="22"/>
         </w:rPr>
         <w:t xml:space="preserve"> </w:t>
       </w:r>
       <w:r>
+        <w:rPr>
+          <w:rFonts w:ascii="Calibri" w:hAnsi="Calibri" w:cs="Calibri"/>
+        </w:rPr>
         <w:t xml:space="preserve">{{ x_rustico }} </w:t>
       </w:r>
       <w:r>
         <w:rPr>
-          <w:rFonts w:ascii="Segoe UI Symbol" w:eastAsia="Poppins" w:hAnsi="Segoe UI Symbol" w:cs="Segoe UI Symbol"/>
+          <w:rFonts w:ascii="Calibri" w:eastAsia="Poppins" w:hAnsi="Calibri" w:cs="Calibri"/>
           <w:sz w:val="22"/>
           <w:szCs w:val="22"/>
         </w:rPr>
@@ -1270,7 +1284,7 @@
       </w:r>
       <w:r>
         <w:rPr>
-          <w:rFonts w:asciiTheme="majorHAnsi" w:eastAsia="Poppins" w:hAnsiTheme="majorHAnsi" w:cstheme="majorHAnsi"/>
+          <w:rFonts w:ascii="Calibri" w:eastAsia="Poppins" w:hAnsi="Calibri" w:cs="Calibri"/>
           <w:sz w:val="22"/>
           <w:szCs w:val="22"/>
         </w:rPr>
@@ -1278,7 +1292,7 @@
       </w:r>
       <w:r>
         <w:rPr>
-          <w:rFonts w:asciiTheme="majorHAnsi" w:eastAsia="Poppins" w:hAnsiTheme="majorHAnsi" w:cstheme="majorHAnsi"/>
+          <w:rFonts w:ascii="Calibri" w:eastAsia="Poppins" w:hAnsi="Calibri" w:cs="Calibri"/>
           <w:b/>
           <w:bCs/>
           <w:sz w:val="18"/>
@@ -1288,7 +1302,7 @@
       </w:r>
       <w:r>
         <w:rPr>
-          <w:rFonts w:asciiTheme="majorHAnsi" w:eastAsia="Poppins" w:hAnsiTheme="majorHAnsi" w:cstheme="majorHAnsi"/>
+          <w:rFonts w:ascii="Calibri" w:eastAsia="Poppins" w:hAnsi="Calibri" w:cs="Calibri"/>
           <w:sz w:val="18"/>
           <w:szCs w:val="18"/>
         </w:rPr>
@@ -1298,7 +1312,7 @@
       <w:bookmarkEnd w:id="20"/>
       <w:r>
         <w:rPr>
-          <w:rFonts w:ascii="Segoe UI Symbol" w:eastAsia="Poppins" w:hAnsi="Segoe UI Symbol" w:cs="Segoe UI Symbol"/>
+          <w:rFonts w:ascii="Calibri" w:eastAsia="Poppins" w:hAnsi="Calibri" w:cs="Calibri"/>
           <w:sz w:val="22"/>
           <w:szCs w:val="22"/>
         </w:rPr>
@@ -1306,18 +1320,21 @@
       </w:r>
       <w:r>
         <w:rPr>
-          <w:rFonts w:ascii="Segoe UI Symbol" w:eastAsia="Poppins" w:hAnsi="Segoe UI Symbol" w:cs="Segoe UI Symbol"/>
+          <w:rFonts w:ascii="Calibri" w:eastAsia="Poppins" w:hAnsi="Calibri" w:cs="Calibri"/>
           <w:sz w:val="22"/>
           <w:szCs w:val="22"/>
         </w:rPr>
         <w:t xml:space="preserve"> </w:t>
       </w:r>
       <w:r>
+        <w:rPr>
+          <w:rFonts w:ascii="Calibri" w:hAnsi="Calibri" w:cs="Calibri"/>
+        </w:rPr>
         <w:t xml:space="preserve">{{ x_baldio }} </w:t>
       </w:r>
       <w:r>
         <w:rPr>
-          <w:rFonts w:ascii="Segoe UI Symbol" w:eastAsia="Poppins" w:hAnsi="Segoe UI Symbol" w:cs="Segoe UI Symbol"/>
+          <w:rFonts w:ascii="Calibri" w:eastAsia="Poppins" w:hAnsi="Calibri" w:cs="Calibri"/>
           <w:sz w:val="22"/>
           <w:szCs w:val="22"/>
         </w:rPr>
@@ -1325,7 +1342,7 @@
       </w:r>
       <w:r>
         <w:rPr>
-          <w:rFonts w:asciiTheme="majorHAnsi" w:eastAsia="Poppins" w:hAnsiTheme="majorHAnsi" w:cstheme="majorHAnsi"/>
+          <w:rFonts w:ascii="Calibri" w:eastAsia="Poppins" w:hAnsi="Calibri" w:cs="Calibri"/>
           <w:sz w:val="18"/>
           <w:szCs w:val="18"/>
         </w:rPr>
@@ -1333,7 +1350,7 @@
       </w:r>
       <w:r>
         <w:rPr>
-          <w:rFonts w:asciiTheme="majorHAnsi" w:eastAsia="Poppins" w:hAnsiTheme="majorHAnsi" w:cstheme="majorHAnsi"/>
+          <w:rFonts w:ascii="Calibri" w:eastAsia="Poppins" w:hAnsi="Calibri" w:cs="Calibri"/>
           <w:b/>
           <w:bCs/>
           <w:sz w:val="18"/>
@@ -1343,7 +1360,7 @@
       </w:r>
       <w:r>
         <w:rPr>
-          <w:rFonts w:asciiTheme="majorHAnsi" w:eastAsia="Poppins" w:hAnsiTheme="majorHAnsi" w:cstheme="majorHAnsi"/>
+          <w:rFonts w:ascii="Calibri" w:eastAsia="Poppins" w:hAnsi="Calibri" w:cs="Calibri"/>
           <w:sz w:val="18"/>
           <w:szCs w:val="18"/>
         </w:rPr>
@@ -1353,18 +1370,21 @@
       <w:bookmarkEnd w:id="21"/>
       <w:r>
         <w:rPr>
-          <w:rFonts w:ascii="Segoe UI Symbol" w:eastAsia="Poppins" w:hAnsi="Segoe UI Symbol" w:cs="Segoe UI Symbol"/>
+          <w:rFonts w:ascii="Calibri" w:eastAsia="Poppins" w:hAnsi="Calibri" w:cs="Calibri"/>
           <w:sz w:val="22"/>
           <w:szCs w:val="22"/>
         </w:rPr>
         <w:t>[</w:t>
       </w:r>
       <w:r>
+        <w:rPr>
+          <w:rFonts w:ascii="Calibri" w:hAnsi="Calibri" w:cs="Calibri"/>
+        </w:rPr>
         <w:t xml:space="preserve"> {{ x_construido }}</w:t>
       </w:r>
       <w:r>
         <w:rPr>
-          <w:rFonts w:ascii="Segoe UI Symbol" w:eastAsia="Poppins" w:hAnsi="Segoe UI Symbol" w:cs="Segoe UI Symbol"/>
+          <w:rFonts w:ascii="Calibri" w:eastAsia="Poppins" w:hAnsi="Calibri" w:cs="Calibri"/>
           <w:sz w:val="22"/>
           <w:szCs w:val="22"/>
         </w:rPr>
@@ -1372,7 +1392,7 @@
       </w:r>
       <w:r>
         <w:rPr>
-          <w:rFonts w:ascii="Segoe UI Symbol" w:eastAsia="Poppins" w:hAnsi="Segoe UI Symbol" w:cs="Segoe UI Symbol"/>
+          <w:rFonts w:ascii="Calibri" w:eastAsia="Poppins" w:hAnsi="Calibri" w:cs="Calibri"/>
           <w:sz w:val="22"/>
           <w:szCs w:val="22"/>
         </w:rPr>
@@ -1382,23 +1402,23 @@
     <w:p>
       <w:pPr>
         <w:rPr>
-          <w:rFonts w:asciiTheme="majorHAnsi" w:eastAsia="Poppins" w:hAnsiTheme="majorHAnsi" w:cstheme="majorHAnsi"/>
-          <w:sz w:val="18"/>
-          <w:szCs w:val="18"/>
-        </w:rPr>
-      </w:pPr>
-    </w:p>
-    <w:p>
-      <w:pPr>
-        <w:rPr>
-          <w:rFonts w:asciiTheme="majorHAnsi" w:eastAsia="Poppins" w:hAnsiTheme="majorHAnsi" w:cstheme="majorHAnsi"/>
-          <w:sz w:val="18"/>
-          <w:szCs w:val="18"/>
-        </w:rPr>
-      </w:pPr>
-      <w:r>
-        <w:rPr>
-          <w:rFonts w:asciiTheme="majorHAnsi" w:eastAsia="Poppins" w:hAnsiTheme="majorHAnsi" w:cstheme="majorHAnsi"/>
+          <w:rFonts w:ascii="Calibri" w:eastAsia="Poppins" w:hAnsi="Calibri" w:cs="Calibri"/>
+          <w:sz w:val="18"/>
+          <w:szCs w:val="18"/>
+        </w:rPr>
+      </w:pPr>
+    </w:p>
+    <w:p>
+      <w:pPr>
+        <w:rPr>
+          <w:rFonts w:ascii="Calibri" w:eastAsia="Poppins" w:hAnsi="Calibri" w:cs="Calibri"/>
+          <w:sz w:val="18"/>
+          <w:szCs w:val="18"/>
+        </w:rPr>
+      </w:pPr>
+      <w:r>
+        <w:rPr>
+          <w:rFonts w:ascii="Calibri" w:eastAsia="Poppins" w:hAnsi="Calibri" w:cs="Calibri"/>
           <w:b/>
           <w:bCs/>
           <w:sz w:val="18"/>
@@ -1408,7 +1428,7 @@
       </w:r>
       <w:r>
         <w:rPr>
-          <w:rFonts w:asciiTheme="majorHAnsi" w:eastAsia="Poppins" w:hAnsiTheme="majorHAnsi" w:cstheme="majorHAnsi"/>
+          <w:rFonts w:ascii="Calibri" w:eastAsia="Poppins" w:hAnsi="Calibri" w:cs="Calibri"/>
           <w:sz w:val="18"/>
           <w:szCs w:val="18"/>
         </w:rPr>
@@ -1418,7 +1438,7 @@
       <w:bookmarkEnd w:id="22"/>
       <w:r>
         <w:rPr>
-          <w:rFonts w:asciiTheme="majorHAnsi" w:eastAsia="Poppins" w:hAnsiTheme="majorHAnsi" w:cstheme="majorHAnsi"/>
+          <w:rFonts w:ascii="Calibri" w:eastAsia="Poppins" w:hAnsi="Calibri" w:cs="Calibri"/>
           <w:sz w:val="18"/>
           <w:szCs w:val="18"/>
         </w:rPr>
@@ -1428,32 +1448,32 @@
     <w:p>
       <w:pPr>
         <w:rPr>
-          <w:rFonts w:asciiTheme="majorHAnsi" w:eastAsia="Poppins" w:hAnsiTheme="majorHAnsi" w:cstheme="majorHAnsi"/>
-          <w:sz w:val="18"/>
-          <w:szCs w:val="18"/>
-        </w:rPr>
-      </w:pPr>
-    </w:p>
-    <w:p>
-      <w:pPr>
-        <w:rPr>
-          <w:rFonts w:asciiTheme="majorHAnsi" w:eastAsia="Poppins" w:hAnsiTheme="majorHAnsi" w:cstheme="majorHAnsi"/>
-          <w:sz w:val="18"/>
-          <w:szCs w:val="18"/>
-        </w:rPr>
-      </w:pPr>
-    </w:p>
-    <w:p>
-      <w:pPr>
-        <w:rPr>
-          <w:rFonts w:asciiTheme="majorHAnsi" w:eastAsia="Poppins" w:hAnsiTheme="majorHAnsi" w:cstheme="majorHAnsi"/>
-          <w:sz w:val="18"/>
-          <w:szCs w:val="18"/>
-        </w:rPr>
-      </w:pPr>
-      <w:r>
-        <w:rPr>
-          <w:rFonts w:asciiTheme="majorHAnsi" w:eastAsia="Poppins" w:hAnsiTheme="majorHAnsi" w:cstheme="majorHAnsi"/>
+          <w:rFonts w:ascii="Calibri" w:eastAsia="Poppins" w:hAnsi="Calibri" w:cs="Calibri"/>
+          <w:sz w:val="18"/>
+          <w:szCs w:val="18"/>
+        </w:rPr>
+      </w:pPr>
+    </w:p>
+    <w:p>
+      <w:pPr>
+        <w:rPr>
+          <w:rFonts w:ascii="Calibri" w:eastAsia="Poppins" w:hAnsi="Calibri" w:cs="Calibri"/>
+          <w:sz w:val="18"/>
+          <w:szCs w:val="18"/>
+        </w:rPr>
+      </w:pPr>
+    </w:p>
+    <w:p>
+      <w:pPr>
+        <w:rPr>
+          <w:rFonts w:ascii="Calibri" w:eastAsia="Poppins" w:hAnsi="Calibri" w:cs="Calibri"/>
+          <w:sz w:val="18"/>
+          <w:szCs w:val="18"/>
+        </w:rPr>
+      </w:pPr>
+      <w:r>
+        <w:rPr>
+          <w:rFonts w:ascii="Calibri" w:eastAsia="Poppins" w:hAnsi="Calibri" w:cs="Calibri"/>
           <w:b/>
           <w:bCs/>
           <w:sz w:val="18"/>
@@ -1461,28 +1481,36 @@
         </w:rPr>
         <w:t>PROCEDENCIA O ANTECEDENTES DE LA ADQUISICION</w:t>
       </w:r>
-      <w:r>
-        <w:rPr>
-          <w:rFonts w:asciiTheme="majorHAnsi" w:eastAsia="Poppins" w:hAnsiTheme="majorHAnsi" w:cstheme="majorHAnsi"/>
-          <w:sz w:val="18"/>
-          <w:szCs w:val="18"/>
-        </w:rPr>
-        <w:t xml:space="preserve"> </w:t>
-      </w:r>
       <w:bookmarkStart w:id="23" w:name="bookmark=id.4idgj5uq10da" w:colFirst="0" w:colLast="0"/>
       <w:bookmarkEnd w:id="23"/>
-    </w:p>
-    <w:p>
-      <w:pPr>
-        <w:rPr>
-          <w:rFonts w:asciiTheme="majorHAnsi" w:eastAsia="Poppins" w:hAnsiTheme="majorHAnsi" w:cstheme="majorHAnsi"/>
-          <w:sz w:val="18"/>
-          <w:szCs w:val="18"/>
-        </w:rPr>
-      </w:pPr>
-      <w:r>
-        <w:rPr>
-          <w:rFonts w:asciiTheme="majorHAnsi" w:eastAsia="Poppins" w:hAnsiTheme="majorHAnsi" w:cstheme="majorHAnsi"/>
+      <w:r>
+        <w:rPr>
+          <w:rFonts w:ascii="Calibri" w:eastAsia="Poppins" w:hAnsi="Calibri" w:cs="Calibri"/>
+          <w:sz w:val="18"/>
+          <w:szCs w:val="18"/>
+        </w:rPr>
+        <w:t xml:space="preserve">: </w:t>
+      </w:r>
+      <w:r>
+        <w:rPr>
+          <w:rFonts w:ascii="Calibri" w:eastAsia="Poppins" w:hAnsi="Calibri" w:cs="Calibri"/>
+          <w:sz w:val="18"/>
+          <w:szCs w:val="18"/>
+        </w:rPr>
+        <w:t>{{ antecedentes_registro }}</w:t>
+      </w:r>
+    </w:p>
+    <w:p>
+      <w:pPr>
+        <w:rPr>
+          <w:rFonts w:ascii="Calibri" w:eastAsia="Poppins" w:hAnsi="Calibri" w:cs="Calibri"/>
+          <w:sz w:val="18"/>
+          <w:szCs w:val="18"/>
+        </w:rPr>
+      </w:pPr>
+      <w:r>
+        <w:rPr>
+          <w:rFonts w:ascii="Calibri" w:eastAsia="Poppins" w:hAnsi="Calibri" w:cs="Calibri"/>
           <w:sz w:val="18"/>
           <w:szCs w:val="18"/>
         </w:rPr>
@@ -1490,7 +1518,7 @@
       </w:r>
       <w:r>
         <w:rPr>
-          <w:rFonts w:asciiTheme="majorHAnsi" w:eastAsia="Poppins" w:hAnsiTheme="majorHAnsi" w:cstheme="majorHAnsi"/>
+          <w:rFonts w:ascii="Calibri" w:eastAsia="Poppins" w:hAnsi="Calibri" w:cs="Calibri"/>
           <w:sz w:val="18"/>
           <w:szCs w:val="18"/>
         </w:rPr>
@@ -1500,23 +1528,23 @@
     <w:p>
       <w:pPr>
         <w:rPr>
-          <w:rFonts w:asciiTheme="majorHAnsi" w:eastAsia="Poppins" w:hAnsiTheme="majorHAnsi" w:cstheme="majorHAnsi"/>
-          <w:sz w:val="18"/>
-          <w:szCs w:val="18"/>
-        </w:rPr>
-      </w:pPr>
-    </w:p>
-    <w:p>
-      <w:pPr>
-        <w:rPr>
-          <w:rFonts w:asciiTheme="majorHAnsi" w:eastAsia="Poppins" w:hAnsiTheme="majorHAnsi" w:cstheme="majorHAnsi"/>
-          <w:sz w:val="18"/>
-          <w:szCs w:val="18"/>
-        </w:rPr>
-      </w:pPr>
-      <w:r>
-        <w:rPr>
-          <w:rFonts w:asciiTheme="majorHAnsi" w:eastAsia="Poppins" w:hAnsiTheme="majorHAnsi" w:cstheme="majorHAnsi"/>
+          <w:rFonts w:ascii="Calibri" w:eastAsia="Poppins" w:hAnsi="Calibri" w:cs="Calibri"/>
+          <w:sz w:val="18"/>
+          <w:szCs w:val="18"/>
+        </w:rPr>
+      </w:pPr>
+    </w:p>
+    <w:p>
+      <w:pPr>
+        <w:rPr>
+          <w:rFonts w:ascii="Calibri" w:eastAsia="Poppins" w:hAnsi="Calibri" w:cs="Calibri"/>
+          <w:sz w:val="18"/>
+          <w:szCs w:val="18"/>
+        </w:rPr>
+      </w:pPr>
+      <w:r>
+        <w:rPr>
+          <w:rFonts w:ascii="Calibri" w:eastAsia="Poppins" w:hAnsi="Calibri" w:cs="Calibri"/>
           <w:b/>
           <w:bCs/>
           <w:sz w:val="18"/>
@@ -1526,7 +1554,7 @@
       </w:r>
       <w:r>
         <w:rPr>
-          <w:rFonts w:asciiTheme="majorHAnsi" w:eastAsia="Poppins" w:hAnsiTheme="majorHAnsi" w:cstheme="majorHAnsi"/>
+          <w:rFonts w:ascii="Calibri" w:eastAsia="Poppins" w:hAnsi="Calibri" w:cs="Calibri"/>
           <w:b/>
           <w:bCs/>
           <w:sz w:val="18"/>
@@ -1536,7 +1564,7 @@
       </w:r>
       <w:r>
         <w:rPr>
-          <w:rFonts w:asciiTheme="majorHAnsi" w:eastAsia="Poppins" w:hAnsiTheme="majorHAnsi" w:cstheme="majorHAnsi"/>
+          <w:rFonts w:ascii="Calibri" w:eastAsia="Poppins" w:hAnsi="Calibri" w:cs="Calibri"/>
           <w:b/>
           <w:bCs/>
           <w:sz w:val="18"/>
@@ -1548,7 +1576,7 @@
     <w:p>
       <w:pPr>
         <w:rPr>
-          <w:rFonts w:asciiTheme="majorHAnsi" w:eastAsia="Poppins" w:hAnsiTheme="majorHAnsi" w:cstheme="majorHAnsi"/>
+          <w:rFonts w:ascii="Calibri" w:eastAsia="Poppins" w:hAnsi="Calibri" w:cs="Calibri"/>
           <w:b/>
           <w:bCs/>
           <w:sz w:val="18"/>
@@ -1557,7 +1585,7 @@
       </w:pPr>
       <w:r>
         <w:rPr>
-          <w:rFonts w:asciiTheme="majorHAnsi" w:eastAsia="Poppins" w:hAnsiTheme="majorHAnsi" w:cstheme="majorHAnsi"/>
+          <w:rFonts w:ascii="Calibri" w:eastAsia="Poppins" w:hAnsi="Calibri" w:cs="Calibri"/>
           <w:sz w:val="18"/>
           <w:szCs w:val="18"/>
         </w:rPr>
@@ -1565,7 +1593,7 @@
       </w:r>
       <w:r>
         <w:rPr>
-          <w:rFonts w:asciiTheme="majorHAnsi" w:eastAsia="Poppins" w:hAnsiTheme="majorHAnsi" w:cstheme="majorHAnsi"/>
+          <w:rFonts w:ascii="Calibri" w:eastAsia="Poppins" w:hAnsi="Calibri" w:cs="Calibri"/>
           <w:b/>
           <w:bCs/>
           <w:sz w:val="18"/>
@@ -1578,14 +1606,14 @@
       <w:pPr>
         <w:pStyle w:val="Ttulo1"/>
         <w:rPr>
-          <w:rFonts w:asciiTheme="majorHAnsi" w:hAnsiTheme="majorHAnsi" w:cstheme="majorHAnsi"/>
-          <w:sz w:val="18"/>
-          <w:szCs w:val="18"/>
-        </w:rPr>
-      </w:pPr>
-      <w:r>
-        <w:rPr>
-          <w:rFonts w:asciiTheme="majorHAnsi" w:hAnsiTheme="majorHAnsi" w:cstheme="majorHAnsi"/>
+          <w:rFonts w:ascii="Calibri" w:hAnsi="Calibri" w:cs="Calibri"/>
+          <w:sz w:val="18"/>
+          <w:szCs w:val="18"/>
+        </w:rPr>
+      </w:pPr>
+      <w:r>
+        <w:rPr>
+          <w:rFonts w:ascii="Calibri" w:hAnsi="Calibri" w:cs="Calibri"/>
           <w:sz w:val="18"/>
           <w:szCs w:val="18"/>
         </w:rPr>
@@ -1627,7 +1655,7 @@
             <w:pPr>
               <w:jc w:val="center"/>
               <w:rPr>
-                <w:rFonts w:asciiTheme="majorHAnsi" w:eastAsia="Poppins" w:hAnsiTheme="majorHAnsi" w:cstheme="majorHAnsi"/>
+                <w:rFonts w:ascii="Calibri" w:eastAsia="Poppins" w:hAnsi="Calibri" w:cs="Calibri"/>
                 <w:sz w:val="18"/>
                 <w:szCs w:val="18"/>
               </w:rPr>
@@ -1637,14 +1665,14 @@
             <w:pPr>
               <w:jc w:val="center"/>
               <w:rPr>
-                <w:rFonts w:asciiTheme="majorHAnsi" w:eastAsia="Poppins" w:hAnsiTheme="majorHAnsi" w:cstheme="majorHAnsi"/>
+                <w:rFonts w:ascii="Calibri" w:eastAsia="Poppins" w:hAnsi="Calibri" w:cs="Calibri"/>
                 <w:sz w:val="18"/>
                 <w:szCs w:val="18"/>
               </w:rPr>
             </w:pPr>
             <w:r>
               <w:rPr>
-                <w:rFonts w:asciiTheme="majorHAnsi" w:eastAsia="Poppins" w:hAnsiTheme="majorHAnsi" w:cstheme="majorHAnsi"/>
+                <w:rFonts w:ascii="Calibri" w:eastAsia="Poppins" w:hAnsi="Calibri" w:cs="Calibri"/>
                 <w:sz w:val="18"/>
                 <w:szCs w:val="18"/>
               </w:rPr>
@@ -1654,7 +1682,7 @@
           <w:p>
             <w:pPr>
               <w:rPr>
-                <w:rFonts w:asciiTheme="majorHAnsi" w:eastAsia="Poppins" w:hAnsiTheme="majorHAnsi" w:cstheme="majorHAnsi"/>
+                <w:rFonts w:ascii="Calibri" w:eastAsia="Poppins" w:hAnsi="Calibri" w:cs="Calibri"/>
                 <w:sz w:val="18"/>
                 <w:szCs w:val="18"/>
               </w:rPr>
@@ -1663,7 +1691,7 @@
           <w:p>
             <w:pPr>
               <w:rPr>
-                <w:rFonts w:asciiTheme="majorHAnsi" w:eastAsia="Poppins" w:hAnsiTheme="majorHAnsi" w:cstheme="majorHAnsi"/>
+                <w:rFonts w:ascii="Calibri" w:eastAsia="Poppins" w:hAnsi="Calibri" w:cs="Calibri"/>
                 <w:b/>
                 <w:bCs/>
                 <w:sz w:val="18"/>
@@ -1674,7 +1702,7 @@
             <w:bookmarkEnd w:id="24"/>
             <w:r>
               <w:rPr>
-                <w:rFonts w:asciiTheme="majorHAnsi" w:eastAsia="Poppins" w:hAnsiTheme="majorHAnsi" w:cstheme="majorHAnsi"/>
+                <w:rFonts w:ascii="Calibri" w:eastAsia="Poppins" w:hAnsi="Calibri" w:cs="Calibri"/>
                 <w:b/>
                 <w:bCs/>
                 <w:sz w:val="18"/>
@@ -1686,7 +1714,7 @@
           <w:p>
             <w:pPr>
               <w:rPr>
-                <w:rFonts w:asciiTheme="majorHAnsi" w:eastAsia="Poppins" w:hAnsiTheme="majorHAnsi" w:cstheme="majorHAnsi"/>
+                <w:rFonts w:ascii="Calibri" w:eastAsia="Poppins" w:hAnsi="Calibri" w:cs="Calibri"/>
                 <w:b/>
                 <w:bCs/>
                 <w:sz w:val="18"/>
@@ -1703,7 +1731,7 @@
             <w:pPr>
               <w:jc w:val="center"/>
               <w:rPr>
-                <w:rFonts w:asciiTheme="majorHAnsi" w:eastAsia="Poppins" w:hAnsiTheme="majorHAnsi" w:cstheme="majorHAnsi"/>
+                <w:rFonts w:ascii="Calibri" w:eastAsia="Poppins" w:hAnsi="Calibri" w:cs="Calibri"/>
                 <w:sz w:val="18"/>
                 <w:szCs w:val="18"/>
               </w:rPr>
@@ -1713,14 +1741,14 @@
             <w:pPr>
               <w:jc w:val="center"/>
               <w:rPr>
-                <w:rFonts w:asciiTheme="majorHAnsi" w:eastAsia="Poppins" w:hAnsiTheme="majorHAnsi" w:cstheme="majorHAnsi"/>
+                <w:rFonts w:ascii="Calibri" w:eastAsia="Poppins" w:hAnsi="Calibri" w:cs="Calibri"/>
                 <w:sz w:val="18"/>
                 <w:szCs w:val="18"/>
               </w:rPr>
             </w:pPr>
             <w:r>
               <w:rPr>
-                <w:rFonts w:asciiTheme="majorHAnsi" w:eastAsia="Poppins" w:hAnsiTheme="majorHAnsi" w:cstheme="majorHAnsi"/>
+                <w:rFonts w:ascii="Calibri" w:eastAsia="Poppins" w:hAnsi="Calibri" w:cs="Calibri"/>
                 <w:sz w:val="18"/>
                 <w:szCs w:val="18"/>
               </w:rPr>
@@ -1731,7 +1759,7 @@
             <w:pPr>
               <w:jc w:val="center"/>
               <w:rPr>
-                <w:rFonts w:asciiTheme="majorHAnsi" w:eastAsia="Poppins" w:hAnsiTheme="majorHAnsi" w:cstheme="majorHAnsi"/>
+                <w:rFonts w:ascii="Calibri" w:eastAsia="Poppins" w:hAnsi="Calibri" w:cs="Calibri"/>
                 <w:sz w:val="18"/>
                 <w:szCs w:val="18"/>
               </w:rPr>
@@ -1740,7 +1768,7 @@
           <w:p>
             <w:pPr>
               <w:rPr>
-                <w:rFonts w:asciiTheme="majorHAnsi" w:eastAsia="Poppins" w:hAnsiTheme="majorHAnsi" w:cstheme="majorHAnsi"/>
+                <w:rFonts w:ascii="Calibri" w:eastAsia="Poppins" w:hAnsi="Calibri" w:cs="Calibri"/>
                 <w:b/>
                 <w:bCs/>
                 <w:sz w:val="18"/>
@@ -1751,7 +1779,7 @@
             <w:bookmarkEnd w:id="25"/>
             <w:r>
               <w:rPr>
-                <w:rFonts w:asciiTheme="majorHAnsi" w:eastAsia="Poppins" w:hAnsiTheme="majorHAnsi" w:cstheme="majorHAnsi"/>
+                <w:rFonts w:ascii="Calibri" w:eastAsia="Poppins" w:hAnsi="Calibri" w:cs="Calibri"/>
                 <w:b/>
                 <w:bCs/>
                 <w:sz w:val="18"/>
@@ -1761,23 +1789,13 @@
             </w:r>
             <w:r>
               <w:rPr>
-                <w:rFonts w:asciiTheme="majorHAnsi" w:eastAsia="Poppins" w:hAnsiTheme="majorHAnsi" w:cstheme="majorHAnsi"/>
+                <w:rFonts w:ascii="Calibri" w:eastAsia="Poppins" w:hAnsi="Calibri" w:cs="Calibri"/>
                 <w:b/>
                 <w:bCs/>
                 <w:sz w:val="18"/>
                 <w:szCs w:val="18"/>
               </w:rPr>
-              <w:t>$</w:t>
-            </w:r>
-            <w:r>
-              <w:rPr>
-                <w:rFonts w:asciiTheme="majorHAnsi" w:eastAsia="Poppins" w:hAnsiTheme="majorHAnsi" w:cstheme="majorHAnsi"/>
-                <w:b/>
-                <w:bCs/>
-                <w:sz w:val="18"/>
-                <w:szCs w:val="18"/>
-              </w:rPr>
-              <w:t>{{ valor_operacion }}</w:t>
+              <w:t>${{ valor_operacion }}</w:t>
             </w:r>
           </w:p>
         </w:tc>
@@ -1789,7 +1807,7 @@
             <w:pPr>
               <w:jc w:val="center"/>
               <w:rPr>
-                <w:rFonts w:asciiTheme="majorHAnsi" w:eastAsia="Poppins" w:hAnsiTheme="majorHAnsi" w:cstheme="majorHAnsi"/>
+                <w:rFonts w:ascii="Calibri" w:eastAsia="Poppins" w:hAnsi="Calibri" w:cs="Calibri"/>
                 <w:sz w:val="18"/>
                 <w:szCs w:val="18"/>
               </w:rPr>
@@ -1799,14 +1817,14 @@
             <w:pPr>
               <w:jc w:val="center"/>
               <w:rPr>
-                <w:rFonts w:asciiTheme="majorHAnsi" w:eastAsia="Poppins" w:hAnsiTheme="majorHAnsi" w:cstheme="majorHAnsi"/>
+                <w:rFonts w:ascii="Calibri" w:eastAsia="Poppins" w:hAnsi="Calibri" w:cs="Calibri"/>
                 <w:sz w:val="18"/>
                 <w:szCs w:val="18"/>
               </w:rPr>
             </w:pPr>
             <w:r>
               <w:rPr>
-                <w:rFonts w:asciiTheme="majorHAnsi" w:eastAsia="Poppins" w:hAnsiTheme="majorHAnsi" w:cstheme="majorHAnsi"/>
+                <w:rFonts w:ascii="Calibri" w:eastAsia="Poppins" w:hAnsi="Calibri" w:cs="Calibri"/>
                 <w:sz w:val="18"/>
                 <w:szCs w:val="18"/>
               </w:rPr>
@@ -1817,7 +1835,7 @@
             <w:pPr>
               <w:jc w:val="center"/>
               <w:rPr>
-                <w:rFonts w:asciiTheme="majorHAnsi" w:eastAsia="Poppins" w:hAnsiTheme="majorHAnsi" w:cstheme="majorHAnsi"/>
+                <w:rFonts w:ascii="Calibri" w:eastAsia="Poppins" w:hAnsi="Calibri" w:cs="Calibri"/>
                 <w:sz w:val="18"/>
                 <w:szCs w:val="18"/>
               </w:rPr>
@@ -1826,7 +1844,7 @@
           <w:p>
             <w:pPr>
               <w:rPr>
-                <w:rFonts w:asciiTheme="majorHAnsi" w:eastAsia="Poppins" w:hAnsiTheme="majorHAnsi" w:cstheme="majorHAnsi"/>
+                <w:rFonts w:ascii="Calibri" w:eastAsia="Poppins" w:hAnsi="Calibri" w:cs="Calibri"/>
                 <w:b/>
                 <w:bCs/>
                 <w:sz w:val="18"/>
@@ -1837,23 +1855,13 @@
             <w:bookmarkEnd w:id="26"/>
             <w:r>
               <w:rPr>
-                <w:rFonts w:asciiTheme="majorHAnsi" w:eastAsia="Poppins" w:hAnsiTheme="majorHAnsi" w:cstheme="majorHAnsi"/>
+                <w:rFonts w:ascii="Calibri" w:eastAsia="Poppins" w:hAnsi="Calibri" w:cs="Calibri"/>
                 <w:b/>
                 <w:bCs/>
                 <w:sz w:val="18"/>
                 <w:szCs w:val="18"/>
               </w:rPr>
-              <w:t xml:space="preserve">$ </w:t>
-            </w:r>
-            <w:r>
-              <w:rPr>
-                <w:rFonts w:asciiTheme="majorHAnsi" w:eastAsia="Poppins" w:hAnsiTheme="majorHAnsi" w:cstheme="majorHAnsi"/>
-                <w:b/>
-                <w:bCs/>
-                <w:sz w:val="18"/>
-                <w:szCs w:val="18"/>
-              </w:rPr>
-              <w:t>{{ valor_avaluo }}</w:t>
+              <w:t>$ {{ valor_avaluo }}</w:t>
             </w:r>
           </w:p>
         </w:tc>
@@ -1865,7 +1873,7 @@
             <w:pPr>
               <w:jc w:val="center"/>
               <w:rPr>
-                <w:rFonts w:asciiTheme="majorHAnsi" w:eastAsia="Poppins" w:hAnsiTheme="majorHAnsi" w:cstheme="majorHAnsi"/>
+                <w:rFonts w:ascii="Calibri" w:eastAsia="Poppins" w:hAnsi="Calibri" w:cs="Calibri"/>
                 <w:sz w:val="18"/>
                 <w:szCs w:val="18"/>
               </w:rPr>
@@ -1875,14 +1883,14 @@
             <w:pPr>
               <w:jc w:val="center"/>
               <w:rPr>
-                <w:rFonts w:asciiTheme="majorHAnsi" w:eastAsia="Poppins" w:hAnsiTheme="majorHAnsi" w:cstheme="majorHAnsi"/>
+                <w:rFonts w:ascii="Calibri" w:eastAsia="Poppins" w:hAnsi="Calibri" w:cs="Calibri"/>
                 <w:sz w:val="18"/>
                 <w:szCs w:val="18"/>
               </w:rPr>
             </w:pPr>
             <w:r>
               <w:rPr>
-                <w:rFonts w:asciiTheme="majorHAnsi" w:eastAsia="Poppins" w:hAnsiTheme="majorHAnsi" w:cstheme="majorHAnsi"/>
+                <w:rFonts w:ascii="Calibri" w:eastAsia="Poppins" w:hAnsi="Calibri" w:cs="Calibri"/>
                 <w:sz w:val="18"/>
                 <w:szCs w:val="18"/>
               </w:rPr>
@@ -1893,7 +1901,7 @@
             <w:pPr>
               <w:jc w:val="center"/>
               <w:rPr>
-                <w:rFonts w:asciiTheme="majorHAnsi" w:eastAsia="Poppins" w:hAnsiTheme="majorHAnsi" w:cstheme="majorHAnsi"/>
+                <w:rFonts w:ascii="Calibri" w:eastAsia="Poppins" w:hAnsi="Calibri" w:cs="Calibri"/>
                 <w:sz w:val="18"/>
                 <w:szCs w:val="18"/>
               </w:rPr>
@@ -1902,7 +1910,7 @@
           <w:p>
             <w:pPr>
               <w:rPr>
-                <w:rFonts w:asciiTheme="majorHAnsi" w:eastAsia="Poppins" w:hAnsiTheme="majorHAnsi" w:cstheme="majorHAnsi"/>
+                <w:rFonts w:ascii="Calibri" w:eastAsia="Poppins" w:hAnsi="Calibri" w:cs="Calibri"/>
                 <w:b/>
                 <w:bCs/>
                 <w:sz w:val="18"/>
@@ -1913,7 +1921,7 @@
             <w:bookmarkEnd w:id="27"/>
             <w:r>
               <w:rPr>
-                <w:rFonts w:asciiTheme="majorHAnsi" w:eastAsia="Poppins" w:hAnsiTheme="majorHAnsi" w:cstheme="majorHAnsi"/>
+                <w:rFonts w:ascii="Calibri" w:eastAsia="Poppins" w:hAnsi="Calibri" w:cs="Calibri"/>
                 <w:b/>
                 <w:bCs/>
                 <w:sz w:val="18"/>
@@ -1930,7 +1938,7 @@
           <w:p>
             <w:pPr>
               <w:rPr>
-                <w:rFonts w:asciiTheme="majorHAnsi" w:eastAsia="Poppins" w:hAnsiTheme="majorHAnsi" w:cstheme="majorHAnsi"/>
+                <w:rFonts w:ascii="Calibri" w:eastAsia="Poppins" w:hAnsi="Calibri" w:cs="Calibri"/>
                 <w:sz w:val="18"/>
                 <w:szCs w:val="18"/>
               </w:rPr>
@@ -1939,14 +1947,14 @@
           <w:p>
             <w:pPr>
               <w:rPr>
-                <w:rFonts w:asciiTheme="majorHAnsi" w:eastAsia="Poppins" w:hAnsiTheme="majorHAnsi" w:cstheme="majorHAnsi"/>
+                <w:rFonts w:ascii="Calibri" w:eastAsia="Poppins" w:hAnsi="Calibri" w:cs="Calibri"/>
                 <w:sz w:val="18"/>
                 <w:szCs w:val="18"/>
               </w:rPr>
             </w:pPr>
             <w:r>
               <w:rPr>
-                <w:rFonts w:asciiTheme="majorHAnsi" w:eastAsia="Poppins" w:hAnsiTheme="majorHAnsi" w:cstheme="majorHAnsi"/>
+                <w:rFonts w:ascii="Calibri" w:eastAsia="Poppins" w:hAnsi="Calibri" w:cs="Calibri"/>
                 <w:sz w:val="18"/>
                 <w:szCs w:val="18"/>
               </w:rPr>
@@ -1956,14 +1964,14 @@
           <w:p>
             <w:pPr>
               <w:rPr>
-                <w:rFonts w:asciiTheme="majorHAnsi" w:eastAsia="Poppins" w:hAnsiTheme="majorHAnsi" w:cstheme="majorHAnsi"/>
+                <w:rFonts w:ascii="Calibri" w:eastAsia="Poppins" w:hAnsi="Calibri" w:cs="Calibri"/>
                 <w:sz w:val="18"/>
                 <w:szCs w:val="18"/>
               </w:rPr>
             </w:pPr>
             <w:r>
               <w:rPr>
-                <w:rFonts w:asciiTheme="majorHAnsi" w:eastAsia="Poppins" w:hAnsiTheme="majorHAnsi" w:cstheme="majorHAnsi"/>
+                <w:rFonts w:ascii="Calibri" w:eastAsia="Poppins" w:hAnsi="Calibri" w:cs="Calibri"/>
                 <w:sz w:val="18"/>
                 <w:szCs w:val="18"/>
               </w:rPr>
@@ -1973,7 +1981,7 @@
           <w:p>
             <w:pPr>
               <w:rPr>
-                <w:rFonts w:asciiTheme="majorHAnsi" w:eastAsia="Poppins" w:hAnsiTheme="majorHAnsi" w:cstheme="majorHAnsi"/>
+                <w:rFonts w:ascii="Calibri" w:eastAsia="Poppins" w:hAnsi="Calibri" w:cs="Calibri"/>
                 <w:b/>
                 <w:bCs/>
                 <w:sz w:val="18"/>
@@ -1984,7 +1992,7 @@
             <w:bookmarkEnd w:id="28"/>
             <w:r>
               <w:rPr>
-                <w:rFonts w:asciiTheme="majorHAnsi" w:eastAsia="Poppins" w:hAnsiTheme="majorHAnsi" w:cstheme="majorHAnsi"/>
+                <w:rFonts w:ascii="Calibri" w:eastAsia="Poppins" w:hAnsi="Calibri" w:cs="Calibri"/>
                 <w:b/>
                 <w:bCs/>
                 <w:sz w:val="18"/>
@@ -1996,7 +2004,7 @@
           <w:p>
             <w:pPr>
               <w:rPr>
-                <w:rFonts w:asciiTheme="majorHAnsi" w:eastAsia="Poppins" w:hAnsiTheme="majorHAnsi" w:cstheme="majorHAnsi"/>
+                <w:rFonts w:ascii="Calibri" w:eastAsia="Poppins" w:hAnsi="Calibri" w:cs="Calibri"/>
                 <w:sz w:val="18"/>
                 <w:szCs w:val="18"/>
               </w:rPr>
@@ -2008,7 +2016,7 @@
     <w:p>
       <w:pPr>
         <w:rPr>
-          <w:rFonts w:asciiTheme="majorHAnsi" w:hAnsiTheme="majorHAnsi" w:cstheme="majorHAnsi"/>
+          <w:rFonts w:ascii="Calibri" w:hAnsi="Calibri" w:cs="Calibri"/>
           <w:sz w:val="18"/>
           <w:szCs w:val="18"/>
         </w:rPr>
@@ -2045,14 +2053,14 @@
             <w:pPr>
               <w:jc w:val="center"/>
               <w:rPr>
-                <w:rFonts w:asciiTheme="majorHAnsi" w:eastAsia="Poppins" w:hAnsiTheme="majorHAnsi" w:cstheme="majorHAnsi"/>
+                <w:rFonts w:ascii="Calibri" w:eastAsia="Poppins" w:hAnsi="Calibri" w:cs="Calibri"/>
                 <w:sz w:val="18"/>
                 <w:szCs w:val="18"/>
               </w:rPr>
             </w:pPr>
             <w:r>
               <w:rPr>
-                <w:rFonts w:asciiTheme="majorHAnsi" w:eastAsia="Poppins" w:hAnsiTheme="majorHAnsi" w:cstheme="majorHAnsi"/>
+                <w:rFonts w:ascii="Calibri" w:eastAsia="Poppins" w:hAnsi="Calibri" w:cs="Calibri"/>
                 <w:sz w:val="18"/>
                 <w:szCs w:val="18"/>
               </w:rPr>
@@ -2068,14 +2076,14 @@
             <w:pPr>
               <w:jc w:val="center"/>
               <w:rPr>
-                <w:rFonts w:asciiTheme="majorHAnsi" w:eastAsia="Poppins" w:hAnsiTheme="majorHAnsi" w:cstheme="majorHAnsi"/>
+                <w:rFonts w:ascii="Calibri" w:eastAsia="Poppins" w:hAnsi="Calibri" w:cs="Calibri"/>
                 <w:sz w:val="18"/>
                 <w:szCs w:val="18"/>
               </w:rPr>
             </w:pPr>
             <w:r>
               <w:rPr>
-                <w:rFonts w:asciiTheme="majorHAnsi" w:eastAsia="Poppins" w:hAnsiTheme="majorHAnsi" w:cstheme="majorHAnsi"/>
+                <w:rFonts w:ascii="Calibri" w:eastAsia="Poppins" w:hAnsi="Calibri" w:cs="Calibri"/>
                 <w:sz w:val="18"/>
                 <w:szCs w:val="18"/>
               </w:rPr>
@@ -2091,14 +2099,14 @@
             <w:pPr>
               <w:jc w:val="center"/>
               <w:rPr>
-                <w:rFonts w:asciiTheme="majorHAnsi" w:eastAsia="Poppins" w:hAnsiTheme="majorHAnsi" w:cstheme="majorHAnsi"/>
+                <w:rFonts w:ascii="Calibri" w:eastAsia="Poppins" w:hAnsi="Calibri" w:cs="Calibri"/>
                 <w:sz w:val="18"/>
                 <w:szCs w:val="18"/>
               </w:rPr>
             </w:pPr>
             <w:r>
               <w:rPr>
-                <w:rFonts w:asciiTheme="majorHAnsi" w:eastAsia="Poppins" w:hAnsiTheme="majorHAnsi" w:cstheme="majorHAnsi"/>
+                <w:rFonts w:ascii="Calibri" w:eastAsia="Poppins" w:hAnsi="Calibri" w:cs="Calibri"/>
                 <w:sz w:val="18"/>
                 <w:szCs w:val="18"/>
               </w:rPr>
@@ -2114,14 +2122,14 @@
             <w:pPr>
               <w:jc w:val="center"/>
               <w:rPr>
-                <w:rFonts w:asciiTheme="majorHAnsi" w:eastAsia="Poppins" w:hAnsiTheme="majorHAnsi" w:cstheme="majorHAnsi"/>
+                <w:rFonts w:ascii="Calibri" w:eastAsia="Poppins" w:hAnsi="Calibri" w:cs="Calibri"/>
                 <w:sz w:val="18"/>
                 <w:szCs w:val="18"/>
               </w:rPr>
             </w:pPr>
             <w:r>
               <w:rPr>
-                <w:rFonts w:asciiTheme="majorHAnsi" w:eastAsia="Poppins" w:hAnsiTheme="majorHAnsi" w:cstheme="majorHAnsi"/>
+                <w:rFonts w:ascii="Calibri" w:eastAsia="Poppins" w:hAnsi="Calibri" w:cs="Calibri"/>
                 <w:sz w:val="18"/>
                 <w:szCs w:val="18"/>
               </w:rPr>
@@ -2138,14 +2146,14 @@
           <w:p>
             <w:pPr>
               <w:rPr>
-                <w:rFonts w:asciiTheme="majorHAnsi" w:eastAsia="Poppins" w:hAnsiTheme="majorHAnsi" w:cstheme="majorHAnsi"/>
+                <w:rFonts w:ascii="Calibri" w:eastAsia="Poppins" w:hAnsi="Calibri" w:cs="Calibri"/>
                 <w:sz w:val="18"/>
                 <w:szCs w:val="18"/>
               </w:rPr>
             </w:pPr>
             <w:r>
               <w:rPr>
-                <w:rFonts w:asciiTheme="majorHAnsi" w:eastAsia="Poppins" w:hAnsiTheme="majorHAnsi" w:cstheme="majorHAnsi"/>
+                <w:rFonts w:ascii="Calibri" w:eastAsia="Poppins" w:hAnsi="Calibri" w:cs="Calibri"/>
                 <w:sz w:val="18"/>
                 <w:szCs w:val="18"/>
               </w:rPr>
@@ -2155,7 +2163,7 @@
             <w:bookmarkEnd w:id="29"/>
             <w:r>
               <w:rPr>
-                <w:rFonts w:asciiTheme="majorHAnsi" w:eastAsia="Poppins" w:hAnsiTheme="majorHAnsi" w:cstheme="majorHAnsi"/>
+                <w:rFonts w:ascii="Calibri" w:eastAsia="Poppins" w:hAnsi="Calibri" w:cs="Calibri"/>
                 <w:b/>
                 <w:bCs/>
                 <w:sz w:val="18"/>
@@ -2165,7 +2173,7 @@
             </w:r>
             <w:r>
               <w:rPr>
-                <w:rFonts w:asciiTheme="majorHAnsi" w:eastAsia="Poppins" w:hAnsiTheme="majorHAnsi" w:cstheme="majorHAnsi"/>
+                <w:rFonts w:ascii="Calibri" w:eastAsia="Poppins" w:hAnsi="Calibri" w:cs="Calibri"/>
                 <w:sz w:val="18"/>
                 <w:szCs w:val="18"/>
               </w:rPr>
@@ -2175,7 +2183,7 @@
             <w:bookmarkEnd w:id="30"/>
             <w:r>
               <w:rPr>
-                <w:rFonts w:asciiTheme="majorHAnsi" w:eastAsia="Poppins" w:hAnsiTheme="majorHAnsi" w:cstheme="majorHAnsi"/>
+                <w:rFonts w:ascii="Calibri" w:eastAsia="Poppins" w:hAnsi="Calibri" w:cs="Calibri"/>
                 <w:b/>
                 <w:bCs/>
                 <w:sz w:val="18"/>
@@ -2185,7 +2193,7 @@
             </w:r>
             <w:r>
               <w:rPr>
-                <w:rFonts w:asciiTheme="majorHAnsi" w:eastAsia="Poppins" w:hAnsiTheme="majorHAnsi" w:cstheme="majorHAnsi"/>
+                <w:rFonts w:ascii="Calibri" w:eastAsia="Poppins" w:hAnsi="Calibri" w:cs="Calibri"/>
                 <w:sz w:val="18"/>
                 <w:szCs w:val="18"/>
               </w:rPr>
@@ -2193,7 +2201,7 @@
             </w:r>
             <w:r>
               <w:rPr>
-                <w:rFonts w:asciiTheme="majorHAnsi" w:eastAsia="Poppins" w:hAnsiTheme="majorHAnsi" w:cstheme="majorHAnsi"/>
+                <w:rFonts w:ascii="Calibri" w:eastAsia="Poppins" w:hAnsi="Calibri" w:cs="Calibri"/>
                 <w:b/>
                 <w:bCs/>
                 <w:sz w:val="18"/>
@@ -2203,7 +2211,7 @@
             </w:r>
             <w:r>
               <w:rPr>
-                <w:rFonts w:asciiTheme="majorHAnsi" w:eastAsia="Poppins" w:hAnsiTheme="majorHAnsi" w:cstheme="majorHAnsi"/>
+                <w:rFonts w:ascii="Calibri" w:eastAsia="Poppins" w:hAnsi="Calibri" w:cs="Calibri"/>
                 <w:sz w:val="18"/>
                 <w:szCs w:val="18"/>
               </w:rPr>
@@ -2213,7 +2221,7 @@
             <w:bookmarkEnd w:id="31"/>
             <w:r>
               <w:rPr>
-                <w:rFonts w:asciiTheme="majorHAnsi" w:eastAsia="Poppins" w:hAnsiTheme="majorHAnsi" w:cstheme="majorHAnsi"/>
+                <w:rFonts w:ascii="Calibri" w:eastAsia="Poppins" w:hAnsi="Calibri" w:cs="Calibri"/>
                 <w:b/>
                 <w:bCs/>
                 <w:sz w:val="18"/>
@@ -2230,7 +2238,7 @@
           <w:p>
             <w:pPr>
               <w:rPr>
-                <w:rFonts w:asciiTheme="majorHAnsi" w:eastAsia="Poppins" w:hAnsiTheme="majorHAnsi" w:cstheme="majorHAnsi"/>
+                <w:rFonts w:ascii="Calibri" w:eastAsia="Poppins" w:hAnsi="Calibri" w:cs="Calibri"/>
                 <w:sz w:val="18"/>
                 <w:szCs w:val="18"/>
               </w:rPr>
@@ -2244,14 +2252,14 @@
           <w:p>
             <w:pPr>
               <w:rPr>
-                <w:rFonts w:asciiTheme="majorHAnsi" w:eastAsia="Poppins" w:hAnsiTheme="majorHAnsi" w:cstheme="majorHAnsi"/>
+                <w:rFonts w:ascii="Calibri" w:eastAsia="Poppins" w:hAnsi="Calibri" w:cs="Calibri"/>
                 <w:sz w:val="18"/>
                 <w:szCs w:val="18"/>
               </w:rPr>
             </w:pPr>
             <w:r>
               <w:rPr>
-                <w:rFonts w:asciiTheme="majorHAnsi" w:eastAsia="Poppins" w:hAnsiTheme="majorHAnsi" w:cstheme="majorHAnsi"/>
+                <w:rFonts w:ascii="Calibri" w:eastAsia="Poppins" w:hAnsi="Calibri" w:cs="Calibri"/>
                 <w:b/>
                 <w:bCs/>
                 <w:sz w:val="18"/>
@@ -2261,7 +2269,7 @@
             </w:r>
             <w:r>
               <w:rPr>
-                <w:rFonts w:asciiTheme="majorHAnsi" w:eastAsia="Poppins" w:hAnsiTheme="majorHAnsi" w:cstheme="majorHAnsi"/>
+                <w:rFonts w:ascii="Calibri" w:eastAsia="Poppins" w:hAnsi="Calibri" w:cs="Calibri"/>
                 <w:sz w:val="18"/>
                 <w:szCs w:val="18"/>
               </w:rPr>
@@ -2271,7 +2279,7 @@
             <w:bookmarkEnd w:id="32"/>
             <w:r>
               <w:rPr>
-                <w:rFonts w:asciiTheme="majorHAnsi" w:eastAsia="Poppins" w:hAnsiTheme="majorHAnsi" w:cstheme="majorHAnsi"/>
+                <w:rFonts w:ascii="Calibri" w:eastAsia="Poppins" w:hAnsi="Calibri" w:cs="Calibri"/>
                 <w:b/>
                 <w:bCs/>
                 <w:sz w:val="18"/>
@@ -2281,7 +2289,7 @@
             </w:r>
             <w:r>
               <w:rPr>
-                <w:rFonts w:asciiTheme="majorHAnsi" w:eastAsia="Poppins" w:hAnsiTheme="majorHAnsi" w:cstheme="majorHAnsi"/>
+                <w:rFonts w:ascii="Calibri" w:eastAsia="Poppins" w:hAnsi="Calibri" w:cs="Calibri"/>
                 <w:b/>
                 <w:bCs/>
                 <w:sz w:val="18"/>
@@ -2298,7 +2306,7 @@
           <w:p>
             <w:pPr>
               <w:rPr>
-                <w:rFonts w:asciiTheme="majorHAnsi" w:eastAsia="Poppins" w:hAnsiTheme="majorHAnsi" w:cstheme="majorHAnsi"/>
+                <w:rFonts w:ascii="Calibri" w:eastAsia="Poppins" w:hAnsi="Calibri" w:cs="Calibri"/>
                 <w:b/>
                 <w:bCs/>
                 <w:sz w:val="18"/>
@@ -2307,7 +2315,7 @@
             </w:pPr>
             <w:r>
               <w:rPr>
-                <w:rFonts w:asciiTheme="majorHAnsi" w:eastAsia="Poppins" w:hAnsiTheme="majorHAnsi" w:cstheme="majorHAnsi"/>
+                <w:rFonts w:ascii="Calibri" w:eastAsia="Poppins" w:hAnsi="Calibri" w:cs="Calibri"/>
                 <w:b/>
                 <w:bCs/>
                 <w:sz w:val="18"/>
@@ -2326,14 +2334,14 @@
           <w:p>
             <w:pPr>
               <w:rPr>
-                <w:rFonts w:asciiTheme="majorHAnsi" w:eastAsia="Poppins" w:hAnsiTheme="majorHAnsi" w:cstheme="majorHAnsi"/>
+                <w:rFonts w:ascii="Calibri" w:eastAsia="Poppins" w:hAnsi="Calibri" w:cs="Calibri"/>
                 <w:sz w:val="18"/>
                 <w:szCs w:val="18"/>
               </w:rPr>
             </w:pPr>
             <w:r>
               <w:rPr>
-                <w:rFonts w:asciiTheme="majorHAnsi" w:eastAsia="Poppins" w:hAnsiTheme="majorHAnsi" w:cstheme="majorHAnsi"/>
+                <w:rFonts w:ascii="Calibri" w:eastAsia="Poppins" w:hAnsi="Calibri" w:cs="Calibri"/>
                 <w:sz w:val="18"/>
                 <w:szCs w:val="18"/>
               </w:rPr>
@@ -2343,7 +2351,7 @@
             <w:bookmarkEnd w:id="33"/>
             <w:r>
               <w:rPr>
-                <w:rFonts w:asciiTheme="majorHAnsi" w:eastAsia="Poppins" w:hAnsiTheme="majorHAnsi" w:cstheme="majorHAnsi"/>
+                <w:rFonts w:ascii="Calibri" w:eastAsia="Poppins" w:hAnsi="Calibri" w:cs="Calibri"/>
                 <w:b/>
                 <w:bCs/>
                 <w:sz w:val="18"/>
@@ -2353,7 +2361,7 @@
             </w:r>
             <w:r>
               <w:rPr>
-                <w:rFonts w:asciiTheme="majorHAnsi" w:eastAsia="Poppins" w:hAnsiTheme="majorHAnsi" w:cstheme="majorHAnsi"/>
+                <w:rFonts w:ascii="Calibri" w:eastAsia="Poppins" w:hAnsi="Calibri" w:cs="Calibri"/>
                 <w:sz w:val="18"/>
                 <w:szCs w:val="18"/>
               </w:rPr>
@@ -2363,7 +2371,7 @@
             <w:bookmarkEnd w:id="34"/>
             <w:r>
               <w:rPr>
-                <w:rFonts w:asciiTheme="majorHAnsi" w:eastAsia="Cambria Math" w:hAnsiTheme="majorHAnsi" w:cstheme="majorHAnsi"/>
+                <w:rFonts w:ascii="Calibri" w:eastAsia="Cambria Math" w:hAnsi="Calibri" w:cs="Calibri"/>
                 <w:b/>
                 <w:bCs/>
                 <w:sz w:val="18"/>
@@ -2373,7 +2381,7 @@
             </w:r>
             <w:r>
               <w:rPr>
-                <w:rFonts w:asciiTheme="majorHAnsi" w:eastAsia="Poppins" w:hAnsiTheme="majorHAnsi" w:cstheme="majorHAnsi"/>
+                <w:rFonts w:ascii="Calibri" w:eastAsia="Poppins" w:hAnsi="Calibri" w:cs="Calibri"/>
                 <w:sz w:val="18"/>
                 <w:szCs w:val="18"/>
               </w:rPr>
@@ -2383,7 +2391,7 @@
             <w:bookmarkEnd w:id="35"/>
             <w:r>
               <w:rPr>
-                <w:rFonts w:asciiTheme="majorHAnsi" w:eastAsia="Cambria Math" w:hAnsiTheme="majorHAnsi" w:cstheme="majorHAnsi"/>
+                <w:rFonts w:ascii="Calibri" w:eastAsia="Cambria Math" w:hAnsi="Calibri" w:cs="Calibri"/>
                 <w:b/>
                 <w:bCs/>
                 <w:sz w:val="18"/>
@@ -2400,7 +2408,7 @@
           <w:p>
             <w:pPr>
               <w:rPr>
-                <w:rFonts w:asciiTheme="majorHAnsi" w:eastAsia="Poppins" w:hAnsiTheme="majorHAnsi" w:cstheme="majorHAnsi"/>
+                <w:rFonts w:ascii="Calibri" w:eastAsia="Poppins" w:hAnsi="Calibri" w:cs="Calibri"/>
                 <w:sz w:val="18"/>
                 <w:szCs w:val="18"/>
               </w:rPr>
@@ -2414,14 +2422,14 @@
           <w:p>
             <w:pPr>
               <w:rPr>
-                <w:rFonts w:asciiTheme="majorHAnsi" w:eastAsia="Poppins" w:hAnsiTheme="majorHAnsi" w:cstheme="majorHAnsi"/>
+                <w:rFonts w:ascii="Calibri" w:eastAsia="Poppins" w:hAnsi="Calibri" w:cs="Calibri"/>
                 <w:sz w:val="18"/>
                 <w:szCs w:val="18"/>
               </w:rPr>
             </w:pPr>
             <w:r>
               <w:rPr>
-                <w:rFonts w:asciiTheme="majorHAnsi" w:eastAsia="Poppins" w:hAnsiTheme="majorHAnsi" w:cstheme="majorHAnsi"/>
+                <w:rFonts w:ascii="Calibri" w:eastAsia="Poppins" w:hAnsi="Calibri" w:cs="Calibri"/>
                 <w:b/>
                 <w:bCs/>
                 <w:sz w:val="18"/>
@@ -2431,7 +2439,7 @@
             </w:r>
             <w:r>
               <w:rPr>
-                <w:rFonts w:asciiTheme="majorHAnsi" w:eastAsia="Poppins" w:hAnsiTheme="majorHAnsi" w:cstheme="majorHAnsi"/>
+                <w:rFonts w:ascii="Calibri" w:eastAsia="Poppins" w:hAnsi="Calibri" w:cs="Calibri"/>
                 <w:sz w:val="18"/>
                 <w:szCs w:val="18"/>
               </w:rPr>
@@ -2441,7 +2449,7 @@
             <w:bookmarkEnd w:id="36"/>
             <w:r>
               <w:rPr>
-                <w:rFonts w:asciiTheme="majorHAnsi" w:eastAsia="Poppins" w:hAnsiTheme="majorHAnsi" w:cstheme="majorHAnsi"/>
+                <w:rFonts w:ascii="Calibri" w:eastAsia="Poppins" w:hAnsi="Calibri" w:cs="Calibri"/>
                 <w:b/>
                 <w:bCs/>
                 <w:sz w:val="18"/>
@@ -2458,7 +2466,7 @@
           <w:p>
             <w:pPr>
               <w:rPr>
-                <w:rFonts w:asciiTheme="majorHAnsi" w:eastAsia="Poppins" w:hAnsiTheme="majorHAnsi" w:cstheme="majorHAnsi"/>
+                <w:rFonts w:ascii="Calibri" w:eastAsia="Poppins" w:hAnsi="Calibri" w:cs="Calibri"/>
                 <w:b/>
                 <w:bCs/>
                 <w:sz w:val="18"/>
@@ -2467,7 +2475,7 @@
             </w:pPr>
             <w:r>
               <w:rPr>
-                <w:rFonts w:asciiTheme="majorHAnsi" w:eastAsia="Poppins" w:hAnsiTheme="majorHAnsi" w:cstheme="majorHAnsi"/>
+                <w:rFonts w:ascii="Calibri" w:eastAsia="Poppins" w:hAnsi="Calibri" w:cs="Calibri"/>
                 <w:b/>
                 <w:bCs/>
                 <w:sz w:val="18"/>
@@ -2486,14 +2494,14 @@
           <w:p>
             <w:pPr>
               <w:rPr>
-                <w:rFonts w:asciiTheme="majorHAnsi" w:eastAsia="Poppins" w:hAnsiTheme="majorHAnsi" w:cstheme="majorHAnsi"/>
+                <w:rFonts w:ascii="Calibri" w:eastAsia="Poppins" w:hAnsi="Calibri" w:cs="Calibri"/>
                 <w:sz w:val="18"/>
                 <w:szCs w:val="18"/>
               </w:rPr>
             </w:pPr>
             <w:r>
               <w:rPr>
-                <w:rFonts w:asciiTheme="majorHAnsi" w:eastAsia="Poppins" w:hAnsiTheme="majorHAnsi" w:cstheme="majorHAnsi"/>
+                <w:rFonts w:ascii="Calibri" w:eastAsia="Poppins" w:hAnsi="Calibri" w:cs="Calibri"/>
                 <w:sz w:val="18"/>
                 <w:szCs w:val="18"/>
               </w:rPr>
@@ -2503,7 +2511,7 @@
             <w:bookmarkEnd w:id="37"/>
             <w:r>
               <w:rPr>
-                <w:rFonts w:asciiTheme="majorHAnsi" w:eastAsia="Poppins" w:hAnsiTheme="majorHAnsi" w:cstheme="majorHAnsi"/>
+                <w:rFonts w:ascii="Calibri" w:eastAsia="Poppins" w:hAnsi="Calibri" w:cs="Calibri"/>
                 <w:b/>
                 <w:bCs/>
                 <w:sz w:val="18"/>
@@ -2520,7 +2528,7 @@
           <w:p>
             <w:pPr>
               <w:rPr>
-                <w:rFonts w:asciiTheme="majorHAnsi" w:eastAsia="Poppins" w:hAnsiTheme="majorHAnsi" w:cstheme="majorHAnsi"/>
+                <w:rFonts w:ascii="Calibri" w:eastAsia="Poppins" w:hAnsi="Calibri" w:cs="Calibri"/>
                 <w:sz w:val="18"/>
                 <w:szCs w:val="18"/>
               </w:rPr>
@@ -2534,14 +2542,14 @@
           <w:p>
             <w:pPr>
               <w:rPr>
-                <w:rFonts w:asciiTheme="majorHAnsi" w:eastAsia="Poppins" w:hAnsiTheme="majorHAnsi" w:cstheme="majorHAnsi"/>
+                <w:rFonts w:ascii="Calibri" w:eastAsia="Poppins" w:hAnsi="Calibri" w:cs="Calibri"/>
                 <w:sz w:val="18"/>
                 <w:szCs w:val="18"/>
               </w:rPr>
             </w:pPr>
             <w:r>
               <w:rPr>
-                <w:rFonts w:asciiTheme="majorHAnsi" w:eastAsia="Poppins" w:hAnsiTheme="majorHAnsi" w:cstheme="majorHAnsi"/>
+                <w:rFonts w:ascii="Calibri" w:eastAsia="Poppins" w:hAnsi="Calibri" w:cs="Calibri"/>
                 <w:b/>
                 <w:bCs/>
                 <w:sz w:val="18"/>
@@ -2551,7 +2559,7 @@
             </w:r>
             <w:r>
               <w:rPr>
-                <w:rFonts w:asciiTheme="majorHAnsi" w:eastAsia="Poppins" w:hAnsiTheme="majorHAnsi" w:cstheme="majorHAnsi"/>
+                <w:rFonts w:ascii="Calibri" w:eastAsia="Poppins" w:hAnsi="Calibri" w:cs="Calibri"/>
                 <w:sz w:val="18"/>
                 <w:szCs w:val="18"/>
               </w:rPr>
@@ -2561,7 +2569,7 @@
             <w:bookmarkEnd w:id="38"/>
             <w:r>
               <w:rPr>
-                <w:rFonts w:asciiTheme="majorHAnsi" w:eastAsia="Poppins" w:hAnsiTheme="majorHAnsi" w:cstheme="majorHAnsi"/>
+                <w:rFonts w:ascii="Calibri" w:eastAsia="Poppins" w:hAnsi="Calibri" w:cs="Calibri"/>
                 <w:b/>
                 <w:bCs/>
                 <w:sz w:val="18"/>
@@ -2578,7 +2586,7 @@
           <w:p>
             <w:pPr>
               <w:rPr>
-                <w:rFonts w:asciiTheme="majorHAnsi" w:eastAsia="Poppins" w:hAnsiTheme="majorHAnsi" w:cstheme="majorHAnsi"/>
+                <w:rFonts w:ascii="Calibri" w:eastAsia="Poppins" w:hAnsi="Calibri" w:cs="Calibri"/>
                 <w:b/>
                 <w:bCs/>
                 <w:sz w:val="18"/>
@@ -2587,7 +2595,7 @@
             </w:pPr>
             <w:r>
               <w:rPr>
-                <w:rFonts w:asciiTheme="majorHAnsi" w:eastAsia="Poppins" w:hAnsiTheme="majorHAnsi" w:cstheme="majorHAnsi"/>
+                <w:rFonts w:ascii="Calibri" w:eastAsia="Poppins" w:hAnsi="Calibri" w:cs="Calibri"/>
                 <w:b/>
                 <w:bCs/>
                 <w:sz w:val="18"/>
@@ -2606,7 +2614,7 @@
           <w:p>
             <w:pPr>
               <w:rPr>
-                <w:rFonts w:asciiTheme="majorHAnsi" w:eastAsia="Poppins" w:hAnsiTheme="majorHAnsi" w:cstheme="majorHAnsi"/>
+                <w:rFonts w:ascii="Calibri" w:eastAsia="Poppins" w:hAnsi="Calibri" w:cs="Calibri"/>
                 <w:b/>
                 <w:bCs/>
                 <w:sz w:val="18"/>
@@ -2615,7 +2623,7 @@
             </w:pPr>
             <w:r>
               <w:rPr>
-                <w:rFonts w:asciiTheme="majorHAnsi" w:eastAsia="Poppins" w:hAnsiTheme="majorHAnsi" w:cstheme="majorHAnsi"/>
+                <w:rFonts w:ascii="Calibri" w:eastAsia="Poppins" w:hAnsi="Calibri" w:cs="Calibri"/>
                 <w:b/>
                 <w:bCs/>
                 <w:sz w:val="18"/>
@@ -2632,7 +2640,7 @@
           <w:p>
             <w:pPr>
               <w:rPr>
-                <w:rFonts w:asciiTheme="majorHAnsi" w:eastAsia="Poppins" w:hAnsiTheme="majorHAnsi" w:cstheme="majorHAnsi"/>
+                <w:rFonts w:ascii="Calibri" w:eastAsia="Poppins" w:hAnsi="Calibri" w:cs="Calibri"/>
                 <w:sz w:val="18"/>
                 <w:szCs w:val="18"/>
               </w:rPr>
@@ -2646,7 +2654,7 @@
           <w:p>
             <w:pPr>
               <w:rPr>
-                <w:rFonts w:asciiTheme="majorHAnsi" w:eastAsia="Poppins" w:hAnsiTheme="majorHAnsi" w:cstheme="majorHAnsi"/>
+                <w:rFonts w:ascii="Calibri" w:eastAsia="Poppins" w:hAnsi="Calibri" w:cs="Calibri"/>
                 <w:b/>
                 <w:bCs/>
                 <w:sz w:val="18"/>
@@ -2655,7 +2663,7 @@
             </w:pPr>
             <w:r>
               <w:rPr>
-                <w:rFonts w:asciiTheme="majorHAnsi" w:eastAsia="Poppins" w:hAnsiTheme="majorHAnsi" w:cstheme="majorHAnsi"/>
+                <w:rFonts w:ascii="Calibri" w:eastAsia="Poppins" w:hAnsi="Calibri" w:cs="Calibri"/>
                 <w:b/>
                 <w:bCs/>
                 <w:sz w:val="18"/>
@@ -2672,7 +2680,7 @@
           <w:p>
             <w:pPr>
               <w:rPr>
-                <w:rFonts w:asciiTheme="majorHAnsi" w:eastAsia="Poppins" w:hAnsiTheme="majorHAnsi" w:cstheme="majorHAnsi"/>
+                <w:rFonts w:ascii="Calibri" w:eastAsia="Poppins" w:hAnsi="Calibri" w:cs="Calibri"/>
                 <w:sz w:val="18"/>
                 <w:szCs w:val="18"/>
               </w:rPr>
@@ -2688,14 +2696,14 @@
           <w:p>
             <w:pPr>
               <w:rPr>
-                <w:rFonts w:asciiTheme="majorHAnsi" w:eastAsia="Poppins" w:hAnsiTheme="majorHAnsi" w:cstheme="majorHAnsi"/>
+                <w:rFonts w:ascii="Calibri" w:eastAsia="Poppins" w:hAnsi="Calibri" w:cs="Calibri"/>
                 <w:sz w:val="18"/>
                 <w:szCs w:val="18"/>
               </w:rPr>
             </w:pPr>
             <w:r>
               <w:rPr>
-                <w:rFonts w:asciiTheme="majorHAnsi" w:eastAsia="Poppins" w:hAnsiTheme="majorHAnsi" w:cstheme="majorHAnsi"/>
+                <w:rFonts w:ascii="Calibri" w:eastAsia="Poppins" w:hAnsi="Calibri" w:cs="Calibri"/>
                 <w:sz w:val="18"/>
                 <w:szCs w:val="18"/>
               </w:rPr>
@@ -2710,7 +2718,7 @@
           <w:p>
             <w:pPr>
               <w:rPr>
-                <w:rFonts w:asciiTheme="majorHAnsi" w:eastAsia="Poppins" w:hAnsiTheme="majorHAnsi" w:cstheme="majorHAnsi"/>
+                <w:rFonts w:ascii="Calibri" w:eastAsia="Poppins" w:hAnsi="Calibri" w:cs="Calibri"/>
                 <w:sz w:val="18"/>
                 <w:szCs w:val="18"/>
               </w:rPr>
@@ -2724,14 +2732,14 @@
           <w:p>
             <w:pPr>
               <w:rPr>
-                <w:rFonts w:asciiTheme="majorHAnsi" w:eastAsia="Poppins" w:hAnsiTheme="majorHAnsi" w:cstheme="majorHAnsi"/>
+                <w:rFonts w:ascii="Calibri" w:eastAsia="Poppins" w:hAnsi="Calibri" w:cs="Calibri"/>
                 <w:sz w:val="18"/>
                 <w:szCs w:val="18"/>
               </w:rPr>
             </w:pPr>
             <w:r>
               <w:rPr>
-                <w:rFonts w:asciiTheme="majorHAnsi" w:eastAsia="Poppins" w:hAnsiTheme="majorHAnsi" w:cstheme="majorHAnsi"/>
+                <w:rFonts w:ascii="Calibri" w:eastAsia="Poppins" w:hAnsi="Calibri" w:cs="Calibri"/>
                 <w:b/>
                 <w:bCs/>
                 <w:sz w:val="18"/>
@@ -2741,7 +2749,7 @@
             </w:r>
             <w:r>
               <w:rPr>
-                <w:rFonts w:asciiTheme="majorHAnsi" w:eastAsia="Poppins" w:hAnsiTheme="majorHAnsi" w:cstheme="majorHAnsi"/>
+                <w:rFonts w:ascii="Calibri" w:eastAsia="Poppins" w:hAnsi="Calibri" w:cs="Calibri"/>
                 <w:sz w:val="18"/>
                 <w:szCs w:val="18"/>
               </w:rPr>
@@ -2751,7 +2759,7 @@
             <w:bookmarkEnd w:id="39"/>
             <w:r>
               <w:rPr>
-                <w:rFonts w:asciiTheme="majorHAnsi" w:eastAsia="Poppins" w:hAnsiTheme="majorHAnsi" w:cstheme="majorHAnsi"/>
+                <w:rFonts w:ascii="Calibri" w:eastAsia="Poppins" w:hAnsi="Calibri" w:cs="Calibri"/>
                 <w:b/>
                 <w:bCs/>
                 <w:sz w:val="18"/>
@@ -2761,7 +2769,7 @@
             </w:r>
             <w:r>
               <w:rPr>
-                <w:rFonts w:asciiTheme="majorHAnsi" w:eastAsia="Poppins" w:hAnsiTheme="majorHAnsi" w:cstheme="majorHAnsi"/>
+                <w:rFonts w:ascii="Calibri" w:eastAsia="Poppins" w:hAnsi="Calibri" w:cs="Calibri"/>
                 <w:b/>
                 <w:bCs/>
                 <w:sz w:val="18"/>
@@ -2778,7 +2786,7 @@
           <w:p>
             <w:pPr>
               <w:rPr>
-                <w:rFonts w:asciiTheme="majorHAnsi" w:eastAsia="Poppins" w:hAnsiTheme="majorHAnsi" w:cstheme="majorHAnsi"/>
+                <w:rFonts w:ascii="Calibri" w:eastAsia="Poppins" w:hAnsi="Calibri" w:cs="Calibri"/>
                 <w:sz w:val="18"/>
                 <w:szCs w:val="18"/>
               </w:rPr>
@@ -2790,23 +2798,23 @@
     <w:p>
       <w:pPr>
         <w:rPr>
-          <w:rFonts w:asciiTheme="majorHAnsi" w:hAnsiTheme="majorHAnsi" w:cstheme="majorHAnsi"/>
-          <w:sz w:val="18"/>
-          <w:szCs w:val="18"/>
-        </w:rPr>
-      </w:pPr>
-    </w:p>
-    <w:p>
-      <w:pPr>
-        <w:rPr>
-          <w:rFonts w:asciiTheme="majorHAnsi" w:eastAsia="Poppins" w:hAnsiTheme="majorHAnsi" w:cstheme="majorHAnsi"/>
-          <w:sz w:val="18"/>
-          <w:szCs w:val="18"/>
-        </w:rPr>
-      </w:pPr>
-      <w:r>
-        <w:rPr>
-          <w:rFonts w:asciiTheme="majorHAnsi" w:eastAsia="Poppins" w:hAnsiTheme="majorHAnsi" w:cstheme="majorHAnsi"/>
+          <w:rFonts w:ascii="Calibri" w:hAnsi="Calibri" w:cs="Calibri"/>
+          <w:sz w:val="18"/>
+          <w:szCs w:val="18"/>
+        </w:rPr>
+      </w:pPr>
+    </w:p>
+    <w:p>
+      <w:pPr>
+        <w:rPr>
+          <w:rFonts w:ascii="Calibri" w:eastAsia="Poppins" w:hAnsi="Calibri" w:cs="Calibri"/>
+          <w:sz w:val="18"/>
+          <w:szCs w:val="18"/>
+        </w:rPr>
+      </w:pPr>
+      <w:r>
+        <w:rPr>
+          <w:rFonts w:ascii="Calibri" w:eastAsia="Poppins" w:hAnsi="Calibri" w:cs="Calibri"/>
           <w:sz w:val="18"/>
           <w:szCs w:val="18"/>
         </w:rPr>
@@ -2816,7 +2824,7 @@
       <w:bookmarkEnd w:id="40"/>
       <w:r>
         <w:rPr>
-          <w:rFonts w:asciiTheme="majorHAnsi" w:eastAsia="Poppins" w:hAnsiTheme="majorHAnsi" w:cstheme="majorHAnsi"/>
+          <w:rFonts w:ascii="Calibri" w:eastAsia="Poppins" w:hAnsi="Calibri" w:cs="Calibri"/>
           <w:sz w:val="18"/>
           <w:szCs w:val="18"/>
         </w:rPr>
@@ -2826,41 +2834,41 @@
     <w:p>
       <w:pPr>
         <w:rPr>
-          <w:rFonts w:asciiTheme="majorHAnsi" w:eastAsia="Poppins" w:hAnsiTheme="majorHAnsi" w:cstheme="majorHAnsi"/>
-          <w:sz w:val="18"/>
-          <w:szCs w:val="18"/>
-        </w:rPr>
-      </w:pPr>
-    </w:p>
-    <w:p>
-      <w:pPr>
-        <w:rPr>
-          <w:rFonts w:asciiTheme="majorHAnsi" w:eastAsia="Poppins" w:hAnsiTheme="majorHAnsi" w:cstheme="majorHAnsi"/>
-          <w:sz w:val="18"/>
-          <w:szCs w:val="18"/>
-        </w:rPr>
-      </w:pPr>
-    </w:p>
-    <w:p>
-      <w:pPr>
-        <w:rPr>
-          <w:rFonts w:asciiTheme="majorHAnsi" w:eastAsia="Poppins" w:hAnsiTheme="majorHAnsi" w:cstheme="majorHAnsi"/>
-          <w:sz w:val="18"/>
-          <w:szCs w:val="18"/>
-        </w:rPr>
-      </w:pPr>
-    </w:p>
-    <w:p>
-      <w:pPr>
-        <w:rPr>
-          <w:rFonts w:asciiTheme="majorHAnsi" w:eastAsia="Poppins" w:hAnsiTheme="majorHAnsi" w:cstheme="majorHAnsi"/>
-          <w:sz w:val="18"/>
-          <w:szCs w:val="18"/>
-        </w:rPr>
-      </w:pPr>
-      <w:r>
-        <w:rPr>
-          <w:rFonts w:asciiTheme="majorHAnsi" w:eastAsia="Poppins" w:hAnsiTheme="majorHAnsi" w:cstheme="majorHAnsi"/>
+          <w:rFonts w:ascii="Calibri" w:eastAsia="Poppins" w:hAnsi="Calibri" w:cs="Calibri"/>
+          <w:sz w:val="18"/>
+          <w:szCs w:val="18"/>
+        </w:rPr>
+      </w:pPr>
+    </w:p>
+    <w:p>
+      <w:pPr>
+        <w:rPr>
+          <w:rFonts w:ascii="Calibri" w:eastAsia="Poppins" w:hAnsi="Calibri" w:cs="Calibri"/>
+          <w:sz w:val="18"/>
+          <w:szCs w:val="18"/>
+        </w:rPr>
+      </w:pPr>
+    </w:p>
+    <w:p>
+      <w:pPr>
+        <w:rPr>
+          <w:rFonts w:ascii="Calibri" w:eastAsia="Poppins" w:hAnsi="Calibri" w:cs="Calibri"/>
+          <w:sz w:val="18"/>
+          <w:szCs w:val="18"/>
+        </w:rPr>
+      </w:pPr>
+    </w:p>
+    <w:p>
+      <w:pPr>
+        <w:rPr>
+          <w:rFonts w:ascii="Calibri" w:eastAsia="Poppins" w:hAnsi="Calibri" w:cs="Calibri"/>
+          <w:sz w:val="18"/>
+          <w:szCs w:val="18"/>
+        </w:rPr>
+      </w:pPr>
+      <w:r>
+        <w:rPr>
+          <w:rFonts w:ascii="Calibri" w:eastAsia="Poppins" w:hAnsi="Calibri" w:cs="Calibri"/>
           <w:sz w:val="18"/>
           <w:szCs w:val="18"/>
         </w:rPr>
@@ -2870,16 +2878,16 @@
     <w:p>
       <w:pPr>
         <w:rPr>
-          <w:rFonts w:asciiTheme="majorHAnsi" w:eastAsia="Poppins" w:hAnsiTheme="majorHAnsi" w:cstheme="majorHAnsi"/>
-          <w:sz w:val="18"/>
-          <w:szCs w:val="18"/>
-        </w:rPr>
-      </w:pPr>
-    </w:p>
-    <w:p>
-      <w:pPr>
-        <w:rPr>
-          <w:rFonts w:asciiTheme="majorHAnsi" w:eastAsia="Poppins" w:hAnsiTheme="majorHAnsi" w:cstheme="majorHAnsi"/>
+          <w:rFonts w:ascii="Calibri" w:eastAsia="Poppins" w:hAnsi="Calibri" w:cs="Calibri"/>
+          <w:sz w:val="18"/>
+          <w:szCs w:val="18"/>
+        </w:rPr>
+      </w:pPr>
+    </w:p>
+    <w:p>
+      <w:pPr>
+        <w:rPr>
+          <w:rFonts w:ascii="Calibri" w:eastAsia="Poppins" w:hAnsi="Calibri" w:cs="Calibri"/>
           <w:sz w:val="18"/>
           <w:szCs w:val="18"/>
           <w:u w:val="single"/>
@@ -2887,7 +2895,7 @@
       </w:pPr>
       <w:r>
         <w:rPr>
-          <w:rFonts w:asciiTheme="majorHAnsi" w:eastAsia="Poppins" w:hAnsiTheme="majorHAnsi" w:cstheme="majorHAnsi"/>
+          <w:rFonts w:ascii="Calibri" w:eastAsia="Poppins" w:hAnsi="Calibri" w:cs="Calibri"/>
           <w:sz w:val="18"/>
           <w:szCs w:val="18"/>
         </w:rPr>
@@ -2897,15 +2905,31 @@
       <w:bookmarkEnd w:id="41"/>
       <w:r>
         <w:rPr>
-          <w:rFonts w:asciiTheme="majorHAnsi" w:eastAsia="Poppins" w:hAnsiTheme="majorHAnsi" w:cstheme="majorHAnsi"/>
-          <w:sz w:val="18"/>
-          <w:szCs w:val="18"/>
-        </w:rPr>
-        <w:t xml:space="preserve">                                                               </w:t>
-      </w:r>
-      <w:r>
-        <w:rPr>
-          <w:rFonts w:asciiTheme="majorHAnsi" w:eastAsia="Poppins" w:hAnsiTheme="majorHAnsi" w:cstheme="majorHAnsi"/>
+          <w:rFonts w:ascii="Calibri" w:eastAsia="Poppins" w:hAnsi="Calibri" w:cs="Calibri"/>
+          <w:sz w:val="18"/>
+          <w:szCs w:val="18"/>
+        </w:rPr>
+        <w:t xml:space="preserve">     </w:t>
+      </w:r>
+      <w:r>
+        <w:rPr>
+          <w:rFonts w:ascii="Calibri" w:eastAsia="Poppins" w:hAnsi="Calibri" w:cs="Calibri"/>
+          <w:sz w:val="18"/>
+          <w:szCs w:val="18"/>
+        </w:rPr>
+        <w:t>{{ fecha_cierre }}</w:t>
+      </w:r>
+      <w:r>
+        <w:rPr>
+          <w:rFonts w:ascii="Calibri" w:eastAsia="Poppins" w:hAnsi="Calibri" w:cs="Calibri"/>
+          <w:sz w:val="18"/>
+          <w:szCs w:val="18"/>
+        </w:rPr>
+        <w:t xml:space="preserve">                                                          </w:t>
+      </w:r>
+      <w:r>
+        <w:rPr>
+          <w:rFonts w:ascii="Calibri" w:eastAsia="Poppins" w:hAnsi="Calibri" w:cs="Calibri"/>
           <w:sz w:val="18"/>
           <w:szCs w:val="18"/>
         </w:rPr>
@@ -2913,7 +2937,7 @@
       </w:r>
       <w:r>
         <w:rPr>
-          <w:rFonts w:asciiTheme="majorHAnsi" w:eastAsia="Poppins" w:hAnsiTheme="majorHAnsi" w:cstheme="majorHAnsi"/>
+          <w:rFonts w:ascii="Calibri" w:eastAsia="Poppins" w:hAnsi="Calibri" w:cs="Calibri"/>
           <w:sz w:val="18"/>
           <w:szCs w:val="18"/>
         </w:rPr>
@@ -2921,7 +2945,7 @@
       </w:r>
       <w:r>
         <w:rPr>
-          <w:rFonts w:asciiTheme="majorHAnsi" w:eastAsia="Poppins" w:hAnsiTheme="majorHAnsi" w:cstheme="majorHAnsi"/>
+          <w:rFonts w:ascii="Calibri" w:eastAsia="Poppins" w:hAnsi="Calibri" w:cs="Calibri"/>
           <w:sz w:val="18"/>
           <w:szCs w:val="18"/>
           <w:u w:val="single"/>
@@ -2932,14 +2956,14 @@
     <w:p>
       <w:pPr>
         <w:rPr>
-          <w:rFonts w:asciiTheme="majorHAnsi" w:hAnsiTheme="majorHAnsi" w:cstheme="majorHAnsi"/>
-          <w:sz w:val="18"/>
-          <w:szCs w:val="18"/>
-        </w:rPr>
-      </w:pPr>
-      <w:r>
-        <w:rPr>
-          <w:rFonts w:asciiTheme="majorHAnsi" w:hAnsiTheme="majorHAnsi" w:cstheme="majorHAnsi"/>
+          <w:rFonts w:ascii="Calibri" w:hAnsi="Calibri" w:cs="Calibri"/>
+          <w:sz w:val="18"/>
+          <w:szCs w:val="18"/>
+        </w:rPr>
+      </w:pPr>
+      <w:r>
+        <w:rPr>
+          <w:rFonts w:ascii="Calibri" w:hAnsi="Calibri" w:cs="Calibri"/>
           <w:sz w:val="18"/>
           <w:szCs w:val="18"/>
         </w:rPr>
@@ -2949,23 +2973,23 @@
     <w:p>
       <w:pPr>
         <w:rPr>
-          <w:rFonts w:asciiTheme="majorHAnsi" w:hAnsiTheme="majorHAnsi" w:cstheme="majorHAnsi"/>
-          <w:sz w:val="18"/>
-          <w:szCs w:val="18"/>
-        </w:rPr>
-      </w:pPr>
-    </w:p>
-    <w:p>
-      <w:pPr>
-        <w:rPr>
-          <w:rFonts w:asciiTheme="majorHAnsi" w:eastAsia="Poppins" w:hAnsiTheme="majorHAnsi" w:cstheme="majorHAnsi"/>
-          <w:sz w:val="18"/>
-          <w:szCs w:val="18"/>
-        </w:rPr>
-      </w:pPr>
-      <w:r>
-        <w:rPr>
-          <w:rFonts w:asciiTheme="majorHAnsi" w:eastAsia="Poppins" w:hAnsiTheme="majorHAnsi" w:cstheme="majorHAnsi"/>
+          <w:rFonts w:ascii="Calibri" w:hAnsi="Calibri" w:cs="Calibri"/>
+          <w:sz w:val="18"/>
+          <w:szCs w:val="18"/>
+        </w:rPr>
+      </w:pPr>
+    </w:p>
+    <w:p>
+      <w:pPr>
+        <w:rPr>
+          <w:rFonts w:ascii="Calibri" w:eastAsia="Poppins" w:hAnsi="Calibri" w:cs="Calibri"/>
+          <w:sz w:val="18"/>
+          <w:szCs w:val="18"/>
+        </w:rPr>
+      </w:pPr>
+      <w:r>
+        <w:rPr>
+          <w:rFonts w:ascii="Calibri" w:eastAsia="Poppins" w:hAnsi="Calibri" w:cs="Calibri"/>
           <w:sz w:val="18"/>
           <w:szCs w:val="18"/>
         </w:rPr>
@@ -2975,77 +2999,77 @@
     <w:p>
       <w:pPr>
         <w:rPr>
-          <w:rFonts w:asciiTheme="majorHAnsi" w:eastAsia="Poppins" w:hAnsiTheme="majorHAnsi" w:cstheme="majorHAnsi"/>
-          <w:sz w:val="18"/>
-          <w:szCs w:val="18"/>
-        </w:rPr>
-      </w:pPr>
-    </w:p>
-    <w:p>
-      <w:pPr>
-        <w:rPr>
-          <w:rFonts w:asciiTheme="majorHAnsi" w:eastAsia="Poppins" w:hAnsiTheme="majorHAnsi" w:cstheme="majorHAnsi"/>
-          <w:sz w:val="18"/>
-          <w:szCs w:val="18"/>
-        </w:rPr>
-      </w:pPr>
-    </w:p>
-    <w:p>
-      <w:pPr>
-        <w:rPr>
-          <w:rFonts w:asciiTheme="majorHAnsi" w:eastAsia="Poppins" w:hAnsiTheme="majorHAnsi" w:cstheme="majorHAnsi"/>
-          <w:sz w:val="18"/>
-          <w:szCs w:val="18"/>
-        </w:rPr>
-      </w:pPr>
-    </w:p>
-    <w:p>
-      <w:pPr>
-        <w:rPr>
-          <w:rFonts w:asciiTheme="majorHAnsi" w:eastAsia="Poppins" w:hAnsiTheme="majorHAnsi" w:cstheme="majorHAnsi"/>
-          <w:sz w:val="18"/>
-          <w:szCs w:val="18"/>
-        </w:rPr>
-      </w:pPr>
-    </w:p>
-    <w:p>
-      <w:pPr>
-        <w:rPr>
-          <w:rFonts w:asciiTheme="majorHAnsi" w:eastAsia="Poppins" w:hAnsiTheme="majorHAnsi" w:cstheme="majorHAnsi"/>
-          <w:sz w:val="18"/>
-          <w:szCs w:val="18"/>
-        </w:rPr>
-      </w:pPr>
-    </w:p>
-    <w:p>
-      <w:pPr>
-        <w:rPr>
-          <w:rFonts w:asciiTheme="majorHAnsi" w:eastAsia="Poppins" w:hAnsiTheme="majorHAnsi" w:cstheme="majorHAnsi"/>
-          <w:sz w:val="18"/>
-          <w:szCs w:val="18"/>
-        </w:rPr>
-      </w:pPr>
-    </w:p>
-    <w:p>
-      <w:pPr>
-        <w:rPr>
-          <w:rFonts w:asciiTheme="majorHAnsi" w:eastAsia="Poppins" w:hAnsiTheme="majorHAnsi" w:cstheme="majorHAnsi"/>
-          <w:sz w:val="18"/>
-          <w:szCs w:val="18"/>
-        </w:rPr>
-      </w:pPr>
-    </w:p>
-    <w:p>
-      <w:pPr>
-        <w:rPr>
-          <w:rFonts w:asciiTheme="majorHAnsi" w:eastAsia="Poppins" w:hAnsiTheme="majorHAnsi" w:cstheme="majorHAnsi"/>
-          <w:sz w:val="18"/>
-          <w:szCs w:val="18"/>
-        </w:rPr>
-      </w:pPr>
-      <w:r>
-        <w:rPr>
-          <w:rFonts w:asciiTheme="majorHAnsi" w:hAnsiTheme="majorHAnsi" w:cstheme="majorHAnsi"/>
+          <w:rFonts w:ascii="Calibri" w:eastAsia="Poppins" w:hAnsi="Calibri" w:cs="Calibri"/>
+          <w:sz w:val="18"/>
+          <w:szCs w:val="18"/>
+        </w:rPr>
+      </w:pPr>
+    </w:p>
+    <w:p>
+      <w:pPr>
+        <w:rPr>
+          <w:rFonts w:ascii="Calibri" w:eastAsia="Poppins" w:hAnsi="Calibri" w:cs="Calibri"/>
+          <w:sz w:val="18"/>
+          <w:szCs w:val="18"/>
+        </w:rPr>
+      </w:pPr>
+    </w:p>
+    <w:p>
+      <w:pPr>
+        <w:rPr>
+          <w:rFonts w:ascii="Calibri" w:eastAsia="Poppins" w:hAnsi="Calibri" w:cs="Calibri"/>
+          <w:sz w:val="18"/>
+          <w:szCs w:val="18"/>
+        </w:rPr>
+      </w:pPr>
+    </w:p>
+    <w:p>
+      <w:pPr>
+        <w:rPr>
+          <w:rFonts w:ascii="Calibri" w:eastAsia="Poppins" w:hAnsi="Calibri" w:cs="Calibri"/>
+          <w:sz w:val="18"/>
+          <w:szCs w:val="18"/>
+        </w:rPr>
+      </w:pPr>
+    </w:p>
+    <w:p>
+      <w:pPr>
+        <w:rPr>
+          <w:rFonts w:ascii="Calibri" w:eastAsia="Poppins" w:hAnsi="Calibri" w:cs="Calibri"/>
+          <w:sz w:val="18"/>
+          <w:szCs w:val="18"/>
+        </w:rPr>
+      </w:pPr>
+    </w:p>
+    <w:p>
+      <w:pPr>
+        <w:rPr>
+          <w:rFonts w:ascii="Calibri" w:eastAsia="Poppins" w:hAnsi="Calibri" w:cs="Calibri"/>
+          <w:sz w:val="18"/>
+          <w:szCs w:val="18"/>
+        </w:rPr>
+      </w:pPr>
+    </w:p>
+    <w:p>
+      <w:pPr>
+        <w:rPr>
+          <w:rFonts w:ascii="Calibri" w:eastAsia="Poppins" w:hAnsi="Calibri" w:cs="Calibri"/>
+          <w:sz w:val="18"/>
+          <w:szCs w:val="18"/>
+        </w:rPr>
+      </w:pPr>
+    </w:p>
+    <w:p>
+      <w:pPr>
+        <w:rPr>
+          <w:rFonts w:ascii="Calibri" w:eastAsia="Poppins" w:hAnsi="Calibri" w:cs="Calibri"/>
+          <w:sz w:val="18"/>
+          <w:szCs w:val="18"/>
+        </w:rPr>
+      </w:pPr>
+      <w:r>
+        <w:rPr>
+          <w:rFonts w:ascii="Calibri" w:hAnsi="Calibri" w:cs="Calibri"/>
           <w:noProof/>
           <w:sz w:val="28"/>
           <w:szCs w:val="28"/>
@@ -3142,7 +3166,7 @@
       </w:r>
       <w:r>
         <w:rPr>
-          <w:rFonts w:asciiTheme="majorHAnsi" w:hAnsiTheme="majorHAnsi" w:cstheme="majorHAnsi"/>
+          <w:rFonts w:ascii="Calibri" w:hAnsi="Calibri" w:cs="Calibri"/>
           <w:noProof/>
           <w:sz w:val="28"/>
           <w:szCs w:val="28"/>
@@ -3239,7 +3263,7 @@
       </w:r>
       <w:r>
         <w:rPr>
-          <w:rFonts w:asciiTheme="majorHAnsi" w:hAnsiTheme="majorHAnsi" w:cstheme="majorHAnsi"/>
+          <w:rFonts w:ascii="Calibri" w:hAnsi="Calibri" w:cs="Calibri"/>
           <w:noProof/>
           <w:sz w:val="28"/>
           <w:szCs w:val="28"/>
@@ -3336,7 +3360,7 @@
       </w:r>
       <w:r>
         <w:rPr>
-          <w:rFonts w:asciiTheme="majorHAnsi" w:hAnsiTheme="majorHAnsi" w:cstheme="majorHAnsi"/>
+          <w:rFonts w:ascii="Calibri" w:hAnsi="Calibri" w:cs="Calibri"/>
           <w:noProof/>
           <w:sz w:val="28"/>
           <w:szCs w:val="28"/>
@@ -3435,14 +3459,14 @@
     <w:p>
       <w:pPr>
         <w:rPr>
-          <w:rFonts w:asciiTheme="majorHAnsi" w:eastAsia="Poppins" w:hAnsiTheme="majorHAnsi" w:cstheme="majorHAnsi"/>
-          <w:sz w:val="18"/>
-          <w:szCs w:val="18"/>
-        </w:rPr>
-      </w:pPr>
-      <w:r>
-        <w:rPr>
-          <w:rFonts w:asciiTheme="majorHAnsi" w:eastAsia="Poppins" w:hAnsiTheme="majorHAnsi" w:cstheme="majorHAnsi"/>
+          <w:rFonts w:ascii="Calibri" w:eastAsia="Poppins" w:hAnsi="Calibri" w:cs="Calibri"/>
+          <w:sz w:val="18"/>
+          <w:szCs w:val="18"/>
+        </w:rPr>
+      </w:pPr>
+      <w:r>
+        <w:rPr>
+          <w:rFonts w:ascii="Calibri" w:eastAsia="Poppins" w:hAnsi="Calibri" w:cs="Calibri"/>
           <w:sz w:val="18"/>
           <w:szCs w:val="18"/>
         </w:rPr>
@@ -3452,14 +3476,14 @@
     <w:p>
       <w:pPr>
         <w:rPr>
-          <w:rFonts w:asciiTheme="majorHAnsi" w:eastAsia="Poppins" w:hAnsiTheme="majorHAnsi" w:cstheme="majorHAnsi"/>
-          <w:sz w:val="18"/>
-          <w:szCs w:val="18"/>
-        </w:rPr>
-      </w:pPr>
-      <w:r>
-        <w:rPr>
-          <w:rFonts w:asciiTheme="majorHAnsi" w:eastAsia="Poppins" w:hAnsiTheme="majorHAnsi" w:cstheme="majorHAnsi"/>
+          <w:rFonts w:ascii="Calibri" w:eastAsia="Poppins" w:hAnsi="Calibri" w:cs="Calibri"/>
+          <w:sz w:val="18"/>
+          <w:szCs w:val="18"/>
+        </w:rPr>
+      </w:pPr>
+      <w:r>
+        <w:rPr>
+          <w:rFonts w:ascii="Calibri" w:eastAsia="Poppins" w:hAnsi="Calibri" w:cs="Calibri"/>
           <w:sz w:val="18"/>
           <w:szCs w:val="18"/>
         </w:rPr>
@@ -3469,7 +3493,7 @@
     <w:p>
       <w:pPr>
         <w:rPr>
-          <w:rFonts w:asciiTheme="majorHAnsi" w:eastAsia="Poppins" w:hAnsiTheme="majorHAnsi" w:cstheme="majorHAnsi"/>
+          <w:rFonts w:ascii="Calibri" w:eastAsia="Poppins" w:hAnsi="Calibri" w:cs="Calibri"/>
           <w:sz w:val="18"/>
           <w:szCs w:val="18"/>
         </w:rPr>
